--- a/marketing/Parametrix-Mobile-Mapping-Capability-Brochure.docx
+++ b/marketing/Parametrix-Mobile-Mapping-Capability-Brochure.docx
@@ -168,12 +168,30 @@
           <w:sz w:val="52"/>
           <w:szCs w:val="52"/>
         </w:rPr>
-        <w:t xml:space="preserve">What it is</w:t>
-      </w:r>
-    </w:p>
-    <w:p>
-      <w:pPr>
-        <w:spacing w:after="140" w:before="0" w:line="300"/>
+        <w:t xml:space="preserve">Open roads, and a finished survey</w:t>
+      </w:r>
+    </w:p>
+    <w:p>
+      <w:pPr>
+        <w:pBdr>
+          <w:left w:val="single" w:color="EE3D24" w:sz="18" w:space="12"/>
+        </w:pBdr>
+        <w:spacing w:after="220" w:before="200" w:line="300"/>
+        <w:ind w:left="240"/>
+      </w:pPr>
+      <w:r>
+        <w:rPr>
+          <w:rFonts w:ascii="Freight Text Pro" w:cs="Freight Text Pro" w:eastAsia="Freight Text Pro" w:hAnsi="Freight Text Pro"/>
+          <w:color w:val="EE3D24"/>
+          <w:sz w:val="23"/>
+          <w:szCs w:val="23"/>
+        </w:rPr>
+        <w:t xml:space="preserve">The crew never gets out of the vehicle, and the traffic never stops.</w:t>
+      </w:r>
+    </w:p>
+    <w:p>
+      <w:pPr>
+        <w:spacing w:after="140" w:before="0" w:line="280"/>
       </w:pPr>
       <w:r>
         <w:rPr>
@@ -182,7 +200,21 @@
           <w:sz w:val="21"/>
           <w:szCs w:val="21"/>
         </w:rPr>
-        <w:t xml:space="preserve">A total station or a static scanner measures from a fixed, occupied point. </w:t>
+        <w:t xml:space="preserve">A conventional corridor survey puts people in the roadway. It needs a lane, often several lanes over several days, and every one of those days is an exposure — to traffic, to weather, to the schedule. The closure itself has a cost that lands on the travelling public and on the project budget long before the survey is delivered.</w:t>
+      </w:r>
+    </w:p>
+    <w:p>
+      <w:pPr>
+        <w:spacing w:after="140" w:before="0" w:line="280"/>
+      </w:pPr>
+      <w:r>
+        <w:rPr>
+          <w:rFonts w:ascii="Franklin Gothic Book" w:cs="Franklin Gothic Book" w:eastAsia="Franklin Gothic Book" w:hAnsi="Franklin Gothic Book"/>
+          <w:color w:val="333333"/>
+          <w:sz w:val="21"/>
+          <w:szCs w:val="21"/>
+        </w:rPr>
+        <w:t xml:space="preserve">The MX60 collects while driving with traffic, at up to 50 mph. </w:t>
       </w:r>
       <w:r>
         <w:rPr>
@@ -193,7 +225,7 @@
           <w:sz w:val="21"/>
           <w:szCs w:val="21"/>
         </w:rPr>
-        <w:t xml:space="preserve">The MX60 never stops.</w:t>
+        <w:t xml:space="preserve">The mobile mapping run needs no lane closure at all</w:t>
       </w:r>
       <w:r>
         <w:rPr>
@@ -202,21 +234,7 @@
           <w:sz w:val="21"/>
           <w:szCs w:val="21"/>
         </w:rPr>
-        <w:t xml:space="preserve"> Two laser scanners record range and angle continuously while the system computes, for every instant, where the sensor head was and which way it was pointing. A mile of roadway is captured in the time it takes to drive it.</w:t>
-      </w:r>
-    </w:p>
-    <w:p>
-      <w:pPr>
-        <w:spacing w:after="140" w:before="0" w:line="280"/>
-      </w:pPr>
-      <w:r>
-        <w:rPr>
-          <w:rFonts w:ascii="Franklin Gothic Book" w:cs="Franklin Gothic Book" w:eastAsia="Franklin Gothic Book" w:hAnsi="Franklin Gothic Book"/>
-          <w:color w:val="333333"/>
-          <w:sz w:val="21"/>
-          <w:szCs w:val="21"/>
-        </w:rPr>
-        <w:t xml:space="preserve">Two cameras run alongside the scanners — a 360° spherical camera and a downward camera on the pavement — so the imagery and the measurements come from the same pass, at the same instant, in the same coordinate system.</w:t>
+        <w:t xml:space="preserve">, and nobody is on foot in a live lane while it happens. Control still has to be set conventionally, but that is a fraction of the ground exposure a full topographic survey requires — a few points, placed where they can be reached safely, instead of a crew working the length of the corridor.</w:t>
       </w:r>
     </w:p>
     <w:p>
@@ -235,7 +253,171 @@
           <w:sz w:val="30"/>
           <w:szCs w:val="30"/>
         </w:rPr>
-        <w:t xml:space="preserve">Where it fits</w:t>
+        <w:t xml:space="preserve">What that changes</w:t>
+      </w:r>
+    </w:p>
+    <w:p>
+      <w:pPr>
+        <w:pStyle w:val="ListParagraph"/>
+        <w:numPr>
+          <w:ilvl w:val="0"/>
+          <w:numId w:val="2"/>
+        </w:numPr>
+        <w:spacing w:after="110" w:line="280"/>
+      </w:pPr>
+      <w:r>
+        <w:rPr>
+          <w:rFonts w:ascii="Franklin Gothic Book" w:cs="Franklin Gothic Book" w:eastAsia="Franklin Gothic Book" w:hAnsi="Franklin Gothic Book"/>
+          <w:b/>
+          <w:bCs/>
+          <w:color w:val="333333"/>
+          <w:sz w:val="21"/>
+          <w:szCs w:val="21"/>
+        </w:rPr>
+        <w:t xml:space="preserve">Fewer closures, shorter closures. </w:t>
+      </w:r>
+      <w:r>
+        <w:rPr>
+          <w:rFonts w:ascii="Franklin Gothic Book" w:cs="Franklin Gothic Book" w:eastAsia="Franklin Gothic Book" w:hAnsi="Franklin Gothic Book"/>
+          <w:color w:val="333333"/>
+          <w:sz w:val="21"/>
+          <w:szCs w:val="21"/>
+        </w:rPr>
+        <w:t xml:space="preserve">The survey stops being the reason a lane is shut.</w:t>
+      </w:r>
+    </w:p>
+    <w:p>
+      <w:pPr>
+        <w:pStyle w:val="ListParagraph"/>
+        <w:numPr>
+          <w:ilvl w:val="0"/>
+          <w:numId w:val="2"/>
+        </w:numPr>
+        <w:spacing w:after="110" w:line="280"/>
+      </w:pPr>
+      <w:r>
+        <w:rPr>
+          <w:rFonts w:ascii="Franklin Gothic Book" w:cs="Franklin Gothic Book" w:eastAsia="Franklin Gothic Book" w:hAnsi="Franklin Gothic Book"/>
+          <w:b/>
+          <w:bCs/>
+          <w:color w:val="333333"/>
+          <w:sz w:val="21"/>
+          <w:szCs w:val="21"/>
+        </w:rPr>
+        <w:t xml:space="preserve">Less time exposed to traffic. </w:t>
+      </w:r>
+      <w:r>
+        <w:rPr>
+          <w:rFonts w:ascii="Franklin Gothic Book" w:cs="Franklin Gothic Book" w:eastAsia="Franklin Gothic Book" w:hAnsi="Franklin Gothic Book"/>
+          <w:color w:val="333333"/>
+          <w:sz w:val="21"/>
+          <w:szCs w:val="21"/>
+        </w:rPr>
+        <w:t xml:space="preserve">The single largest safety risk in corridor survey work is being in the roadway. This removes most of it.</w:t>
+      </w:r>
+    </w:p>
+    <w:p>
+      <w:pPr>
+        <w:pStyle w:val="ListParagraph"/>
+        <w:numPr>
+          <w:ilvl w:val="0"/>
+          <w:numId w:val="2"/>
+        </w:numPr>
+        <w:spacing w:after="110" w:line="280"/>
+      </w:pPr>
+      <w:r>
+        <w:rPr>
+          <w:rFonts w:ascii="Franklin Gothic Book" w:cs="Franklin Gothic Book" w:eastAsia="Franklin Gothic Book" w:hAnsi="Franklin Gothic Book"/>
+          <w:b/>
+          <w:bCs/>
+          <w:color w:val="333333"/>
+          <w:sz w:val="21"/>
+          <w:szCs w:val="21"/>
+        </w:rPr>
+        <w:t xml:space="preserve">Less disruption to the public. </w:t>
+      </w:r>
+      <w:r>
+        <w:rPr>
+          <w:rFonts w:ascii="Franklin Gothic Book" w:cs="Franklin Gothic Book" w:eastAsia="Franklin Gothic Book" w:hAnsi="Franklin Gothic Book"/>
+          <w:color w:val="333333"/>
+          <w:sz w:val="21"/>
+          <w:szCs w:val="21"/>
+        </w:rPr>
+        <w:t xml:space="preserve">No queues, no detours and no night work attributable to the survey.</w:t>
+      </w:r>
+    </w:p>
+    <w:p>
+      <w:pPr>
+        <w:pStyle w:val="ListParagraph"/>
+        <w:numPr>
+          <w:ilvl w:val="0"/>
+          <w:numId w:val="2"/>
+        </w:numPr>
+        <w:spacing w:after="110" w:line="280"/>
+      </w:pPr>
+      <w:r>
+        <w:rPr>
+          <w:rFonts w:ascii="Franklin Gothic Book" w:cs="Franklin Gothic Book" w:eastAsia="Franklin Gothic Book" w:hAnsi="Franklin Gothic Book"/>
+          <w:b/>
+          <w:bCs/>
+          <w:color w:val="333333"/>
+          <w:sz w:val="21"/>
+          <w:szCs w:val="21"/>
+        </w:rPr>
+        <w:t xml:space="preserve">A revisit costs a drive, not a mobilisation. </w:t>
+      </w:r>
+      <w:r>
+        <w:rPr>
+          <w:rFonts w:ascii="Franklin Gothic Book" w:cs="Franklin Gothic Book" w:eastAsia="Franklin Gothic Book" w:hAnsi="Franklin Gothic Book"/>
+          <w:color w:val="333333"/>
+          <w:sz w:val="21"/>
+          <w:szCs w:val="21"/>
+        </w:rPr>
+        <w:t xml:space="preserve">Coming back to capture a changed condition is measured in hours.</w:t>
+      </w:r>
+    </w:p>
+    <w:p>
+      <w:pPr>
+        <w:pStyle w:val="Heading2"/>
+        <w:keepNext/>
+        <w:keepLines/>
+        <w:spacing w:after="140" w:before="320"/>
+      </w:pPr>
+      <w:r>
+        <w:rPr>
+          <w:rFonts w:ascii="Klinic Slab" w:cs="Klinic Slab" w:eastAsia="Klinic Slab" w:hAnsi="Klinic Slab"/>
+          <w:b/>
+          <w:bCs/>
+          <w:color w:val="EE3D24"/>
+          <w:sz w:val="30"/>
+          <w:szCs w:val="30"/>
+        </w:rPr>
+        <w:t xml:space="preserve">What you receive</w:t>
+      </w:r>
+    </w:p>
+    <w:p>
+      <w:pPr>
+        <w:spacing w:after="140" w:before="0" w:line="280"/>
+      </w:pPr>
+      <w:r>
+        <w:rPr>
+          <w:rFonts w:ascii="Franklin Gothic Book" w:cs="Franklin Gothic Book" w:eastAsia="Franklin Gothic Book" w:hAnsi="Franklin Gothic Book"/>
+          <w:b/>
+          <w:bCs/>
+          <w:color w:val="333333"/>
+          <w:sz w:val="21"/>
+          <w:szCs w:val="21"/>
+        </w:rPr>
+        <w:t xml:space="preserve">Parametrix delivers a finished survey product, not a point cloud. </w:t>
+      </w:r>
+      <w:r>
+        <w:rPr>
+          <w:rFonts w:ascii="Franklin Gothic Book" w:cs="Franklin Gothic Book" w:eastAsia="Franklin Gothic Book" w:hAnsi="Franklin Gothic Book"/>
+          <w:color w:val="333333"/>
+          <w:sz w:val="21"/>
+          <w:szCs w:val="21"/>
+        </w:rPr>
+        <w:t xml:space="preserve">The cloud and the imagery are how we get there — they are intermediate, and you are welcome to them, but the deliverable is the drawing, the surface, the inventory or the report you asked for, in the format your workflow uses.</w:t>
       </w:r>
     </w:p>
     <w:tbl>
@@ -284,7 +466,7 @@
                 <w:sz w:val="20"/>
                 <w:szCs w:val="20"/>
               </w:rPr>
-              <w:t xml:space="preserve">Roadway corridors</w:t>
+              <w:t xml:space="preserve">Existing-conditions base mapping</w:t>
             </w:r>
           </w:p>
         </w:tc>
@@ -315,7 +497,7 @@
                 <w:sz w:val="20"/>
                 <w:szCs w:val="20"/>
               </w:rPr>
-              <w:t xml:space="preserve">Pavement surface, striping, signing, barrier, drainage structures, clear zone</w:t>
+              <w:t xml:space="preserve">Planimetric features, edge of pavement, striping, curb, drainage structures, signing and utilities visible from the corridor — drafted to your CAD standard</w:t>
             </w:r>
           </w:p>
         </w:tc>
@@ -350,7 +532,7 @@
                 <w:sz w:val="20"/>
                 <w:szCs w:val="20"/>
               </w:rPr>
-              <w:t xml:space="preserve">Interchanges and arterials</w:t>
+              <w:t xml:space="preserve">Surfaces and terrain models</w:t>
             </w:r>
           </w:p>
         </w:tc>
@@ -381,7 +563,7 @@
                 <w:sz w:val="20"/>
                 <w:szCs w:val="20"/>
               </w:rPr>
-              <w:t xml:space="preserve">Complex geometry captured in passes rather than in set-ups</w:t>
+              <w:t xml:space="preserve">Digital terrain model, breaklines, contours and cross sections at the interval you specify</w:t>
             </w:r>
           </w:p>
         </w:tc>
@@ -416,7 +598,7 @@
                 <w:sz w:val="20"/>
                 <w:szCs w:val="20"/>
               </w:rPr>
-              <w:t xml:space="preserve">Rail and transit</w:t>
+              <w:t xml:space="preserve">Asset inventories</w:t>
             </w:r>
           </w:p>
         </w:tc>
@@ -447,7 +629,7 @@
                 <w:sz w:val="20"/>
                 <w:szCs w:val="20"/>
               </w:rPr>
-              <w:t xml:space="preserve">Track-adjacent measurement without putting a crew in the corridor on foot</w:t>
+              <w:t xml:space="preserve">Signs, markings, drainage, barrier, lighting and poles — located, attributed, and each one tied to the image that shows it</w:t>
             </w:r>
           </w:p>
         </w:tc>
@@ -482,7 +664,7 @@
                 <w:sz w:val="20"/>
                 <w:szCs w:val="20"/>
               </w:rPr>
-              <w:t xml:space="preserve">Ports, yards, large sites</w:t>
+              <w:t xml:space="preserve">Clearance and condition reports</w:t>
             </w:r>
           </w:p>
         </w:tc>
@@ -513,7 +695,7 @@
                 <w:sz w:val="20"/>
                 <w:szCs w:val="20"/>
               </w:rPr>
-              <w:t xml:space="preserve">Large paved areas in a fraction of the time static methods take</w:t>
+              <w:t xml:space="preserve">Bridge and overhead clearances, sidewalk and curb ramp geometry, pavement surface condition</w:t>
             </w:r>
           </w:p>
         </w:tc>
@@ -548,7 +730,7 @@
                 <w:sz w:val="20"/>
                 <w:szCs w:val="20"/>
               </w:rPr>
-              <w:t xml:space="preserve">Asset inventory</w:t>
+              <w:t xml:space="preserve">Change and monitoring reports</w:t>
             </w:r>
           </w:p>
         </w:tc>
@@ -579,7 +761,7 @@
                 <w:sz w:val="20"/>
                 <w:szCs w:val="20"/>
               </w:rPr>
-              <w:t xml:space="preserve">Every asset in the corridor located and photographed on the same pass</w:t>
+              <w:t xml:space="preserve">Where a corridor has moved, settled or eroded between surveys, and by how much</w:t>
             </w:r>
           </w:p>
         </w:tc>
@@ -614,7 +796,7 @@
                 <w:sz w:val="20"/>
                 <w:szCs w:val="20"/>
               </w:rPr>
-              <w:t xml:space="preserve">Existing-conditions base</w:t>
+              <w:t xml:space="preserve">The survey record</w:t>
             </w:r>
           </w:p>
         </w:tc>
@@ -645,12 +827,48 @@
                 <w:sz w:val="20"/>
                 <w:szCs w:val="20"/>
               </w:rPr>
-              <w:t xml:space="preserve">A measured, dated record of the whole corridor, not only what was staked</w:t>
+              <w:t xml:space="preserve">The control used, the independent check results, and the coordinate system, datum and epoch the deliverable sits on</w:t>
             </w:r>
           </w:p>
         </w:tc>
       </w:tr>
     </w:tbl>
+    <w:p>
+      <w:r>
+        <w:br w:type="page"/>
+      </w:r>
+    </w:p>
+    <w:p>
+      <w:pPr>
+        <w:pStyle w:val="Heading1"/>
+        <w:spacing w:after="200" w:before="0"/>
+      </w:pPr>
+      <w:r>
+        <w:rPr>
+          <w:rFonts w:ascii="Klinic Slab" w:cs="Klinic Slab" w:eastAsia="Klinic Slab" w:hAnsi="Klinic Slab"/>
+          <w:b/>
+          <w:bCs/>
+          <w:color w:val="EE3D24"/>
+          <w:sz w:val="52"/>
+          <w:szCs w:val="52"/>
+        </w:rPr>
+        <w:t xml:space="preserve">Where it is used</w:t>
+      </w:r>
+    </w:p>
+    <w:p>
+      <w:pPr>
+        <w:spacing w:after="140" w:before="0" w:line="280"/>
+      </w:pPr>
+      <w:r>
+        <w:rPr>
+          <w:rFonts w:ascii="Franklin Gothic Book" w:cs="Franklin Gothic Book" w:eastAsia="Franklin Gothic Book" w:hAnsi="Franklin Gothic Book"/>
+          <w:color w:val="333333"/>
+          <w:sz w:val="21"/>
+          <w:szCs w:val="21"/>
+        </w:rPr>
+        <w:t xml:space="preserve">Anywhere the measurement is along a corridor, the area is large, and putting people on the ground is slow, unsafe or disruptive.</w:t>
+      </w:r>
+    </w:p>
     <w:p>
       <w:pPr>
         <w:pStyle w:val="Heading2"/>
@@ -667,129 +885,356 @@
           <w:sz w:val="30"/>
           <w:szCs w:val="30"/>
         </w:rPr>
-        <w:t xml:space="preserve">Why a client asks for it</w:t>
-      </w:r>
-    </w:p>
-    <w:p>
-      <w:pPr>
-        <w:pStyle w:val="ListParagraph"/>
-        <w:numPr>
-          <w:ilvl w:val="0"/>
-          <w:numId w:val="2"/>
-        </w:numPr>
-        <w:spacing w:after="110" w:line="280"/>
-      </w:pPr>
-      <w:r>
-        <w:rPr>
-          <w:rFonts w:ascii="Franklin Gothic Book" w:cs="Franklin Gothic Book" w:eastAsia="Franklin Gothic Book" w:hAnsi="Franklin Gothic Book"/>
-          <w:b/>
-          <w:bCs/>
-          <w:color w:val="333333"/>
-          <w:sz w:val="21"/>
-          <w:szCs w:val="21"/>
-        </w:rPr>
-        <w:t xml:space="preserve">Traffic stays open. </w:t>
-      </w:r>
-      <w:r>
-        <w:rPr>
-          <w:rFonts w:ascii="Franklin Gothic Book" w:cs="Franklin Gothic Book" w:eastAsia="Franklin Gothic Book" w:hAnsi="Franklin Gothic Book"/>
-          <w:color w:val="333333"/>
-          <w:sz w:val="21"/>
-          <w:szCs w:val="21"/>
-        </w:rPr>
-        <w:t xml:space="preserve">The vehicle collects at up to 50 mph. The survey itself needs no lane closure.</w:t>
-      </w:r>
-    </w:p>
-    <w:p>
-      <w:pPr>
-        <w:pStyle w:val="ListParagraph"/>
-        <w:numPr>
-          <w:ilvl w:val="0"/>
-          <w:numId w:val="2"/>
-        </w:numPr>
-        <w:spacing w:after="110" w:line="280"/>
-      </w:pPr>
-      <w:r>
-        <w:rPr>
-          <w:rFonts w:ascii="Franklin Gothic Book" w:cs="Franklin Gothic Book" w:eastAsia="Franklin Gothic Book" w:hAnsi="Franklin Gothic Book"/>
-          <w:b/>
-          <w:bCs/>
-          <w:color w:val="333333"/>
-          <w:sz w:val="21"/>
-          <w:szCs w:val="21"/>
-        </w:rPr>
-        <w:t xml:space="preserve">Crews stay out of the roadway. </w:t>
-      </w:r>
-      <w:r>
-        <w:rPr>
-          <w:rFonts w:ascii="Franklin Gothic Book" w:cs="Franklin Gothic Book" w:eastAsia="Franklin Gothic Book" w:hAnsi="Franklin Gothic Book"/>
-          <w:color w:val="333333"/>
-          <w:sz w:val="21"/>
-          <w:szCs w:val="21"/>
-        </w:rPr>
-        <w:t xml:space="preserve">The measurement is made from inside a moving vehicle.</w:t>
-      </w:r>
-    </w:p>
-    <w:p>
-      <w:pPr>
-        <w:pStyle w:val="ListParagraph"/>
-        <w:numPr>
-          <w:ilvl w:val="0"/>
-          <w:numId w:val="2"/>
-        </w:numPr>
-        <w:spacing w:after="110" w:line="280"/>
-      </w:pPr>
-      <w:r>
-        <w:rPr>
-          <w:rFonts w:ascii="Franklin Gothic Book" w:cs="Franklin Gothic Book" w:eastAsia="Franklin Gothic Book" w:hAnsi="Franklin Gothic Book"/>
-          <w:b/>
-          <w:bCs/>
-          <w:color w:val="333333"/>
-          <w:sz w:val="21"/>
-          <w:szCs w:val="21"/>
-        </w:rPr>
-        <w:t xml:space="preserve">The whole corridor is captured. </w:t>
-      </w:r>
-      <w:r>
-        <w:rPr>
-          <w:rFonts w:ascii="Franklin Gothic Book" w:cs="Franklin Gothic Book" w:eastAsia="Franklin Gothic Book" w:hAnsi="Franklin Gothic Book"/>
-          <w:color w:val="333333"/>
-          <w:sz w:val="21"/>
-          <w:szCs w:val="21"/>
-        </w:rPr>
-        <w:t xml:space="preserve">A question asked three months later is answered from the same dataset, without going back.</w:t>
-      </w:r>
-    </w:p>
-    <w:p>
-      <w:pPr>
-        <w:pStyle w:val="ListParagraph"/>
-        <w:numPr>
-          <w:ilvl w:val="0"/>
-          <w:numId w:val="2"/>
-        </w:numPr>
-        <w:spacing w:after="110" w:line="280"/>
-      </w:pPr>
-      <w:r>
-        <w:rPr>
-          <w:rFonts w:ascii="Franklin Gothic Book" w:cs="Franklin Gothic Book" w:eastAsia="Franklin Gothic Book" w:hAnsi="Franklin Gothic Book"/>
-          <w:b/>
-          <w:bCs/>
-          <w:color w:val="333333"/>
-          <w:sz w:val="21"/>
-          <w:szCs w:val="21"/>
-        </w:rPr>
-        <w:t xml:space="preserve">It is imaged as well as measured. </w:t>
-      </w:r>
-      <w:r>
-        <w:rPr>
-          <w:rFonts w:ascii="Franklin Gothic Book" w:cs="Franklin Gothic Book" w:eastAsia="Franklin Gothic Book" w:hAnsi="Franklin Gothic Book"/>
-          <w:color w:val="333333"/>
-          <w:sz w:val="21"/>
-          <w:szCs w:val="21"/>
-        </w:rPr>
-        <w:t xml:space="preserve">The panoramas are a dated visual record of conditions on the day of collection.</w:t>
-      </w:r>
-    </w:p>
+        <w:t xml:space="preserve">Design and existing conditions</w:t>
+      </w:r>
+    </w:p>
+    <w:tbl>
+      <w:tblPr>
+        <w:tblW w:type="dxa" w:w="10080"/>
+        <w:tblBorders>
+          <w:top w:val="none" w:color="FFFFFF" w:sz="0"/>
+          <w:left w:val="none" w:color="FFFFFF" w:sz="0"/>
+          <w:bottom w:val="none" w:color="FFFFFF" w:sz="0"/>
+          <w:right w:val="none" w:color="FFFFFF" w:sz="0"/>
+          <w:insideH w:val="none" w:color="FFFFFF" w:sz="0"/>
+          <w:insideV w:val="none" w:color="FFFFFF" w:sz="0"/>
+        </w:tblBorders>
+      </w:tblPr>
+      <w:tblGrid>
+        <w:gridCol w:w="3000"/>
+        <w:gridCol w:w="7080"/>
+      </w:tblGrid>
+      <w:tr>
+        <w:tc>
+          <w:tcPr>
+            <w:tcW w:type="dxa" w:w="3000"/>
+            <w:tcBorders>
+              <w:top w:val="single" w:color="E5E5E5" w:sz="4"/>
+              <w:left w:val="none" w:color="FFFFFF" w:sz="0"/>
+              <w:bottom w:val="single" w:color="E5E5E5" w:sz="4"/>
+              <w:right w:val="none" w:color="FFFFFF" w:sz="0"/>
+            </w:tcBorders>
+            <w:tcMar>
+              <w:top w:type="dxa" w:w="80"/>
+              <w:left w:type="dxa" w:w="120"/>
+              <w:bottom w:type="dxa" w:w="80"/>
+              <w:right w:type="dxa" w:w="120"/>
+            </w:tcMar>
+          </w:tcPr>
+          <w:p>
+            <w:pPr>
+              <w:spacing w:after="0" w:before="0" w:line="260"/>
+            </w:pPr>
+            <w:r>
+              <w:rPr>
+                <w:rFonts w:ascii="Franklin Gothic Book" w:cs="Franklin Gothic Book" w:eastAsia="Franklin Gothic Book" w:hAnsi="Franklin Gothic Book"/>
+                <w:b/>
+                <w:bCs/>
+                <w:color w:val="333333"/>
+                <w:sz w:val="20"/>
+                <w:szCs w:val="20"/>
+              </w:rPr>
+              <w:t xml:space="preserve">Roadway and highway</w:t>
+            </w:r>
+          </w:p>
+        </w:tc>
+        <w:tc>
+          <w:tcPr>
+            <w:tcW w:type="dxa" w:w="7080"/>
+            <w:tcBorders>
+              <w:top w:val="single" w:color="E5E5E5" w:sz="4"/>
+              <w:left w:val="none" w:color="FFFFFF" w:sz="0"/>
+              <w:bottom w:val="single" w:color="E5E5E5" w:sz="4"/>
+              <w:right w:val="none" w:color="FFFFFF" w:sz="0"/>
+            </w:tcBorders>
+            <w:tcMar>
+              <w:top w:type="dxa" w:w="80"/>
+              <w:left w:type="dxa" w:w="120"/>
+              <w:bottom w:type="dxa" w:w="80"/>
+              <w:right w:type="dxa" w:w="120"/>
+            </w:tcMar>
+          </w:tcPr>
+          <w:p>
+            <w:pPr>
+              <w:spacing w:after="0" w:before="0" w:line="260"/>
+            </w:pPr>
+            <w:r>
+              <w:rPr>
+                <w:rFonts w:ascii="Franklin Gothic Book" w:cs="Franklin Gothic Book" w:eastAsia="Franklin Gothic Book" w:hAnsi="Franklin Gothic Book"/>
+                <w:color w:val="333333"/>
+                <w:sz w:val="20"/>
+                <w:szCs w:val="20"/>
+              </w:rPr>
+              <w:t xml:space="preserve">Base mapping for design, widening, resurfacing and reconstruction</w:t>
+            </w:r>
+          </w:p>
+        </w:tc>
+      </w:tr>
+      <w:tr>
+        <w:tc>
+          <w:tcPr>
+            <w:tcW w:type="dxa" w:w="3000"/>
+            <w:tcBorders>
+              <w:top w:val="single" w:color="E5E5E5" w:sz="4"/>
+              <w:left w:val="none" w:color="FFFFFF" w:sz="0"/>
+              <w:bottom w:val="single" w:color="E5E5E5" w:sz="4"/>
+              <w:right w:val="none" w:color="FFFFFF" w:sz="0"/>
+            </w:tcBorders>
+            <w:tcMar>
+              <w:top w:type="dxa" w:w="80"/>
+              <w:left w:type="dxa" w:w="120"/>
+              <w:bottom w:type="dxa" w:w="80"/>
+              <w:right w:type="dxa" w:w="120"/>
+            </w:tcMar>
+          </w:tcPr>
+          <w:p>
+            <w:pPr>
+              <w:spacing w:after="0" w:before="0" w:line="260"/>
+            </w:pPr>
+            <w:r>
+              <w:rPr>
+                <w:rFonts w:ascii="Franklin Gothic Book" w:cs="Franklin Gothic Book" w:eastAsia="Franklin Gothic Book" w:hAnsi="Franklin Gothic Book"/>
+                <w:b/>
+                <w:bCs/>
+                <w:color w:val="333333"/>
+                <w:sz w:val="20"/>
+                <w:szCs w:val="20"/>
+              </w:rPr>
+              <w:t xml:space="preserve">Interchanges and arterials</w:t>
+            </w:r>
+          </w:p>
+        </w:tc>
+        <w:tc>
+          <w:tcPr>
+            <w:tcW w:type="dxa" w:w="7080"/>
+            <w:tcBorders>
+              <w:top w:val="single" w:color="E5E5E5" w:sz="4"/>
+              <w:left w:val="none" w:color="FFFFFF" w:sz="0"/>
+              <w:bottom w:val="single" w:color="E5E5E5" w:sz="4"/>
+              <w:right w:val="none" w:color="FFFFFF" w:sz="0"/>
+            </w:tcBorders>
+            <w:tcMar>
+              <w:top w:type="dxa" w:w="80"/>
+              <w:left w:type="dxa" w:w="120"/>
+              <w:bottom w:type="dxa" w:w="80"/>
+              <w:right w:type="dxa" w:w="120"/>
+            </w:tcMar>
+          </w:tcPr>
+          <w:p>
+            <w:pPr>
+              <w:spacing w:after="0" w:before="0" w:line="260"/>
+            </w:pPr>
+            <w:r>
+              <w:rPr>
+                <w:rFonts w:ascii="Franklin Gothic Book" w:cs="Franklin Gothic Book" w:eastAsia="Franklin Gothic Book" w:hAnsi="Franklin Gothic Book"/>
+                <w:color w:val="333333"/>
+                <w:sz w:val="20"/>
+                <w:szCs w:val="20"/>
+              </w:rPr>
+              <w:t xml:space="preserve">Complex geometry captured in passes rather than in set-ups</w:t>
+            </w:r>
+          </w:p>
+        </w:tc>
+      </w:tr>
+      <w:tr>
+        <w:tc>
+          <w:tcPr>
+            <w:tcW w:type="dxa" w:w="3000"/>
+            <w:tcBorders>
+              <w:top w:val="single" w:color="E5E5E5" w:sz="4"/>
+              <w:left w:val="none" w:color="FFFFFF" w:sz="0"/>
+              <w:bottom w:val="single" w:color="E5E5E5" w:sz="4"/>
+              <w:right w:val="none" w:color="FFFFFF" w:sz="0"/>
+            </w:tcBorders>
+            <w:tcMar>
+              <w:top w:type="dxa" w:w="80"/>
+              <w:left w:type="dxa" w:w="120"/>
+              <w:bottom w:type="dxa" w:w="80"/>
+              <w:right w:type="dxa" w:w="120"/>
+            </w:tcMar>
+          </w:tcPr>
+          <w:p>
+            <w:pPr>
+              <w:spacing w:after="0" w:before="0" w:line="260"/>
+            </w:pPr>
+            <w:r>
+              <w:rPr>
+                <w:rFonts w:ascii="Franklin Gothic Book" w:cs="Franklin Gothic Book" w:eastAsia="Franklin Gothic Book" w:hAnsi="Franklin Gothic Book"/>
+                <w:b/>
+                <w:bCs/>
+                <w:color w:val="333333"/>
+                <w:sz w:val="20"/>
+                <w:szCs w:val="20"/>
+              </w:rPr>
+              <w:t xml:space="preserve">Rail and transit corridors</w:t>
+            </w:r>
+          </w:p>
+        </w:tc>
+        <w:tc>
+          <w:tcPr>
+            <w:tcW w:type="dxa" w:w="7080"/>
+            <w:tcBorders>
+              <w:top w:val="single" w:color="E5E5E5" w:sz="4"/>
+              <w:left w:val="none" w:color="FFFFFF" w:sz="0"/>
+              <w:bottom w:val="single" w:color="E5E5E5" w:sz="4"/>
+              <w:right w:val="none" w:color="FFFFFF" w:sz="0"/>
+            </w:tcBorders>
+            <w:tcMar>
+              <w:top w:type="dxa" w:w="80"/>
+              <w:left w:type="dxa" w:w="120"/>
+              <w:bottom w:type="dxa" w:w="80"/>
+              <w:right w:type="dxa" w:w="120"/>
+            </w:tcMar>
+          </w:tcPr>
+          <w:p>
+            <w:pPr>
+              <w:spacing w:after="0" w:before="0" w:line="260"/>
+            </w:pPr>
+            <w:r>
+              <w:rPr>
+                <w:rFonts w:ascii="Franklin Gothic Book" w:cs="Franklin Gothic Book" w:eastAsia="Franklin Gothic Book" w:hAnsi="Franklin Gothic Book"/>
+                <w:color w:val="333333"/>
+                <w:sz w:val="20"/>
+                <w:szCs w:val="20"/>
+              </w:rPr>
+              <w:t xml:space="preserve">Track-adjacent measurement and clearance envelopes without putting a crew in the corridor on foot</w:t>
+            </w:r>
+          </w:p>
+        </w:tc>
+      </w:tr>
+      <w:tr>
+        <w:tc>
+          <w:tcPr>
+            <w:tcW w:type="dxa" w:w="3000"/>
+            <w:tcBorders>
+              <w:top w:val="single" w:color="E5E5E5" w:sz="4"/>
+              <w:left w:val="none" w:color="FFFFFF" w:sz="0"/>
+              <w:bottom w:val="single" w:color="E5E5E5" w:sz="4"/>
+              <w:right w:val="none" w:color="FFFFFF" w:sz="0"/>
+            </w:tcBorders>
+            <w:tcMar>
+              <w:top w:type="dxa" w:w="80"/>
+              <w:left w:type="dxa" w:w="120"/>
+              <w:bottom w:type="dxa" w:w="80"/>
+              <w:right w:type="dxa" w:w="120"/>
+            </w:tcMar>
+          </w:tcPr>
+          <w:p>
+            <w:pPr>
+              <w:spacing w:after="0" w:before="0" w:line="260"/>
+            </w:pPr>
+            <w:r>
+              <w:rPr>
+                <w:rFonts w:ascii="Franklin Gothic Book" w:cs="Franklin Gothic Book" w:eastAsia="Franklin Gothic Book" w:hAnsi="Franklin Gothic Book"/>
+                <w:b/>
+                <w:bCs/>
+                <w:color w:val="333333"/>
+                <w:sz w:val="20"/>
+                <w:szCs w:val="20"/>
+              </w:rPr>
+              <w:t xml:space="preserve">Airport landside and airside</w:t>
+            </w:r>
+          </w:p>
+        </w:tc>
+        <w:tc>
+          <w:tcPr>
+            <w:tcW w:type="dxa" w:w="7080"/>
+            <w:tcBorders>
+              <w:top w:val="single" w:color="E5E5E5" w:sz="4"/>
+              <w:left w:val="none" w:color="FFFFFF" w:sz="0"/>
+              <w:bottom w:val="single" w:color="E5E5E5" w:sz="4"/>
+              <w:right w:val="none" w:color="FFFFFF" w:sz="0"/>
+            </w:tcBorders>
+            <w:tcMar>
+              <w:top w:type="dxa" w:w="80"/>
+              <w:left w:type="dxa" w:w="120"/>
+              <w:bottom w:type="dxa" w:w="80"/>
+              <w:right w:type="dxa" w:w="120"/>
+            </w:tcMar>
+          </w:tcPr>
+          <w:p>
+            <w:pPr>
+              <w:spacing w:after="0" w:before="0" w:line="260"/>
+            </w:pPr>
+            <w:r>
+              <w:rPr>
+                <w:rFonts w:ascii="Franklin Gothic Book" w:cs="Franklin Gothic Book" w:eastAsia="Franklin Gothic Book" w:hAnsi="Franklin Gothic Book"/>
+                <w:color w:val="333333"/>
+                <w:sz w:val="20"/>
+                <w:szCs w:val="20"/>
+              </w:rPr>
+              <w:t xml:space="preserve">Aprons, taxiways, service roads, signage, markings and pavement surface condition</w:t>
+            </w:r>
+          </w:p>
+        </w:tc>
+      </w:tr>
+      <w:tr>
+        <w:tc>
+          <w:tcPr>
+            <w:tcW w:type="dxa" w:w="3000"/>
+            <w:tcBorders>
+              <w:top w:val="single" w:color="E5E5E5" w:sz="4"/>
+              <w:left w:val="none" w:color="FFFFFF" w:sz="0"/>
+              <w:bottom w:val="single" w:color="E5E5E5" w:sz="4"/>
+              <w:right w:val="none" w:color="FFFFFF" w:sz="0"/>
+            </w:tcBorders>
+            <w:tcMar>
+              <w:top w:type="dxa" w:w="80"/>
+              <w:left w:type="dxa" w:w="120"/>
+              <w:bottom w:type="dxa" w:w="80"/>
+              <w:right w:type="dxa" w:w="120"/>
+            </w:tcMar>
+          </w:tcPr>
+          <w:p>
+            <w:pPr>
+              <w:spacing w:after="0" w:before="0" w:line="260"/>
+            </w:pPr>
+            <w:r>
+              <w:rPr>
+                <w:rFonts w:ascii="Franklin Gothic Book" w:cs="Franklin Gothic Book" w:eastAsia="Franklin Gothic Book" w:hAnsi="Franklin Gothic Book"/>
+                <w:b/>
+                <w:bCs/>
+                <w:color w:val="333333"/>
+                <w:sz w:val="20"/>
+                <w:szCs w:val="20"/>
+              </w:rPr>
+              <w:t xml:space="preserve">Ports, yards and campuses</w:t>
+            </w:r>
+          </w:p>
+        </w:tc>
+        <w:tc>
+          <w:tcPr>
+            <w:tcW w:type="dxa" w:w="7080"/>
+            <w:tcBorders>
+              <w:top w:val="single" w:color="E5E5E5" w:sz="4"/>
+              <w:left w:val="none" w:color="FFFFFF" w:sz="0"/>
+              <w:bottom w:val="single" w:color="E5E5E5" w:sz="4"/>
+              <w:right w:val="none" w:color="FFFFFF" w:sz="0"/>
+            </w:tcBorders>
+            <w:tcMar>
+              <w:top w:type="dxa" w:w="80"/>
+              <w:left w:type="dxa" w:w="120"/>
+              <w:bottom w:type="dxa" w:w="80"/>
+              <w:right w:type="dxa" w:w="120"/>
+            </w:tcMar>
+          </w:tcPr>
+          <w:p>
+            <w:pPr>
+              <w:spacing w:after="0" w:before="0" w:line="260"/>
+            </w:pPr>
+            <w:r>
+              <w:rPr>
+                <w:rFonts w:ascii="Franklin Gothic Book" w:cs="Franklin Gothic Book" w:eastAsia="Franklin Gothic Book" w:hAnsi="Franklin Gothic Book"/>
+                <w:color w:val="333333"/>
+                <w:sz w:val="20"/>
+                <w:szCs w:val="20"/>
+              </w:rPr>
+              <w:t xml:space="preserve">Large paved areas in a fraction of the time static methods take</w:t>
+            </w:r>
+          </w:p>
+        </w:tc>
+      </w:tr>
+    </w:tbl>
     <w:p>
       <w:pPr>
         <w:pStyle w:val="Heading2"/>
@@ -806,7 +1251,752 @@
           <w:sz w:val="30"/>
           <w:szCs w:val="30"/>
         </w:rPr>
-        <w:t xml:space="preserve">What you receive</w:t>
+        <w:t xml:space="preserve">Inventory, clearance and compliance</w:t>
+      </w:r>
+    </w:p>
+    <w:tbl>
+      <w:tblPr>
+        <w:tblW w:type="dxa" w:w="10080"/>
+        <w:tblBorders>
+          <w:top w:val="none" w:color="FFFFFF" w:sz="0"/>
+          <w:left w:val="none" w:color="FFFFFF" w:sz="0"/>
+          <w:bottom w:val="none" w:color="FFFFFF" w:sz="0"/>
+          <w:right w:val="none" w:color="FFFFFF" w:sz="0"/>
+          <w:insideH w:val="none" w:color="FFFFFF" w:sz="0"/>
+          <w:insideV w:val="none" w:color="FFFFFF" w:sz="0"/>
+        </w:tblBorders>
+      </w:tblPr>
+      <w:tblGrid>
+        <w:gridCol w:w="3000"/>
+        <w:gridCol w:w="7080"/>
+      </w:tblGrid>
+      <w:tr>
+        <w:tc>
+          <w:tcPr>
+            <w:tcW w:type="dxa" w:w="3000"/>
+            <w:tcBorders>
+              <w:top w:val="single" w:color="E5E5E5" w:sz="4"/>
+              <w:left w:val="none" w:color="FFFFFF" w:sz="0"/>
+              <w:bottom w:val="single" w:color="E5E5E5" w:sz="4"/>
+              <w:right w:val="none" w:color="FFFFFF" w:sz="0"/>
+            </w:tcBorders>
+            <w:tcMar>
+              <w:top w:type="dxa" w:w="80"/>
+              <w:left w:type="dxa" w:w="120"/>
+              <w:bottom w:type="dxa" w:w="80"/>
+              <w:right w:type="dxa" w:w="120"/>
+            </w:tcMar>
+          </w:tcPr>
+          <w:p>
+            <w:pPr>
+              <w:spacing w:after="0" w:before="0" w:line="260"/>
+            </w:pPr>
+            <w:r>
+              <w:rPr>
+                <w:rFonts w:ascii="Franklin Gothic Book" w:cs="Franklin Gothic Book" w:eastAsia="Franklin Gothic Book" w:hAnsi="Franklin Gothic Book"/>
+                <w:b/>
+                <w:bCs/>
+                <w:color w:val="333333"/>
+                <w:sz w:val="20"/>
+                <w:szCs w:val="20"/>
+              </w:rPr>
+              <w:t xml:space="preserve">Bridge and overhead clearance</w:t>
+            </w:r>
+          </w:p>
+        </w:tc>
+        <w:tc>
+          <w:tcPr>
+            <w:tcW w:type="dxa" w:w="7080"/>
+            <w:tcBorders>
+              <w:top w:val="single" w:color="E5E5E5" w:sz="4"/>
+              <w:left w:val="none" w:color="FFFFFF" w:sz="0"/>
+              <w:bottom w:val="single" w:color="E5E5E5" w:sz="4"/>
+              <w:right w:val="none" w:color="FFFFFF" w:sz="0"/>
+            </w:tcBorders>
+            <w:tcMar>
+              <w:top w:type="dxa" w:w="80"/>
+              <w:left w:type="dxa" w:w="120"/>
+              <w:bottom w:type="dxa" w:w="80"/>
+              <w:right w:type="dxa" w:w="120"/>
+            </w:tcMar>
+          </w:tcPr>
+          <w:p>
+            <w:pPr>
+              <w:spacing w:after="0" w:before="0" w:line="260"/>
+            </w:pPr>
+            <w:r>
+              <w:rPr>
+                <w:rFonts w:ascii="Franklin Gothic Book" w:cs="Franklin Gothic Book" w:eastAsia="Franklin Gothic Book" w:hAnsi="Franklin Gothic Book"/>
+                <w:color w:val="333333"/>
+                <w:sz w:val="20"/>
+                <w:szCs w:val="20"/>
+              </w:rPr>
+              <w:t xml:space="preserve">Vertical and horizontal clearance across a network, for load posting and oversize routing — measured at driving speed instead of from a lane closure under each structure</w:t>
+            </w:r>
+          </w:p>
+        </w:tc>
+      </w:tr>
+      <w:tr>
+        <w:tc>
+          <w:tcPr>
+            <w:tcW w:type="dxa" w:w="3000"/>
+            <w:tcBorders>
+              <w:top w:val="single" w:color="E5E5E5" w:sz="4"/>
+              <w:left w:val="none" w:color="FFFFFF" w:sz="0"/>
+              <w:bottom w:val="single" w:color="E5E5E5" w:sz="4"/>
+              <w:right w:val="none" w:color="FFFFFF" w:sz="0"/>
+            </w:tcBorders>
+            <w:tcMar>
+              <w:top w:type="dxa" w:w="80"/>
+              <w:left w:type="dxa" w:w="120"/>
+              <w:bottom w:type="dxa" w:w="80"/>
+              <w:right w:type="dxa" w:w="120"/>
+            </w:tcMar>
+          </w:tcPr>
+          <w:p>
+            <w:pPr>
+              <w:spacing w:after="0" w:before="0" w:line="260"/>
+            </w:pPr>
+            <w:r>
+              <w:rPr>
+                <w:rFonts w:ascii="Franklin Gothic Book" w:cs="Franklin Gothic Book" w:eastAsia="Franklin Gothic Book" w:hAnsi="Franklin Gothic Book"/>
+                <w:b/>
+                <w:bCs/>
+                <w:color w:val="333333"/>
+                <w:sz w:val="20"/>
+                <w:szCs w:val="20"/>
+              </w:rPr>
+              <w:t xml:space="preserve">ADA sidewalk and curb ramp</w:t>
+            </w:r>
+          </w:p>
+        </w:tc>
+        <w:tc>
+          <w:tcPr>
+            <w:tcW w:type="dxa" w:w="7080"/>
+            <w:tcBorders>
+              <w:top w:val="single" w:color="E5E5E5" w:sz="4"/>
+              <w:left w:val="none" w:color="FFFFFF" w:sz="0"/>
+              <w:bottom w:val="single" w:color="E5E5E5" w:sz="4"/>
+              <w:right w:val="none" w:color="FFFFFF" w:sz="0"/>
+            </w:tcBorders>
+            <w:tcMar>
+              <w:top w:type="dxa" w:w="80"/>
+              <w:left w:type="dxa" w:w="120"/>
+              <w:bottom w:type="dxa" w:w="80"/>
+              <w:right w:type="dxa" w:w="120"/>
+            </w:tcMar>
+          </w:tcPr>
+          <w:p>
+            <w:pPr>
+              <w:spacing w:after="0" w:before="0" w:line="260"/>
+            </w:pPr>
+            <w:r>
+              <w:rPr>
+                <w:rFonts w:ascii="Franklin Gothic Book" w:cs="Franklin Gothic Book" w:eastAsia="Franklin Gothic Book" w:hAnsi="Franklin Gothic Book"/>
+                <w:color w:val="333333"/>
+                <w:sz w:val="20"/>
+                <w:szCs w:val="20"/>
+              </w:rPr>
+              <w:t xml:space="preserve">Ramp and sidewalk geometry captured corridor-wide to support a compliance assessment programme, rather than ramp by ramp on foot</w:t>
+            </w:r>
+          </w:p>
+        </w:tc>
+      </w:tr>
+      <w:tr>
+        <w:tc>
+          <w:tcPr>
+            <w:tcW w:type="dxa" w:w="3000"/>
+            <w:tcBorders>
+              <w:top w:val="single" w:color="E5E5E5" w:sz="4"/>
+              <w:left w:val="none" w:color="FFFFFF" w:sz="0"/>
+              <w:bottom w:val="single" w:color="E5E5E5" w:sz="4"/>
+              <w:right w:val="none" w:color="FFFFFF" w:sz="0"/>
+            </w:tcBorders>
+            <w:tcMar>
+              <w:top w:type="dxa" w:w="80"/>
+              <w:left w:type="dxa" w:w="120"/>
+              <w:bottom w:type="dxa" w:w="80"/>
+              <w:right w:type="dxa" w:w="120"/>
+            </w:tcMar>
+          </w:tcPr>
+          <w:p>
+            <w:pPr>
+              <w:spacing w:after="0" w:before="0" w:line="260"/>
+            </w:pPr>
+            <w:r>
+              <w:rPr>
+                <w:rFonts w:ascii="Franklin Gothic Book" w:cs="Franklin Gothic Book" w:eastAsia="Franklin Gothic Book" w:hAnsi="Franklin Gothic Book"/>
+                <w:b/>
+                <w:bCs/>
+                <w:color w:val="333333"/>
+                <w:sz w:val="20"/>
+                <w:szCs w:val="20"/>
+              </w:rPr>
+              <w:t xml:space="preserve">Signs and pavement markings</w:t>
+            </w:r>
+          </w:p>
+        </w:tc>
+        <w:tc>
+          <w:tcPr>
+            <w:tcW w:type="dxa" w:w="7080"/>
+            <w:tcBorders>
+              <w:top w:val="single" w:color="E5E5E5" w:sz="4"/>
+              <w:left w:val="none" w:color="FFFFFF" w:sz="0"/>
+              <w:bottom w:val="single" w:color="E5E5E5" w:sz="4"/>
+              <w:right w:val="none" w:color="FFFFFF" w:sz="0"/>
+            </w:tcBorders>
+            <w:tcMar>
+              <w:top w:type="dxa" w:w="80"/>
+              <w:left w:type="dxa" w:w="120"/>
+              <w:bottom w:type="dxa" w:w="80"/>
+              <w:right w:type="dxa" w:w="120"/>
+            </w:tcMar>
+          </w:tcPr>
+          <w:p>
+            <w:pPr>
+              <w:spacing w:after="0" w:before="0" w:line="260"/>
+            </w:pPr>
+            <w:r>
+              <w:rPr>
+                <w:rFonts w:ascii="Franklin Gothic Book" w:cs="Franklin Gothic Book" w:eastAsia="Franklin Gothic Book" w:hAnsi="Franklin Gothic Book"/>
+                <w:color w:val="333333"/>
+                <w:sz w:val="20"/>
+                <w:szCs w:val="20"/>
+              </w:rPr>
+              <w:t xml:space="preserve">A complete located inventory with the imagery that shows condition</w:t>
+            </w:r>
+          </w:p>
+        </w:tc>
+      </w:tr>
+      <w:tr>
+        <w:tc>
+          <w:tcPr>
+            <w:tcW w:type="dxa" w:w="3000"/>
+            <w:tcBorders>
+              <w:top w:val="single" w:color="E5E5E5" w:sz="4"/>
+              <w:left w:val="none" w:color="FFFFFF" w:sz="0"/>
+              <w:bottom w:val="single" w:color="E5E5E5" w:sz="4"/>
+              <w:right w:val="none" w:color="FFFFFF" w:sz="0"/>
+            </w:tcBorders>
+            <w:tcMar>
+              <w:top w:type="dxa" w:w="80"/>
+              <w:left w:type="dxa" w:w="120"/>
+              <w:bottom w:type="dxa" w:w="80"/>
+              <w:right w:type="dxa" w:w="120"/>
+            </w:tcMar>
+          </w:tcPr>
+          <w:p>
+            <w:pPr>
+              <w:spacing w:after="0" w:before="0" w:line="260"/>
+            </w:pPr>
+            <w:r>
+              <w:rPr>
+                <w:rFonts w:ascii="Franklin Gothic Book" w:cs="Franklin Gothic Book" w:eastAsia="Franklin Gothic Book" w:hAnsi="Franklin Gothic Book"/>
+                <w:b/>
+                <w:bCs/>
+                <w:color w:val="333333"/>
+                <w:sz w:val="20"/>
+                <w:szCs w:val="20"/>
+              </w:rPr>
+              <w:t xml:space="preserve">Utility and right-of-way</w:t>
+            </w:r>
+          </w:p>
+        </w:tc>
+        <w:tc>
+          <w:tcPr>
+            <w:tcW w:type="dxa" w:w="7080"/>
+            <w:tcBorders>
+              <w:top w:val="single" w:color="E5E5E5" w:sz="4"/>
+              <w:left w:val="none" w:color="FFFFFF" w:sz="0"/>
+              <w:bottom w:val="single" w:color="E5E5E5" w:sz="4"/>
+              <w:right w:val="none" w:color="FFFFFF" w:sz="0"/>
+            </w:tcBorders>
+            <w:tcMar>
+              <w:top w:type="dxa" w:w="80"/>
+              <w:left w:type="dxa" w:w="120"/>
+              <w:bottom w:type="dxa" w:w="80"/>
+              <w:right w:type="dxa" w:w="120"/>
+            </w:tcMar>
+          </w:tcPr>
+          <w:p>
+            <w:pPr>
+              <w:spacing w:after="0" w:before="0" w:line="260"/>
+            </w:pPr>
+            <w:r>
+              <w:rPr>
+                <w:rFonts w:ascii="Franklin Gothic Book" w:cs="Franklin Gothic Book" w:eastAsia="Franklin Gothic Book" w:hAnsi="Franklin Gothic Book"/>
+                <w:color w:val="333333"/>
+                <w:sz w:val="20"/>
+                <w:szCs w:val="20"/>
+              </w:rPr>
+              <w:t xml:space="preserve">Above-ground utilities, poles and attachments, and the ROW features around them</w:t>
+            </w:r>
+          </w:p>
+        </w:tc>
+      </w:tr>
+    </w:tbl>
+    <w:p>
+      <w:pPr>
+        <w:pStyle w:val="Heading2"/>
+        <w:keepNext/>
+        <w:keepLines/>
+        <w:spacing w:after="140" w:before="320"/>
+      </w:pPr>
+      <w:r>
+        <w:rPr>
+          <w:rFonts w:ascii="Klinic Slab" w:cs="Klinic Slab" w:eastAsia="Klinic Slab" w:hAnsi="Klinic Slab"/>
+          <w:b/>
+          <w:bCs/>
+          <w:color w:val="EE3D24"/>
+          <w:sz w:val="30"/>
+          <w:szCs w:val="30"/>
+        </w:rPr>
+        <w:t xml:space="preserve">Monitoring by repeat survey</w:t>
+      </w:r>
+    </w:p>
+    <w:p>
+      <w:pPr>
+        <w:spacing w:after="140" w:before="0" w:line="280"/>
+      </w:pPr>
+      <w:r>
+        <w:rPr>
+          <w:rFonts w:ascii="Franklin Gothic Book" w:cs="Franklin Gothic Book" w:eastAsia="Franklin Gothic Book" w:hAnsi="Franklin Gothic Book"/>
+          <w:color w:val="333333"/>
+          <w:sz w:val="21"/>
+          <w:szCs w:val="21"/>
+        </w:rPr>
+        <w:t xml:space="preserve">Drive the same corridor twice and the difference between the two datasets is a measurement in its own right. Because a pass is cheap, monitoring by repeat survey is practical over lengths and areas that would never justify instrumented monitoring.</w:t>
+      </w:r>
+    </w:p>
+    <w:tbl>
+      <w:tblPr>
+        <w:tblW w:type="dxa" w:w="10080"/>
+        <w:tblBorders>
+          <w:top w:val="none" w:color="FFFFFF" w:sz="0"/>
+          <w:left w:val="none" w:color="FFFFFF" w:sz="0"/>
+          <w:bottom w:val="none" w:color="FFFFFF" w:sz="0"/>
+          <w:right w:val="none" w:color="FFFFFF" w:sz="0"/>
+          <w:insideH w:val="none" w:color="FFFFFF" w:sz="0"/>
+          <w:insideV w:val="none" w:color="FFFFFF" w:sz="0"/>
+        </w:tblBorders>
+      </w:tblPr>
+      <w:tblGrid>
+        <w:gridCol w:w="3000"/>
+        <w:gridCol w:w="7080"/>
+      </w:tblGrid>
+      <w:tr>
+        <w:tc>
+          <w:tcPr>
+            <w:tcW w:type="dxa" w:w="3000"/>
+            <w:tcBorders>
+              <w:top w:val="single" w:color="E5E5E5" w:sz="4"/>
+              <w:left w:val="none" w:color="FFFFFF" w:sz="0"/>
+              <w:bottom w:val="single" w:color="E5E5E5" w:sz="4"/>
+              <w:right w:val="none" w:color="FFFFFF" w:sz="0"/>
+            </w:tcBorders>
+            <w:tcMar>
+              <w:top w:type="dxa" w:w="80"/>
+              <w:left w:type="dxa" w:w="120"/>
+              <w:bottom w:type="dxa" w:w="80"/>
+              <w:right w:type="dxa" w:w="120"/>
+            </w:tcMar>
+          </w:tcPr>
+          <w:p>
+            <w:pPr>
+              <w:spacing w:after="0" w:before="0" w:line="260"/>
+            </w:pPr>
+            <w:r>
+              <w:rPr>
+                <w:rFonts w:ascii="Franklin Gothic Book" w:cs="Franklin Gothic Book" w:eastAsia="Franklin Gothic Book" w:hAnsi="Franklin Gothic Book"/>
+                <w:b/>
+                <w:bCs/>
+                <w:color w:val="333333"/>
+                <w:sz w:val="20"/>
+                <w:szCs w:val="20"/>
+              </w:rPr>
+              <w:t xml:space="preserve">Settlement and subsidence</w:t>
+            </w:r>
+          </w:p>
+        </w:tc>
+        <w:tc>
+          <w:tcPr>
+            <w:tcW w:type="dxa" w:w="7080"/>
+            <w:tcBorders>
+              <w:top w:val="single" w:color="E5E5E5" w:sz="4"/>
+              <w:left w:val="none" w:color="FFFFFF" w:sz="0"/>
+              <w:bottom w:val="single" w:color="E5E5E5" w:sz="4"/>
+              <w:right w:val="none" w:color="FFFFFF" w:sz="0"/>
+            </w:tcBorders>
+            <w:tcMar>
+              <w:top w:type="dxa" w:w="80"/>
+              <w:left w:type="dxa" w:w="120"/>
+              <w:bottom w:type="dxa" w:w="80"/>
+              <w:right w:type="dxa" w:w="120"/>
+            </w:tcMar>
+          </w:tcPr>
+          <w:p>
+            <w:pPr>
+              <w:spacing w:after="0" w:before="0" w:line="260"/>
+            </w:pPr>
+            <w:r>
+              <w:rPr>
+                <w:rFonts w:ascii="Franklin Gothic Book" w:cs="Franklin Gothic Book" w:eastAsia="Franklin Gothic Book" w:hAnsi="Franklin Gothic Book"/>
+                <w:color w:val="333333"/>
+                <w:sz w:val="20"/>
+                <w:szCs w:val="20"/>
+              </w:rPr>
+              <w:t xml:space="preserve">Embankments, approach slabs, transition zones, fill over soft ground</w:t>
+            </w:r>
+          </w:p>
+        </w:tc>
+      </w:tr>
+      <w:tr>
+        <w:tc>
+          <w:tcPr>
+            <w:tcW w:type="dxa" w:w="3000"/>
+            <w:tcBorders>
+              <w:top w:val="single" w:color="E5E5E5" w:sz="4"/>
+              <w:left w:val="none" w:color="FFFFFF" w:sz="0"/>
+              <w:bottom w:val="single" w:color="E5E5E5" w:sz="4"/>
+              <w:right w:val="none" w:color="FFFFFF" w:sz="0"/>
+            </w:tcBorders>
+            <w:tcMar>
+              <w:top w:type="dxa" w:w="80"/>
+              <w:left w:type="dxa" w:w="120"/>
+              <w:bottom w:type="dxa" w:w="80"/>
+              <w:right w:type="dxa" w:w="120"/>
+            </w:tcMar>
+          </w:tcPr>
+          <w:p>
+            <w:pPr>
+              <w:spacing w:after="0" w:before="0" w:line="260"/>
+            </w:pPr>
+            <w:r>
+              <w:rPr>
+                <w:rFonts w:ascii="Franklin Gothic Book" w:cs="Franklin Gothic Book" w:eastAsia="Franklin Gothic Book" w:hAnsi="Franklin Gothic Book"/>
+                <w:b/>
+                <w:bCs/>
+                <w:color w:val="333333"/>
+                <w:sz w:val="20"/>
+                <w:szCs w:val="20"/>
+              </w:rPr>
+              <w:t xml:space="preserve">Slope and erosion</w:t>
+            </w:r>
+          </w:p>
+        </w:tc>
+        <w:tc>
+          <w:tcPr>
+            <w:tcW w:type="dxa" w:w="7080"/>
+            <w:tcBorders>
+              <w:top w:val="single" w:color="E5E5E5" w:sz="4"/>
+              <w:left w:val="none" w:color="FFFFFF" w:sz="0"/>
+              <w:bottom w:val="single" w:color="E5E5E5" w:sz="4"/>
+              <w:right w:val="none" w:color="FFFFFF" w:sz="0"/>
+            </w:tcBorders>
+            <w:tcMar>
+              <w:top w:type="dxa" w:w="80"/>
+              <w:left w:type="dxa" w:w="120"/>
+              <w:bottom w:type="dxa" w:w="80"/>
+              <w:right w:type="dxa" w:w="120"/>
+            </w:tcMar>
+          </w:tcPr>
+          <w:p>
+            <w:pPr>
+              <w:spacing w:after="0" w:before="0" w:line="260"/>
+            </w:pPr>
+            <w:r>
+              <w:rPr>
+                <w:rFonts w:ascii="Franklin Gothic Book" w:cs="Franklin Gothic Book" w:eastAsia="Franklin Gothic Book" w:hAnsi="Franklin Gothic Book"/>
+                <w:color w:val="333333"/>
+                <w:sz w:val="20"/>
+                <w:szCs w:val="20"/>
+              </w:rPr>
+              <w:t xml:space="preserve">Cut slopes, rock faces and channel banks, surveyed whole rather than at sections</w:t>
+            </w:r>
+          </w:p>
+        </w:tc>
+      </w:tr>
+      <w:tr>
+        <w:tc>
+          <w:tcPr>
+            <w:tcW w:type="dxa" w:w="3000"/>
+            <w:tcBorders>
+              <w:top w:val="single" w:color="E5E5E5" w:sz="4"/>
+              <w:left w:val="none" w:color="FFFFFF" w:sz="0"/>
+              <w:bottom w:val="single" w:color="E5E5E5" w:sz="4"/>
+              <w:right w:val="none" w:color="FFFFFF" w:sz="0"/>
+            </w:tcBorders>
+            <w:tcMar>
+              <w:top w:type="dxa" w:w="80"/>
+              <w:left w:type="dxa" w:w="120"/>
+              <w:bottom w:type="dxa" w:w="80"/>
+              <w:right w:type="dxa" w:w="120"/>
+            </w:tcMar>
+          </w:tcPr>
+          <w:p>
+            <w:pPr>
+              <w:spacing w:after="0" w:before="0" w:line="260"/>
+            </w:pPr>
+            <w:r>
+              <w:rPr>
+                <w:rFonts w:ascii="Franklin Gothic Book" w:cs="Franklin Gothic Book" w:eastAsia="Franklin Gothic Book" w:hAnsi="Franklin Gothic Book"/>
+                <w:b/>
+                <w:bCs/>
+                <w:color w:val="333333"/>
+                <w:sz w:val="20"/>
+                <w:szCs w:val="20"/>
+              </w:rPr>
+              <w:t xml:space="preserve">Pavement deterioration</w:t>
+            </w:r>
+          </w:p>
+        </w:tc>
+        <w:tc>
+          <w:tcPr>
+            <w:tcW w:type="dxa" w:w="7080"/>
+            <w:tcBorders>
+              <w:top w:val="single" w:color="E5E5E5" w:sz="4"/>
+              <w:left w:val="none" w:color="FFFFFF" w:sz="0"/>
+              <w:bottom w:val="single" w:color="E5E5E5" w:sz="4"/>
+              <w:right w:val="none" w:color="FFFFFF" w:sz="0"/>
+            </w:tcBorders>
+            <w:tcMar>
+              <w:top w:type="dxa" w:w="80"/>
+              <w:left w:type="dxa" w:w="120"/>
+              <w:bottom w:type="dxa" w:w="80"/>
+              <w:right w:type="dxa" w:w="120"/>
+            </w:tcMar>
+          </w:tcPr>
+          <w:p>
+            <w:pPr>
+              <w:spacing w:after="0" w:before="0" w:line="260"/>
+            </w:pPr>
+            <w:r>
+              <w:rPr>
+                <w:rFonts w:ascii="Franklin Gothic Book" w:cs="Franklin Gothic Book" w:eastAsia="Franklin Gothic Book" w:hAnsi="Franklin Gothic Book"/>
+                <w:color w:val="333333"/>
+                <w:sz w:val="20"/>
+                <w:szCs w:val="20"/>
+              </w:rPr>
+              <w:t xml:space="preserve">Rutting, surface distress and marking condition, tracked between surveys</w:t>
+            </w:r>
+          </w:p>
+        </w:tc>
+      </w:tr>
+      <w:tr>
+        <w:tc>
+          <w:tcPr>
+            <w:tcW w:type="dxa" w:w="3000"/>
+            <w:tcBorders>
+              <w:top w:val="single" w:color="E5E5E5" w:sz="4"/>
+              <w:left w:val="none" w:color="FFFFFF" w:sz="0"/>
+              <w:bottom w:val="single" w:color="E5E5E5" w:sz="4"/>
+              <w:right w:val="none" w:color="FFFFFF" w:sz="0"/>
+            </w:tcBorders>
+            <w:tcMar>
+              <w:top w:type="dxa" w:w="80"/>
+              <w:left w:type="dxa" w:w="120"/>
+              <w:bottom w:type="dxa" w:w="80"/>
+              <w:right w:type="dxa" w:w="120"/>
+            </w:tcMar>
+          </w:tcPr>
+          <w:p>
+            <w:pPr>
+              <w:spacing w:after="0" w:before="0" w:line="260"/>
+            </w:pPr>
+            <w:r>
+              <w:rPr>
+                <w:rFonts w:ascii="Franklin Gothic Book" w:cs="Franklin Gothic Book" w:eastAsia="Franklin Gothic Book" w:hAnsi="Franklin Gothic Book"/>
+                <w:b/>
+                <w:bCs/>
+                <w:color w:val="333333"/>
+                <w:sz w:val="20"/>
+                <w:szCs w:val="20"/>
+              </w:rPr>
+              <w:t xml:space="preserve">Construction progress</w:t>
+            </w:r>
+          </w:p>
+        </w:tc>
+        <w:tc>
+          <w:tcPr>
+            <w:tcW w:type="dxa" w:w="7080"/>
+            <w:tcBorders>
+              <w:top w:val="single" w:color="E5E5E5" w:sz="4"/>
+              <w:left w:val="none" w:color="FFFFFF" w:sz="0"/>
+              <w:bottom w:val="single" w:color="E5E5E5" w:sz="4"/>
+              <w:right w:val="none" w:color="FFFFFF" w:sz="0"/>
+            </w:tcBorders>
+            <w:tcMar>
+              <w:top w:type="dxa" w:w="80"/>
+              <w:left w:type="dxa" w:w="120"/>
+              <w:bottom w:type="dxa" w:w="80"/>
+              <w:right w:type="dxa" w:w="120"/>
+            </w:tcMar>
+          </w:tcPr>
+          <w:p>
+            <w:pPr>
+              <w:spacing w:after="0" w:before="0" w:line="260"/>
+            </w:pPr>
+            <w:r>
+              <w:rPr>
+                <w:rFonts w:ascii="Franklin Gothic Book" w:cs="Franklin Gothic Book" w:eastAsia="Franklin Gothic Book" w:hAnsi="Franklin Gothic Book"/>
+                <w:color w:val="333333"/>
+                <w:sz w:val="20"/>
+                <w:szCs w:val="20"/>
+              </w:rPr>
+              <w:t xml:space="preserve">Earthwork quantities and as-built conformance through the job</w:t>
+            </w:r>
+          </w:p>
+        </w:tc>
+      </w:tr>
+      <w:tr>
+        <w:tc>
+          <w:tcPr>
+            <w:tcW w:type="dxa" w:w="3000"/>
+            <w:tcBorders>
+              <w:top w:val="single" w:color="E5E5E5" w:sz="4"/>
+              <w:left w:val="none" w:color="FFFFFF" w:sz="0"/>
+              <w:bottom w:val="single" w:color="E5E5E5" w:sz="4"/>
+              <w:right w:val="none" w:color="FFFFFF" w:sz="0"/>
+            </w:tcBorders>
+            <w:tcMar>
+              <w:top w:type="dxa" w:w="80"/>
+              <w:left w:type="dxa" w:w="120"/>
+              <w:bottom w:type="dxa" w:w="80"/>
+              <w:right w:type="dxa" w:w="120"/>
+            </w:tcMar>
+          </w:tcPr>
+          <w:p>
+            <w:pPr>
+              <w:spacing w:after="0" w:before="0" w:line="260"/>
+            </w:pPr>
+            <w:r>
+              <w:rPr>
+                <w:rFonts w:ascii="Franklin Gothic Book" w:cs="Franklin Gothic Book" w:eastAsia="Franklin Gothic Book" w:hAnsi="Franklin Gothic Book"/>
+                <w:b/>
+                <w:bCs/>
+                <w:color w:val="333333"/>
+                <w:sz w:val="20"/>
+                <w:szCs w:val="20"/>
+              </w:rPr>
+              <w:t xml:space="preserve">Post-event assessment</w:t>
+            </w:r>
+          </w:p>
+        </w:tc>
+        <w:tc>
+          <w:tcPr>
+            <w:tcW w:type="dxa" w:w="7080"/>
+            <w:tcBorders>
+              <w:top w:val="single" w:color="E5E5E5" w:sz="4"/>
+              <w:left w:val="none" w:color="FFFFFF" w:sz="0"/>
+              <w:bottom w:val="single" w:color="E5E5E5" w:sz="4"/>
+              <w:right w:val="none" w:color="FFFFFF" w:sz="0"/>
+            </w:tcBorders>
+            <w:tcMar>
+              <w:top w:type="dxa" w:w="80"/>
+              <w:left w:type="dxa" w:w="120"/>
+              <w:bottom w:type="dxa" w:w="80"/>
+              <w:right w:type="dxa" w:w="120"/>
+            </w:tcMar>
+          </w:tcPr>
+          <w:p>
+            <w:pPr>
+              <w:spacing w:after="0" w:before="0" w:line="260"/>
+            </w:pPr>
+            <w:r>
+              <w:rPr>
+                <w:rFonts w:ascii="Franklin Gothic Book" w:cs="Franklin Gothic Book" w:eastAsia="Franklin Gothic Book" w:hAnsi="Franklin Gothic Book"/>
+                <w:color w:val="333333"/>
+                <w:sz w:val="20"/>
+                <w:szCs w:val="20"/>
+              </w:rPr>
+              <w:t xml:space="preserve">What moved, where, after a storm, a slide or an impact</w:t>
+            </w:r>
+          </w:p>
+        </w:tc>
+      </w:tr>
+    </w:tbl>
+    <w:p>
+      <w:pPr>
+        <w:pBdr>
+          <w:left w:val="single" w:color="E5E5E5" w:sz="12" w:space="12"/>
+        </w:pBdr>
+        <w:spacing w:after="0" w:before="60" w:line="280"/>
+        <w:ind w:left="240"/>
+      </w:pPr>
+      <w:r>
+        <w:rPr>
+          <w:rFonts w:ascii="Franklin Gothic Book" w:cs="Franklin Gothic Book" w:eastAsia="Franklin Gothic Book" w:hAnsi="Franklin Gothic Book"/>
+          <w:color w:val="676768"/>
+          <w:sz w:val="19"/>
+          <w:szCs w:val="19"/>
+        </w:rPr>
+        <w:t xml:space="preserve">Repeat-survey monitoring finds and measures movement at the centimetre level across a whole corridor. It answers where something is moving and roughly how much. Where a millimetre-level answer is needed at a known point, that is instrumented monitoring or precise levelling, and we will say so.</w:t>
+      </w:r>
+    </w:p>
+    <w:p>
+      <w:r>
+        <w:br w:type="page"/>
+      </w:r>
+    </w:p>
+    <w:p>
+      <w:pPr>
+        <w:pStyle w:val="Heading1"/>
+        <w:spacing w:after="200" w:before="0"/>
+      </w:pPr>
+      <w:r>
+        <w:rPr>
+          <w:rFonts w:ascii="Klinic Slab" w:cs="Klinic Slab" w:eastAsia="Klinic Slab" w:hAnsi="Klinic Slab"/>
+          <w:b/>
+          <w:bCs/>
+          <w:color w:val="EE3D24"/>
+          <w:sz w:val="52"/>
+          <w:szCs w:val="52"/>
+        </w:rPr>
+        <w:t xml:space="preserve">The system</w:t>
+      </w:r>
+    </w:p>
+    <w:p>
+      <w:pPr>
+        <w:spacing w:after="220" w:before="0" w:line="300"/>
+      </w:pPr>
+      <w:r>
+        <w:rPr>
+          <w:rFonts w:ascii="Franklin Gothic Book" w:cs="Franklin Gothic Book" w:eastAsia="Franklin Gothic Book" w:hAnsi="Franklin Gothic Book"/>
+          <w:b/>
+          <w:bCs/>
+          <w:color w:val="333333"/>
+          <w:sz w:val="21"/>
+          <w:szCs w:val="21"/>
+        </w:rPr>
+        <w:t xml:space="preserve">Trimble MX60 Premium</w:t>
+      </w:r>
+      <w:r>
+        <w:rPr>
+          <w:rFonts w:ascii="Franklin Gothic Book" w:cs="Franklin Gothic Book" w:eastAsia="Franklin Gothic Book" w:hAnsi="Franklin Gothic Book"/>
+          <w:color w:val="333333"/>
+          <w:sz w:val="21"/>
+          <w:szCs w:val="21"/>
+        </w:rPr>
+        <w:t xml:space="preserve"> — the top of the three MX60 configurations. Every figure on this page is Trimble’s published specification for this system, under the conditions Trimble states.</w:t>
+      </w:r>
+    </w:p>
+    <w:p>
+      <w:pPr>
+        <w:pStyle w:val="Heading3"/>
+        <w:keepNext/>
+        <w:keepLines/>
+        <w:spacing w:after="100" w:before="240"/>
+      </w:pPr>
+      <w:r>
+        <w:rPr>
+          <w:rFonts w:ascii="Franklin Gothic Book" w:cs="Franklin Gothic Book" w:eastAsia="Franklin Gothic Book" w:hAnsi="Franklin Gothic Book"/>
+          <w:b/>
+          <w:bCs/>
+          <w:color w:val="333333"/>
+          <w:sz w:val="22"/>
+          <w:szCs w:val="22"/>
+        </w:rPr>
+        <w:t xml:space="preserve">Laser scanning</w:t>
       </w:r>
     </w:p>
     <w:tbl>
@@ -855,7 +2045,7 @@
                 <w:sz w:val="20"/>
                 <w:szCs w:val="20"/>
               </w:rPr>
-              <w:t xml:space="preserve">Point cloud</w:t>
+              <w:t xml:space="preserve">Scanners</w:t>
             </w:r>
           </w:p>
         </w:tc>
@@ -886,7 +2076,7 @@
                 <w:sz w:val="20"/>
                 <w:szCs w:val="20"/>
               </w:rPr>
-              <w:t xml:space="preserve">LAS or LAZ, in the project coordinate system, classified to the project scope</w:t>
+              <w:t xml:space="preserve">Two, time-of-flight</w:t>
             </w:r>
           </w:p>
         </w:tc>
@@ -921,7 +2111,7 @@
                 <w:sz w:val="20"/>
                 <w:szCs w:val="20"/>
               </w:rPr>
-              <w:t xml:space="preserve">Panoramic imagery</w:t>
+              <w:t xml:space="preserve">Measurement rate</w:t>
             </w:r>
           </w:p>
         </w:tc>
@@ -952,7 +2142,7 @@
                 <w:sz w:val="20"/>
                 <w:szCs w:val="20"/>
               </w:rPr>
-              <w:t xml:space="preserve">360°, geo-referenced, 72 megapixel</w:t>
+              <w:t xml:space="preserve">1,000,000 or 2,000,000 points per second, selectable — system total</w:t>
             </w:r>
           </w:p>
         </w:tc>
@@ -987,7 +2177,7 @@
                 <w:sz w:val="20"/>
                 <w:szCs w:val="20"/>
               </w:rPr>
-              <w:t xml:space="preserve">Pavement imagery</w:t>
+              <w:t xml:space="preserve">Maximum range</w:t>
             </w:r>
           </w:p>
         </w:tc>
@@ -1018,7 +2208,7 @@
                 <w:sz w:val="20"/>
                 <w:szCs w:val="20"/>
               </w:rPr>
-              <w:t xml:space="preserve">Downward-facing, 12 megapixel, geo-referenced</w:t>
+              <w:t xml:space="preserve">150 m at the lower rate; 120 m at the higher</w:t>
             </w:r>
           </w:p>
         </w:tc>
@@ -1053,7 +2243,7 @@
                 <w:sz w:val="20"/>
                 <w:szCs w:val="20"/>
               </w:rPr>
-              <w:t xml:space="preserve">Derived products</w:t>
+              <w:t xml:space="preserve">Minimum range</w:t>
             </w:r>
           </w:p>
         </w:tc>
@@ -1084,7 +2274,7 @@
                 <w:sz w:val="20"/>
                 <w:szCs w:val="20"/>
               </w:rPr>
-              <w:t xml:space="preserve">Surfaces, breaklines, planimetric features, asset inventories and orthomosaics, extracted to the project scope</w:t>
+              <w:t xml:space="preserve">0.6 m</w:t>
             </w:r>
           </w:p>
         </w:tc>
@@ -1119,7 +2309,7 @@
                 <w:sz w:val="20"/>
                 <w:szCs w:val="20"/>
               </w:rPr>
-              <w:t xml:space="preserve">Survey record</w:t>
+              <w:t xml:space="preserve">Range accuracy</w:t>
             </w:r>
           </w:p>
         </w:tc>
@@ -1150,57 +2340,222 @@
                 <w:sz w:val="20"/>
                 <w:szCs w:val="20"/>
               </w:rPr>
-              <w:t xml:space="preserve">The control used, the check point results, and the coordinate system, datum and epoch the deliverable is on</w:t>
+              <w:t xml:space="preserve">2 mm</w:t>
+            </w:r>
+          </w:p>
+        </w:tc>
+      </w:tr>
+      <w:tr>
+        <w:tc>
+          <w:tcPr>
+            <w:tcW w:type="dxa" w:w="3200"/>
+            <w:tcBorders>
+              <w:top w:val="single" w:color="E5E5E5" w:sz="4"/>
+              <w:left w:val="none" w:color="FFFFFF" w:sz="0"/>
+              <w:bottom w:val="single" w:color="E5E5E5" w:sz="4"/>
+              <w:right w:val="none" w:color="FFFFFF" w:sz="0"/>
+            </w:tcBorders>
+            <w:tcMar>
+              <w:top w:type="dxa" w:w="80"/>
+              <w:left w:type="dxa" w:w="120"/>
+              <w:bottom w:type="dxa" w:w="80"/>
+              <w:right w:type="dxa" w:w="120"/>
+            </w:tcMar>
+          </w:tcPr>
+          <w:p>
+            <w:pPr>
+              <w:spacing w:after="0" w:before="0" w:line="260"/>
+            </w:pPr>
+            <w:r>
+              <w:rPr>
+                <w:rFonts w:ascii="Franklin Gothic Book" w:cs="Franklin Gothic Book" w:eastAsia="Franklin Gothic Book" w:hAnsi="Franklin Gothic Book"/>
+                <w:b/>
+                <w:bCs/>
+                <w:color w:val="333333"/>
+                <w:sz w:val="20"/>
+                <w:szCs w:val="20"/>
+              </w:rPr>
+              <w:t xml:space="preserve">Precision</w:t>
+            </w:r>
+          </w:p>
+        </w:tc>
+        <w:tc>
+          <w:tcPr>
+            <w:tcW w:type="dxa" w:w="6880"/>
+            <w:tcBorders>
+              <w:top w:val="single" w:color="E5E5E5" w:sz="4"/>
+              <w:left w:val="none" w:color="FFFFFF" w:sz="0"/>
+              <w:bottom w:val="single" w:color="E5E5E5" w:sz="4"/>
+              <w:right w:val="none" w:color="FFFFFF" w:sz="0"/>
+            </w:tcBorders>
+            <w:tcMar>
+              <w:top w:type="dxa" w:w="80"/>
+              <w:left w:type="dxa" w:w="120"/>
+              <w:bottom w:type="dxa" w:w="80"/>
+              <w:right w:type="dxa" w:w="120"/>
+            </w:tcMar>
+          </w:tcPr>
+          <w:p>
+            <w:pPr>
+              <w:spacing w:after="0" w:before="0" w:line="260"/>
+            </w:pPr>
+            <w:r>
+              <w:rPr>
+                <w:rFonts w:ascii="Franklin Gothic Book" w:cs="Franklin Gothic Book" w:eastAsia="Franklin Gothic Book" w:hAnsi="Franklin Gothic Book"/>
+                <w:color w:val="333333"/>
+                <w:sz w:val="20"/>
+                <w:szCs w:val="20"/>
+              </w:rPr>
+              <w:t xml:space="preserve">2.5 mm at 30 m</w:t>
+            </w:r>
+          </w:p>
+        </w:tc>
+      </w:tr>
+      <w:tr>
+        <w:tc>
+          <w:tcPr>
+            <w:tcW w:type="dxa" w:w="3200"/>
+            <w:tcBorders>
+              <w:top w:val="single" w:color="E5E5E5" w:sz="4"/>
+              <w:left w:val="none" w:color="FFFFFF" w:sz="0"/>
+              <w:bottom w:val="single" w:color="E5E5E5" w:sz="4"/>
+              <w:right w:val="none" w:color="FFFFFF" w:sz="0"/>
+            </w:tcBorders>
+            <w:tcMar>
+              <w:top w:type="dxa" w:w="80"/>
+              <w:left w:type="dxa" w:w="120"/>
+              <w:bottom w:type="dxa" w:w="80"/>
+              <w:right w:type="dxa" w:w="120"/>
+            </w:tcMar>
+          </w:tcPr>
+          <w:p>
+            <w:pPr>
+              <w:spacing w:after="0" w:before="0" w:line="260"/>
+            </w:pPr>
+            <w:r>
+              <w:rPr>
+                <w:rFonts w:ascii="Franklin Gothic Book" w:cs="Franklin Gothic Book" w:eastAsia="Franklin Gothic Book" w:hAnsi="Franklin Gothic Book"/>
+                <w:b/>
+                <w:bCs/>
+                <w:color w:val="333333"/>
+                <w:sz w:val="20"/>
+                <w:szCs w:val="20"/>
+              </w:rPr>
+              <w:t xml:space="preserve">Profile rate</w:t>
+            </w:r>
+          </w:p>
+        </w:tc>
+        <w:tc>
+          <w:tcPr>
+            <w:tcW w:type="dxa" w:w="6880"/>
+            <w:tcBorders>
+              <w:top w:val="single" w:color="E5E5E5" w:sz="4"/>
+              <w:left w:val="none" w:color="FFFFFF" w:sz="0"/>
+              <w:bottom w:val="single" w:color="E5E5E5" w:sz="4"/>
+              <w:right w:val="none" w:color="FFFFFF" w:sz="0"/>
+            </w:tcBorders>
+            <w:tcMar>
+              <w:top w:type="dxa" w:w="80"/>
+              <w:left w:type="dxa" w:w="120"/>
+              <w:bottom w:type="dxa" w:w="80"/>
+              <w:right w:type="dxa" w:w="120"/>
+            </w:tcMar>
+          </w:tcPr>
+          <w:p>
+            <w:pPr>
+              <w:spacing w:after="0" w:before="0" w:line="260"/>
+            </w:pPr>
+            <w:r>
+              <w:rPr>
+                <w:rFonts w:ascii="Franklin Gothic Book" w:cs="Franklin Gothic Book" w:eastAsia="Franklin Gothic Book" w:hAnsi="Franklin Gothic Book"/>
+                <w:color w:val="333333"/>
+                <w:sz w:val="20"/>
+                <w:szCs w:val="20"/>
+              </w:rPr>
+              <w:t xml:space="preserve">240 or 400 profiles per second, selectable — system total</w:t>
+            </w:r>
+          </w:p>
+        </w:tc>
+      </w:tr>
+      <w:tr>
+        <w:tc>
+          <w:tcPr>
+            <w:tcW w:type="dxa" w:w="3200"/>
+            <w:tcBorders>
+              <w:top w:val="single" w:color="E5E5E5" w:sz="4"/>
+              <w:left w:val="none" w:color="FFFFFF" w:sz="0"/>
+              <w:bottom w:val="single" w:color="E5E5E5" w:sz="4"/>
+              <w:right w:val="none" w:color="FFFFFF" w:sz="0"/>
+            </w:tcBorders>
+            <w:tcMar>
+              <w:top w:type="dxa" w:w="80"/>
+              <w:left w:type="dxa" w:w="120"/>
+              <w:bottom w:type="dxa" w:w="80"/>
+              <w:right w:type="dxa" w:w="120"/>
+            </w:tcMar>
+          </w:tcPr>
+          <w:p>
+            <w:pPr>
+              <w:spacing w:after="0" w:before="0" w:line="260"/>
+            </w:pPr>
+            <w:r>
+              <w:rPr>
+                <w:rFonts w:ascii="Franklin Gothic Book" w:cs="Franklin Gothic Book" w:eastAsia="Franklin Gothic Book" w:hAnsi="Franklin Gothic Book"/>
+                <w:b/>
+                <w:bCs/>
+                <w:color w:val="333333"/>
+                <w:sz w:val="20"/>
+                <w:szCs w:val="20"/>
+              </w:rPr>
+              <w:t xml:space="preserve">Laser class</w:t>
+            </w:r>
+          </w:p>
+        </w:tc>
+        <w:tc>
+          <w:tcPr>
+            <w:tcW w:type="dxa" w:w="6880"/>
+            <w:tcBorders>
+              <w:top w:val="single" w:color="E5E5E5" w:sz="4"/>
+              <w:left w:val="none" w:color="FFFFFF" w:sz="0"/>
+              <w:bottom w:val="single" w:color="E5E5E5" w:sz="4"/>
+              <w:right w:val="none" w:color="FFFFFF" w:sz="0"/>
+            </w:tcBorders>
+            <w:tcMar>
+              <w:top w:type="dxa" w:w="80"/>
+              <w:left w:type="dxa" w:w="120"/>
+              <w:bottom w:type="dxa" w:w="80"/>
+              <w:right w:type="dxa" w:w="120"/>
+            </w:tcMar>
+          </w:tcPr>
+          <w:p>
+            <w:pPr>
+              <w:spacing w:after="0" w:before="0" w:line="260"/>
+            </w:pPr>
+            <w:r>
+              <w:rPr>
+                <w:rFonts w:ascii="Franklin Gothic Book" w:cs="Franklin Gothic Book" w:eastAsia="Franklin Gothic Book" w:hAnsi="Franklin Gothic Book"/>
+                <w:color w:val="333333"/>
+                <w:sz w:val="20"/>
+                <w:szCs w:val="20"/>
+              </w:rPr>
+              <w:t xml:space="preserve">Class 1 — eye safe</w:t>
             </w:r>
           </w:p>
         </w:tc>
       </w:tr>
     </w:tbl>
     <w:p>
-      <w:r>
-        <w:br w:type="page"/>
-      </w:r>
-    </w:p>
-    <w:p>
-      <w:pPr>
-        <w:pStyle w:val="Heading1"/>
-        <w:spacing w:after="200" w:before="0"/>
-      </w:pPr>
-      <w:r>
-        <w:rPr>
-          <w:rFonts w:ascii="Klinic Slab" w:cs="Klinic Slab" w:eastAsia="Klinic Slab" w:hAnsi="Klinic Slab"/>
-          <w:b/>
-          <w:bCs/>
-          <w:color w:val="EE3D24"/>
-          <w:sz w:val="52"/>
-          <w:szCs w:val="52"/>
-        </w:rPr>
-        <w:t xml:space="preserve">The system</w:t>
-      </w:r>
-    </w:p>
-    <w:p>
-      <w:pPr>
-        <w:spacing w:after="220" w:before="0" w:line="300"/>
-      </w:pPr>
-      <w:r>
-        <w:rPr>
-          <w:rFonts w:ascii="Franklin Gothic Book" w:cs="Franklin Gothic Book" w:eastAsia="Franklin Gothic Book" w:hAnsi="Franklin Gothic Book"/>
-          <w:b/>
-          <w:bCs/>
-          <w:color w:val="333333"/>
-          <w:sz w:val="21"/>
-          <w:szCs w:val="21"/>
-        </w:rPr>
-        <w:t xml:space="preserve">Trimble MX60 Premium</w:t>
-      </w:r>
-      <w:r>
-        <w:rPr>
-          <w:rFonts w:ascii="Franklin Gothic Book" w:cs="Franklin Gothic Book" w:eastAsia="Franklin Gothic Book" w:hAnsi="Franklin Gothic Book"/>
-          <w:color w:val="333333"/>
-          <w:sz w:val="21"/>
-          <w:szCs w:val="21"/>
-        </w:rPr>
-        <w:t xml:space="preserve"> — the top of the three MX60 configurations. Every figure on this page is Trimble’s published specification for this system, under the conditions Trimble states.</w:t>
+      <w:pPr>
+        <w:spacing w:after="60" w:before="0" w:line="280"/>
+      </w:pPr>
+      <w:r>
+        <w:rPr>
+          <w:rFonts w:ascii="Franklin Gothic Book" w:cs="Franklin Gothic Book" w:eastAsia="Franklin Gothic Book" w:hAnsi="Franklin Gothic Book"/>
+          <w:color w:val="676768"/>
+          <w:sz w:val="18"/>
+          <w:szCs w:val="18"/>
+        </w:rPr>
+        <w:t xml:space="preserve">Range is specified against flat targets larger than the beam, at perpendicular incidence, in 23 km visibility. Working distance on a real corridor is shorter.</w:t>
       </w:r>
     </w:p>
     <w:p>
@@ -1219,7 +2574,7 @@
           <w:sz w:val="22"/>
           <w:szCs w:val="22"/>
         </w:rPr>
-        <w:t xml:space="preserve">Laser scanning</w:t>
+        <w:t xml:space="preserve">Imaging</w:t>
       </w:r>
     </w:p>
     <w:tbl>
@@ -1268,7 +2623,7 @@
                 <w:sz w:val="20"/>
                 <w:szCs w:val="20"/>
               </w:rPr>
-              <w:t xml:space="preserve">Scanners</w:t>
+              <w:t xml:space="preserve">Spherical camera</w:t>
             </w:r>
           </w:p>
         </w:tc>
@@ -1299,7 +2654,7 @@
                 <w:sz w:val="20"/>
                 <w:szCs w:val="20"/>
               </w:rPr>
-              <w:t xml:space="preserve">Two, time-of-flight</w:t>
+              <w:t xml:space="preserve">72 megapixel, six cameras, global shutter, about 90% of the full sphere, up to 10 fps</w:t>
             </w:r>
           </w:p>
         </w:tc>
@@ -1334,7 +2689,7 @@
                 <w:sz w:val="20"/>
                 <w:szCs w:val="20"/>
               </w:rPr>
-              <w:t xml:space="preserve">Measurement rate</w:t>
+              <w:t xml:space="preserve">Downward camera</w:t>
             </w:r>
           </w:p>
         </w:tc>
@@ -1365,7 +2720,7 @@
                 <w:sz w:val="20"/>
                 <w:szCs w:val="20"/>
               </w:rPr>
-              <w:t xml:space="preserve">1,000,000 or 2,000,000 points per second, selectable — system total</w:t>
+              <w:t xml:space="preserve">12 megapixel, up to 9 fps</w:t>
             </w:r>
           </w:p>
         </w:tc>
@@ -1400,7 +2755,7 @@
                 <w:sz w:val="20"/>
                 <w:szCs w:val="20"/>
               </w:rPr>
-              <w:t xml:space="preserve">Maximum range</w:t>
+              <w:t xml:space="preserve">Capture trigger</w:t>
             </w:r>
           </w:p>
         </w:tc>
@@ -1431,356 +2786,12 @@
                 <w:sz w:val="20"/>
                 <w:szCs w:val="20"/>
               </w:rPr>
-              <w:t xml:space="preserve">150 m at the lower rate; 120 m at the higher</w:t>
-            </w:r>
-          </w:p>
-        </w:tc>
-      </w:tr>
-      <w:tr>
-        <w:tc>
-          <w:tcPr>
-            <w:tcW w:type="dxa" w:w="3200"/>
-            <w:tcBorders>
-              <w:top w:val="single" w:color="E5E5E5" w:sz="4"/>
-              <w:left w:val="none" w:color="FFFFFF" w:sz="0"/>
-              <w:bottom w:val="single" w:color="E5E5E5" w:sz="4"/>
-              <w:right w:val="none" w:color="FFFFFF" w:sz="0"/>
-            </w:tcBorders>
-            <w:tcMar>
-              <w:top w:type="dxa" w:w="80"/>
-              <w:left w:type="dxa" w:w="120"/>
-              <w:bottom w:type="dxa" w:w="80"/>
-              <w:right w:type="dxa" w:w="120"/>
-            </w:tcMar>
-          </w:tcPr>
-          <w:p>
-            <w:pPr>
-              <w:spacing w:after="0" w:before="0" w:line="260"/>
-            </w:pPr>
-            <w:r>
-              <w:rPr>
-                <w:rFonts w:ascii="Franklin Gothic Book" w:cs="Franklin Gothic Book" w:eastAsia="Franklin Gothic Book" w:hAnsi="Franklin Gothic Book"/>
-                <w:b/>
-                <w:bCs/>
-                <w:color w:val="333333"/>
-                <w:sz w:val="20"/>
-                <w:szCs w:val="20"/>
-              </w:rPr>
-              <w:t xml:space="preserve">Minimum range</w:t>
-            </w:r>
-          </w:p>
-        </w:tc>
-        <w:tc>
-          <w:tcPr>
-            <w:tcW w:type="dxa" w:w="6880"/>
-            <w:tcBorders>
-              <w:top w:val="single" w:color="E5E5E5" w:sz="4"/>
-              <w:left w:val="none" w:color="FFFFFF" w:sz="0"/>
-              <w:bottom w:val="single" w:color="E5E5E5" w:sz="4"/>
-              <w:right w:val="none" w:color="FFFFFF" w:sz="0"/>
-            </w:tcBorders>
-            <w:tcMar>
-              <w:top w:type="dxa" w:w="80"/>
-              <w:left w:type="dxa" w:w="120"/>
-              <w:bottom w:type="dxa" w:w="80"/>
-              <w:right w:type="dxa" w:w="120"/>
-            </w:tcMar>
-          </w:tcPr>
-          <w:p>
-            <w:pPr>
-              <w:spacing w:after="0" w:before="0" w:line="260"/>
-            </w:pPr>
-            <w:r>
-              <w:rPr>
-                <w:rFonts w:ascii="Franklin Gothic Book" w:cs="Franklin Gothic Book" w:eastAsia="Franklin Gothic Book" w:hAnsi="Franklin Gothic Book"/>
-                <w:color w:val="333333"/>
-                <w:sz w:val="20"/>
-                <w:szCs w:val="20"/>
-              </w:rPr>
-              <w:t xml:space="preserve">0.6 m</w:t>
-            </w:r>
-          </w:p>
-        </w:tc>
-      </w:tr>
-      <w:tr>
-        <w:tc>
-          <w:tcPr>
-            <w:tcW w:type="dxa" w:w="3200"/>
-            <w:tcBorders>
-              <w:top w:val="single" w:color="E5E5E5" w:sz="4"/>
-              <w:left w:val="none" w:color="FFFFFF" w:sz="0"/>
-              <w:bottom w:val="single" w:color="E5E5E5" w:sz="4"/>
-              <w:right w:val="none" w:color="FFFFFF" w:sz="0"/>
-            </w:tcBorders>
-            <w:tcMar>
-              <w:top w:type="dxa" w:w="80"/>
-              <w:left w:type="dxa" w:w="120"/>
-              <w:bottom w:type="dxa" w:w="80"/>
-              <w:right w:type="dxa" w:w="120"/>
-            </w:tcMar>
-          </w:tcPr>
-          <w:p>
-            <w:pPr>
-              <w:spacing w:after="0" w:before="0" w:line="260"/>
-            </w:pPr>
-            <w:r>
-              <w:rPr>
-                <w:rFonts w:ascii="Franklin Gothic Book" w:cs="Franklin Gothic Book" w:eastAsia="Franklin Gothic Book" w:hAnsi="Franklin Gothic Book"/>
-                <w:b/>
-                <w:bCs/>
-                <w:color w:val="333333"/>
-                <w:sz w:val="20"/>
-                <w:szCs w:val="20"/>
-              </w:rPr>
-              <w:t xml:space="preserve">Range accuracy</w:t>
-            </w:r>
-          </w:p>
-        </w:tc>
-        <w:tc>
-          <w:tcPr>
-            <w:tcW w:type="dxa" w:w="6880"/>
-            <w:tcBorders>
-              <w:top w:val="single" w:color="E5E5E5" w:sz="4"/>
-              <w:left w:val="none" w:color="FFFFFF" w:sz="0"/>
-              <w:bottom w:val="single" w:color="E5E5E5" w:sz="4"/>
-              <w:right w:val="none" w:color="FFFFFF" w:sz="0"/>
-            </w:tcBorders>
-            <w:tcMar>
-              <w:top w:type="dxa" w:w="80"/>
-              <w:left w:type="dxa" w:w="120"/>
-              <w:bottom w:type="dxa" w:w="80"/>
-              <w:right w:type="dxa" w:w="120"/>
-            </w:tcMar>
-          </w:tcPr>
-          <w:p>
-            <w:pPr>
-              <w:spacing w:after="0" w:before="0" w:line="260"/>
-            </w:pPr>
-            <w:r>
-              <w:rPr>
-                <w:rFonts w:ascii="Franklin Gothic Book" w:cs="Franklin Gothic Book" w:eastAsia="Franklin Gothic Book" w:hAnsi="Franklin Gothic Book"/>
-                <w:color w:val="333333"/>
-                <w:sz w:val="20"/>
-                <w:szCs w:val="20"/>
-              </w:rPr>
-              <w:t xml:space="preserve">2 mm</w:t>
-            </w:r>
-          </w:p>
-        </w:tc>
-      </w:tr>
-      <w:tr>
-        <w:tc>
-          <w:tcPr>
-            <w:tcW w:type="dxa" w:w="3200"/>
-            <w:tcBorders>
-              <w:top w:val="single" w:color="E5E5E5" w:sz="4"/>
-              <w:left w:val="none" w:color="FFFFFF" w:sz="0"/>
-              <w:bottom w:val="single" w:color="E5E5E5" w:sz="4"/>
-              <w:right w:val="none" w:color="FFFFFF" w:sz="0"/>
-            </w:tcBorders>
-            <w:tcMar>
-              <w:top w:type="dxa" w:w="80"/>
-              <w:left w:type="dxa" w:w="120"/>
-              <w:bottom w:type="dxa" w:w="80"/>
-              <w:right w:type="dxa" w:w="120"/>
-            </w:tcMar>
-          </w:tcPr>
-          <w:p>
-            <w:pPr>
-              <w:spacing w:after="0" w:before="0" w:line="260"/>
-            </w:pPr>
-            <w:r>
-              <w:rPr>
-                <w:rFonts w:ascii="Franklin Gothic Book" w:cs="Franklin Gothic Book" w:eastAsia="Franklin Gothic Book" w:hAnsi="Franklin Gothic Book"/>
-                <w:b/>
-                <w:bCs/>
-                <w:color w:val="333333"/>
-                <w:sz w:val="20"/>
-                <w:szCs w:val="20"/>
-              </w:rPr>
-              <w:t xml:space="preserve">Precision</w:t>
-            </w:r>
-          </w:p>
-        </w:tc>
-        <w:tc>
-          <w:tcPr>
-            <w:tcW w:type="dxa" w:w="6880"/>
-            <w:tcBorders>
-              <w:top w:val="single" w:color="E5E5E5" w:sz="4"/>
-              <w:left w:val="none" w:color="FFFFFF" w:sz="0"/>
-              <w:bottom w:val="single" w:color="E5E5E5" w:sz="4"/>
-              <w:right w:val="none" w:color="FFFFFF" w:sz="0"/>
-            </w:tcBorders>
-            <w:tcMar>
-              <w:top w:type="dxa" w:w="80"/>
-              <w:left w:type="dxa" w:w="120"/>
-              <w:bottom w:type="dxa" w:w="80"/>
-              <w:right w:type="dxa" w:w="120"/>
-            </w:tcMar>
-          </w:tcPr>
-          <w:p>
-            <w:pPr>
-              <w:spacing w:after="0" w:before="0" w:line="260"/>
-            </w:pPr>
-            <w:r>
-              <w:rPr>
-                <w:rFonts w:ascii="Franklin Gothic Book" w:cs="Franklin Gothic Book" w:eastAsia="Franklin Gothic Book" w:hAnsi="Franklin Gothic Book"/>
-                <w:color w:val="333333"/>
-                <w:sz w:val="20"/>
-                <w:szCs w:val="20"/>
-              </w:rPr>
-              <w:t xml:space="preserve">2.5 mm at 30 m</w:t>
-            </w:r>
-          </w:p>
-        </w:tc>
-      </w:tr>
-      <w:tr>
-        <w:tc>
-          <w:tcPr>
-            <w:tcW w:type="dxa" w:w="3200"/>
-            <w:tcBorders>
-              <w:top w:val="single" w:color="E5E5E5" w:sz="4"/>
-              <w:left w:val="none" w:color="FFFFFF" w:sz="0"/>
-              <w:bottom w:val="single" w:color="E5E5E5" w:sz="4"/>
-              <w:right w:val="none" w:color="FFFFFF" w:sz="0"/>
-            </w:tcBorders>
-            <w:tcMar>
-              <w:top w:type="dxa" w:w="80"/>
-              <w:left w:type="dxa" w:w="120"/>
-              <w:bottom w:type="dxa" w:w="80"/>
-              <w:right w:type="dxa" w:w="120"/>
-            </w:tcMar>
-          </w:tcPr>
-          <w:p>
-            <w:pPr>
-              <w:spacing w:after="0" w:before="0" w:line="260"/>
-            </w:pPr>
-            <w:r>
-              <w:rPr>
-                <w:rFonts w:ascii="Franklin Gothic Book" w:cs="Franklin Gothic Book" w:eastAsia="Franklin Gothic Book" w:hAnsi="Franklin Gothic Book"/>
-                <w:b/>
-                <w:bCs/>
-                <w:color w:val="333333"/>
-                <w:sz w:val="20"/>
-                <w:szCs w:val="20"/>
-              </w:rPr>
-              <w:t xml:space="preserve">Profile rate</w:t>
-            </w:r>
-          </w:p>
-        </w:tc>
-        <w:tc>
-          <w:tcPr>
-            <w:tcW w:type="dxa" w:w="6880"/>
-            <w:tcBorders>
-              <w:top w:val="single" w:color="E5E5E5" w:sz="4"/>
-              <w:left w:val="none" w:color="FFFFFF" w:sz="0"/>
-              <w:bottom w:val="single" w:color="E5E5E5" w:sz="4"/>
-              <w:right w:val="none" w:color="FFFFFF" w:sz="0"/>
-            </w:tcBorders>
-            <w:tcMar>
-              <w:top w:type="dxa" w:w="80"/>
-              <w:left w:type="dxa" w:w="120"/>
-              <w:bottom w:type="dxa" w:w="80"/>
-              <w:right w:type="dxa" w:w="120"/>
-            </w:tcMar>
-          </w:tcPr>
-          <w:p>
-            <w:pPr>
-              <w:spacing w:after="0" w:before="0" w:line="260"/>
-            </w:pPr>
-            <w:r>
-              <w:rPr>
-                <w:rFonts w:ascii="Franklin Gothic Book" w:cs="Franklin Gothic Book" w:eastAsia="Franklin Gothic Book" w:hAnsi="Franklin Gothic Book"/>
-                <w:color w:val="333333"/>
-                <w:sz w:val="20"/>
-                <w:szCs w:val="20"/>
-              </w:rPr>
-              <w:t xml:space="preserve">240 or 400 profiles per second, selectable — system total</w:t>
-            </w:r>
-          </w:p>
-        </w:tc>
-      </w:tr>
-      <w:tr>
-        <w:tc>
-          <w:tcPr>
-            <w:tcW w:type="dxa" w:w="3200"/>
-            <w:tcBorders>
-              <w:top w:val="single" w:color="E5E5E5" w:sz="4"/>
-              <w:left w:val="none" w:color="FFFFFF" w:sz="0"/>
-              <w:bottom w:val="single" w:color="E5E5E5" w:sz="4"/>
-              <w:right w:val="none" w:color="FFFFFF" w:sz="0"/>
-            </w:tcBorders>
-            <w:tcMar>
-              <w:top w:type="dxa" w:w="80"/>
-              <w:left w:type="dxa" w:w="120"/>
-              <w:bottom w:type="dxa" w:w="80"/>
-              <w:right w:type="dxa" w:w="120"/>
-            </w:tcMar>
-          </w:tcPr>
-          <w:p>
-            <w:pPr>
-              <w:spacing w:after="0" w:before="0" w:line="260"/>
-            </w:pPr>
-            <w:r>
-              <w:rPr>
-                <w:rFonts w:ascii="Franklin Gothic Book" w:cs="Franklin Gothic Book" w:eastAsia="Franklin Gothic Book" w:hAnsi="Franklin Gothic Book"/>
-                <w:b/>
-                <w:bCs/>
-                <w:color w:val="333333"/>
-                <w:sz w:val="20"/>
-                <w:szCs w:val="20"/>
-              </w:rPr>
-              <w:t xml:space="preserve">Laser class</w:t>
-            </w:r>
-          </w:p>
-        </w:tc>
-        <w:tc>
-          <w:tcPr>
-            <w:tcW w:type="dxa" w:w="6880"/>
-            <w:tcBorders>
-              <w:top w:val="single" w:color="E5E5E5" w:sz="4"/>
-              <w:left w:val="none" w:color="FFFFFF" w:sz="0"/>
-              <w:bottom w:val="single" w:color="E5E5E5" w:sz="4"/>
-              <w:right w:val="none" w:color="FFFFFF" w:sz="0"/>
-            </w:tcBorders>
-            <w:tcMar>
-              <w:top w:type="dxa" w:w="80"/>
-              <w:left w:type="dxa" w:w="120"/>
-              <w:bottom w:type="dxa" w:w="80"/>
-              <w:right w:type="dxa" w:w="120"/>
-            </w:tcMar>
-          </w:tcPr>
-          <w:p>
-            <w:pPr>
-              <w:spacing w:after="0" w:before="0" w:line="260"/>
-            </w:pPr>
-            <w:r>
-              <w:rPr>
-                <w:rFonts w:ascii="Franklin Gothic Book" w:cs="Franklin Gothic Book" w:eastAsia="Franklin Gothic Book" w:hAnsi="Franklin Gothic Book"/>
-                <w:color w:val="333333"/>
-                <w:sz w:val="20"/>
-                <w:szCs w:val="20"/>
-              </w:rPr>
-              <w:t xml:space="preserve">Class 1 — eye safe</w:t>
+              <w:t xml:space="preserve">By distance or by time</w:t>
             </w:r>
           </w:p>
         </w:tc>
       </w:tr>
     </w:tbl>
-    <w:p>
-      <w:pPr>
-        <w:spacing w:after="60" w:before="0" w:line="280"/>
-      </w:pPr>
-      <w:r>
-        <w:rPr>
-          <w:rFonts w:ascii="Franklin Gothic Book" w:cs="Franklin Gothic Book" w:eastAsia="Franklin Gothic Book" w:hAnsi="Franklin Gothic Book"/>
-          <w:color w:val="676768"/>
-          <w:sz w:val="18"/>
-          <w:szCs w:val="18"/>
-        </w:rPr>
-        <w:t xml:space="preserve">Range is specified against flat targets larger than the beam, at perpendicular incidence, in 23 km visibility. Working distance on a real corridor is shorter.</w:t>
-      </w:r>
-    </w:p>
     <w:p>
       <w:pPr>
         <w:pStyle w:val="Heading3"/>
@@ -1797,7 +2808,7 @@
           <w:sz w:val="22"/>
           <w:szCs w:val="22"/>
         </w:rPr>
-        <w:t xml:space="preserve">Imaging</w:t>
+        <w:t xml:space="preserve">Positioning</w:t>
       </w:r>
     </w:p>
     <w:tbl>
@@ -1846,7 +2857,7 @@
                 <w:sz w:val="20"/>
                 <w:szCs w:val="20"/>
               </w:rPr>
-              <w:t xml:space="preserve">Spherical camera</w:t>
+              <w:t xml:space="preserve">Integration</w:t>
             </w:r>
           </w:p>
         </w:tc>
@@ -1877,7 +2888,7 @@
                 <w:sz w:val="20"/>
                 <w:szCs w:val="20"/>
               </w:rPr>
-              <w:t xml:space="preserve">72 megapixel, six cameras, global shutter, about 90% of the full sphere, up to 10 fps</w:t>
+              <w:t xml:space="preserve">Applanix IN-Fusion+ GNSS-inertial</w:t>
             </w:r>
           </w:p>
         </w:tc>
@@ -1912,7 +2923,7 @@
                 <w:sz w:val="20"/>
                 <w:szCs w:val="20"/>
               </w:rPr>
-              <w:t xml:space="preserve">Downward camera</w:t>
+              <w:t xml:space="preserve">GNSS tracking</w:t>
             </w:r>
           </w:p>
         </w:tc>
@@ -1943,7 +2954,7 @@
                 <w:sz w:val="20"/>
                 <w:szCs w:val="20"/>
               </w:rPr>
-              <w:t xml:space="preserve">12 megapixel, up to 9 fps</w:t>
+              <w:t xml:space="preserve">2 × 336 channels</w:t>
             </w:r>
           </w:p>
         </w:tc>
@@ -1978,7 +2989,7 @@
                 <w:sz w:val="20"/>
                 <w:szCs w:val="20"/>
               </w:rPr>
-              <w:t xml:space="preserve">Capture trigger</w:t>
+              <w:t xml:space="preserve">Roll and pitch</w:t>
             </w:r>
           </w:p>
         </w:tc>
@@ -2009,7 +3020,139 @@
                 <w:sz w:val="20"/>
                 <w:szCs w:val="20"/>
               </w:rPr>
-              <w:t xml:space="preserve">By distance or by time</w:t>
+              <w:t xml:space="preserve">0.0025°</w:t>
+            </w:r>
+          </w:p>
+        </w:tc>
+      </w:tr>
+      <w:tr>
+        <w:tc>
+          <w:tcPr>
+            <w:tcW w:type="dxa" w:w="3200"/>
+            <w:tcBorders>
+              <w:top w:val="single" w:color="E5E5E5" w:sz="4"/>
+              <w:left w:val="none" w:color="FFFFFF" w:sz="0"/>
+              <w:bottom w:val="single" w:color="E5E5E5" w:sz="4"/>
+              <w:right w:val="none" w:color="FFFFFF" w:sz="0"/>
+            </w:tcBorders>
+            <w:tcMar>
+              <w:top w:type="dxa" w:w="80"/>
+              <w:left w:type="dxa" w:w="120"/>
+              <w:bottom w:type="dxa" w:w="80"/>
+              <w:right w:type="dxa" w:w="120"/>
+            </w:tcMar>
+          </w:tcPr>
+          <w:p>
+            <w:pPr>
+              <w:spacing w:after="0" w:before="0" w:line="260"/>
+            </w:pPr>
+            <w:r>
+              <w:rPr>
+                <w:rFonts w:ascii="Franklin Gothic Book" w:cs="Franklin Gothic Book" w:eastAsia="Franklin Gothic Book" w:hAnsi="Franklin Gothic Book"/>
+                <w:b/>
+                <w:bCs/>
+                <w:color w:val="333333"/>
+                <w:sz w:val="20"/>
+                <w:szCs w:val="20"/>
+              </w:rPr>
+              <w:t xml:space="preserve">Heading</w:t>
+            </w:r>
+          </w:p>
+        </w:tc>
+        <w:tc>
+          <w:tcPr>
+            <w:tcW w:type="dxa" w:w="6880"/>
+            <w:tcBorders>
+              <w:top w:val="single" w:color="E5E5E5" w:sz="4"/>
+              <w:left w:val="none" w:color="FFFFFF" w:sz="0"/>
+              <w:bottom w:val="single" w:color="E5E5E5" w:sz="4"/>
+              <w:right w:val="none" w:color="FFFFFF" w:sz="0"/>
+            </w:tcBorders>
+            <w:tcMar>
+              <w:top w:type="dxa" w:w="80"/>
+              <w:left w:type="dxa" w:w="120"/>
+              <w:bottom w:type="dxa" w:w="80"/>
+              <w:right w:type="dxa" w:w="120"/>
+            </w:tcMar>
+          </w:tcPr>
+          <w:p>
+            <w:pPr>
+              <w:spacing w:after="0" w:before="0" w:line="260"/>
+            </w:pPr>
+            <w:r>
+              <w:rPr>
+                <w:rFonts w:ascii="Franklin Gothic Book" w:cs="Franklin Gothic Book" w:eastAsia="Franklin Gothic Book" w:hAnsi="Franklin Gothic Book"/>
+                <w:color w:val="333333"/>
+                <w:sz w:val="20"/>
+                <w:szCs w:val="20"/>
+              </w:rPr>
+              <w:t xml:space="preserve">0.015°</w:t>
+            </w:r>
+          </w:p>
+        </w:tc>
+      </w:tr>
+      <w:tr>
+        <w:tc>
+          <w:tcPr>
+            <w:tcW w:type="dxa" w:w="3200"/>
+            <w:tcBorders>
+              <w:top w:val="single" w:color="E5E5E5" w:sz="4"/>
+              <w:left w:val="none" w:color="FFFFFF" w:sz="0"/>
+              <w:bottom w:val="single" w:color="E5E5E5" w:sz="4"/>
+              <w:right w:val="none" w:color="FFFFFF" w:sz="0"/>
+            </w:tcBorders>
+            <w:tcMar>
+              <w:top w:type="dxa" w:w="80"/>
+              <w:left w:type="dxa" w:w="120"/>
+              <w:bottom w:type="dxa" w:w="80"/>
+              <w:right w:type="dxa" w:w="120"/>
+            </w:tcMar>
+          </w:tcPr>
+          <w:p>
+            <w:pPr>
+              <w:spacing w:after="0" w:before="0" w:line="260"/>
+            </w:pPr>
+            <w:r>
+              <w:rPr>
+                <w:rFonts w:ascii="Franklin Gothic Book" w:cs="Franklin Gothic Book" w:eastAsia="Franklin Gothic Book" w:hAnsi="Franklin Gothic Book"/>
+                <w:b/>
+                <w:bCs/>
+                <w:color w:val="333333"/>
+                <w:sz w:val="20"/>
+                <w:szCs w:val="20"/>
+              </w:rPr>
+              <w:t xml:space="preserve">Position after a 60-second GNSS outage</w:t>
+            </w:r>
+          </w:p>
+        </w:tc>
+        <w:tc>
+          <w:tcPr>
+            <w:tcW w:type="dxa" w:w="6880"/>
+            <w:tcBorders>
+              <w:top w:val="single" w:color="E5E5E5" w:sz="4"/>
+              <w:left w:val="none" w:color="FFFFFF" w:sz="0"/>
+              <w:bottom w:val="single" w:color="E5E5E5" w:sz="4"/>
+              <w:right w:val="none" w:color="FFFFFF" w:sz="0"/>
+            </w:tcBorders>
+            <w:tcMar>
+              <w:top w:type="dxa" w:w="80"/>
+              <w:left w:type="dxa" w:w="120"/>
+              <w:bottom w:type="dxa" w:w="80"/>
+              <w:right w:type="dxa" w:w="120"/>
+            </w:tcMar>
+          </w:tcPr>
+          <w:p>
+            <w:pPr>
+              <w:spacing w:after="0" w:before="0" w:line="260"/>
+            </w:pPr>
+            <w:r>
+              <w:rPr>
+                <w:rFonts w:ascii="Franklin Gothic Book" w:cs="Franklin Gothic Book" w:eastAsia="Franklin Gothic Book" w:hAnsi="Franklin Gothic Book"/>
+                <w:color w:val="333333"/>
+                <w:sz w:val="20"/>
+                <w:szCs w:val="20"/>
+              </w:rPr>
+              <w:t xml:space="preserve">0.10 m horizontal · 0.07 m vertical</w:t>
             </w:r>
           </w:p>
         </w:tc>
@@ -2031,7 +3174,7 @@
           <w:sz w:val="22"/>
           <w:szCs w:val="22"/>
         </w:rPr>
-        <w:t xml:space="preserve">Positioning</w:t>
+        <w:t xml:space="preserve">Collection</w:t>
       </w:r>
     </w:p>
     <w:tbl>
@@ -2080,7 +3223,7 @@
                 <w:sz w:val="20"/>
                 <w:szCs w:val="20"/>
               </w:rPr>
-              <w:t xml:space="preserve">Integration</w:t>
+              <w:t xml:space="preserve">Recommended maximum speed, system operating</w:t>
             </w:r>
           </w:p>
         </w:tc>
@@ -2111,7 +3254,7 @@
                 <w:sz w:val="20"/>
                 <w:szCs w:val="20"/>
               </w:rPr>
-              <w:t xml:space="preserve">Applanix IN-Fusion+ GNSS-inertial</w:t>
+              <w:t xml:space="preserve">80 km/h (50 mph)</w:t>
             </w:r>
           </w:p>
         </w:tc>
@@ -2146,7 +3289,7 @@
                 <w:sz w:val="20"/>
                 <w:szCs w:val="20"/>
               </w:rPr>
-              <w:t xml:space="preserve">GNSS tracking</w:t>
+              <w:t xml:space="preserve">Onboard storage</w:t>
             </w:r>
           </w:p>
         </w:tc>
@@ -2177,210 +3320,352 @@
                 <w:sz w:val="20"/>
                 <w:szCs w:val="20"/>
               </w:rPr>
-              <w:t xml:space="preserve">2 × 336 channels</w:t>
-            </w:r>
-          </w:p>
-        </w:tc>
-      </w:tr>
-      <w:tr>
-        <w:tc>
-          <w:tcPr>
-            <w:tcW w:type="dxa" w:w="3200"/>
-            <w:tcBorders>
-              <w:top w:val="single" w:color="E5E5E5" w:sz="4"/>
-              <w:left w:val="none" w:color="FFFFFF" w:sz="0"/>
-              <w:bottom w:val="single" w:color="E5E5E5" w:sz="4"/>
-              <w:right w:val="none" w:color="FFFFFF" w:sz="0"/>
-            </w:tcBorders>
-            <w:tcMar>
-              <w:top w:type="dxa" w:w="80"/>
-              <w:left w:type="dxa" w:w="120"/>
-              <w:bottom w:type="dxa" w:w="80"/>
-              <w:right w:type="dxa" w:w="120"/>
-            </w:tcMar>
-          </w:tcPr>
-          <w:p>
-            <w:pPr>
-              <w:spacing w:after="0" w:before="0" w:line="260"/>
-            </w:pPr>
-            <w:r>
-              <w:rPr>
-                <w:rFonts w:ascii="Franklin Gothic Book" w:cs="Franklin Gothic Book" w:eastAsia="Franklin Gothic Book" w:hAnsi="Franklin Gothic Book"/>
-                <w:b/>
-                <w:bCs/>
-                <w:color w:val="333333"/>
-                <w:sz w:val="20"/>
-                <w:szCs w:val="20"/>
-              </w:rPr>
-              <w:t xml:space="preserve">Roll and pitch</w:t>
-            </w:r>
-          </w:p>
-        </w:tc>
-        <w:tc>
-          <w:tcPr>
-            <w:tcW w:type="dxa" w:w="6880"/>
-            <w:tcBorders>
-              <w:top w:val="single" w:color="E5E5E5" w:sz="4"/>
-              <w:left w:val="none" w:color="FFFFFF" w:sz="0"/>
-              <w:bottom w:val="single" w:color="E5E5E5" w:sz="4"/>
-              <w:right w:val="none" w:color="FFFFFF" w:sz="0"/>
-            </w:tcBorders>
-            <w:tcMar>
-              <w:top w:type="dxa" w:w="80"/>
-              <w:left w:type="dxa" w:w="120"/>
-              <w:bottom w:type="dxa" w:w="80"/>
-              <w:right w:type="dxa" w:w="120"/>
-            </w:tcMar>
-          </w:tcPr>
-          <w:p>
-            <w:pPr>
-              <w:spacing w:after="0" w:before="0" w:line="260"/>
-            </w:pPr>
-            <w:r>
-              <w:rPr>
-                <w:rFonts w:ascii="Franklin Gothic Book" w:cs="Franklin Gothic Book" w:eastAsia="Franklin Gothic Book" w:hAnsi="Franklin Gothic Book"/>
-                <w:color w:val="333333"/>
-                <w:sz w:val="20"/>
-                <w:szCs w:val="20"/>
-              </w:rPr>
-              <w:t xml:space="preserve">0.0025°</w:t>
-            </w:r>
-          </w:p>
-        </w:tc>
-      </w:tr>
-      <w:tr>
-        <w:tc>
-          <w:tcPr>
-            <w:tcW w:type="dxa" w:w="3200"/>
-            <w:tcBorders>
-              <w:top w:val="single" w:color="E5E5E5" w:sz="4"/>
-              <w:left w:val="none" w:color="FFFFFF" w:sz="0"/>
-              <w:bottom w:val="single" w:color="E5E5E5" w:sz="4"/>
-              <w:right w:val="none" w:color="FFFFFF" w:sz="0"/>
-            </w:tcBorders>
-            <w:tcMar>
-              <w:top w:type="dxa" w:w="80"/>
-              <w:left w:type="dxa" w:w="120"/>
-              <w:bottom w:type="dxa" w:w="80"/>
-              <w:right w:type="dxa" w:w="120"/>
-            </w:tcMar>
-          </w:tcPr>
-          <w:p>
-            <w:pPr>
-              <w:spacing w:after="0" w:before="0" w:line="260"/>
-            </w:pPr>
-            <w:r>
-              <w:rPr>
-                <w:rFonts w:ascii="Franklin Gothic Book" w:cs="Franklin Gothic Book" w:eastAsia="Franklin Gothic Book" w:hAnsi="Franklin Gothic Book"/>
-                <w:b/>
-                <w:bCs/>
-                <w:color w:val="333333"/>
-                <w:sz w:val="20"/>
-                <w:szCs w:val="20"/>
-              </w:rPr>
-              <w:t xml:space="preserve">Heading</w:t>
-            </w:r>
-          </w:p>
-        </w:tc>
-        <w:tc>
-          <w:tcPr>
-            <w:tcW w:type="dxa" w:w="6880"/>
-            <w:tcBorders>
-              <w:top w:val="single" w:color="E5E5E5" w:sz="4"/>
-              <w:left w:val="none" w:color="FFFFFF" w:sz="0"/>
-              <w:bottom w:val="single" w:color="E5E5E5" w:sz="4"/>
-              <w:right w:val="none" w:color="FFFFFF" w:sz="0"/>
-            </w:tcBorders>
-            <w:tcMar>
-              <w:top w:type="dxa" w:w="80"/>
-              <w:left w:type="dxa" w:w="120"/>
-              <w:bottom w:type="dxa" w:w="80"/>
-              <w:right w:type="dxa" w:w="120"/>
-            </w:tcMar>
-          </w:tcPr>
-          <w:p>
-            <w:pPr>
-              <w:spacing w:after="0" w:before="0" w:line="260"/>
-            </w:pPr>
-            <w:r>
-              <w:rPr>
-                <w:rFonts w:ascii="Franklin Gothic Book" w:cs="Franklin Gothic Book" w:eastAsia="Franklin Gothic Book" w:hAnsi="Franklin Gothic Book"/>
-                <w:color w:val="333333"/>
-                <w:sz w:val="20"/>
-                <w:szCs w:val="20"/>
-              </w:rPr>
-              <w:t xml:space="preserve">0.015°</w:t>
-            </w:r>
-          </w:p>
-        </w:tc>
-      </w:tr>
-      <w:tr>
-        <w:tc>
-          <w:tcPr>
-            <w:tcW w:type="dxa" w:w="3200"/>
-            <w:tcBorders>
-              <w:top w:val="single" w:color="E5E5E5" w:sz="4"/>
-              <w:left w:val="none" w:color="FFFFFF" w:sz="0"/>
-              <w:bottom w:val="single" w:color="E5E5E5" w:sz="4"/>
-              <w:right w:val="none" w:color="FFFFFF" w:sz="0"/>
-            </w:tcBorders>
-            <w:tcMar>
-              <w:top w:type="dxa" w:w="80"/>
-              <w:left w:type="dxa" w:w="120"/>
-              <w:bottom w:type="dxa" w:w="80"/>
-              <w:right w:type="dxa" w:w="120"/>
-            </w:tcMar>
-          </w:tcPr>
-          <w:p>
-            <w:pPr>
-              <w:spacing w:after="0" w:before="0" w:line="260"/>
-            </w:pPr>
-            <w:r>
-              <w:rPr>
-                <w:rFonts w:ascii="Franklin Gothic Book" w:cs="Franklin Gothic Book" w:eastAsia="Franklin Gothic Book" w:hAnsi="Franklin Gothic Book"/>
-                <w:b/>
-                <w:bCs/>
-                <w:color w:val="333333"/>
-                <w:sz w:val="20"/>
-                <w:szCs w:val="20"/>
-              </w:rPr>
-              <w:t xml:space="preserve">Position after a 60-second GNSS outage</w:t>
-            </w:r>
-          </w:p>
-        </w:tc>
-        <w:tc>
-          <w:tcPr>
-            <w:tcW w:type="dxa" w:w="6880"/>
-            <w:tcBorders>
-              <w:top w:val="single" w:color="E5E5E5" w:sz="4"/>
-              <w:left w:val="none" w:color="FFFFFF" w:sz="0"/>
-              <w:bottom w:val="single" w:color="E5E5E5" w:sz="4"/>
-              <w:right w:val="none" w:color="FFFFFF" w:sz="0"/>
-            </w:tcBorders>
-            <w:tcMar>
-              <w:top w:type="dxa" w:w="80"/>
-              <w:left w:type="dxa" w:w="120"/>
-              <w:bottom w:type="dxa" w:w="80"/>
-              <w:right w:type="dxa" w:w="120"/>
-            </w:tcMar>
-          </w:tcPr>
-          <w:p>
-            <w:pPr>
-              <w:spacing w:after="0" w:before="0" w:line="260"/>
-            </w:pPr>
-            <w:r>
-              <w:rPr>
-                <w:rFonts w:ascii="Franklin Gothic Book" w:cs="Franklin Gothic Book" w:eastAsia="Franklin Gothic Book" w:hAnsi="Franklin Gothic Book"/>
-                <w:color w:val="333333"/>
-                <w:sz w:val="20"/>
-                <w:szCs w:val="20"/>
-              </w:rPr>
-              <w:t xml:space="preserve">0.10 m horizontal · 0.07 m vertical</w:t>
+              <w:t xml:space="preserve">2 × 4 TB removable SSD</w:t>
             </w:r>
           </w:p>
         </w:tc>
       </w:tr>
     </w:tbl>
+    <w:p>
+      <w:r>
+        <w:br w:type="page"/>
+      </w:r>
+    </w:p>
+    <w:p>
+      <w:pPr>
+        <w:pStyle w:val="Heading1"/>
+        <w:spacing w:after="200" w:before="0"/>
+      </w:pPr>
+      <w:r>
+        <w:rPr>
+          <w:rFonts w:ascii="Klinic Slab" w:cs="Klinic Slab" w:eastAsia="Klinic Slab" w:hAnsi="Klinic Slab"/>
+          <w:b/>
+          <w:bCs/>
+          <w:color w:val="EE3D24"/>
+          <w:sz w:val="52"/>
+          <w:szCs w:val="52"/>
+        </w:rPr>
+        <w:t xml:space="preserve">How accuracy is established</w:t>
+      </w:r>
+    </w:p>
+    <w:p>
+      <w:pPr>
+        <w:pBdr>
+          <w:left w:val="single" w:color="EE3D24" w:sz="18" w:space="12"/>
+        </w:pBdr>
+        <w:spacing w:after="220" w:before="200" w:line="300"/>
+        <w:ind w:left="240"/>
+      </w:pPr>
+      <w:r>
+        <w:rPr>
+          <w:rFonts w:ascii="Freight Text Pro" w:cs="Freight Text Pro" w:eastAsia="Freight Text Pro" w:hAnsi="Freight Text Pro"/>
+          <w:color w:val="EE3D24"/>
+          <w:sz w:val="23"/>
+          <w:szCs w:val="23"/>
+        </w:rPr>
+        <w:t xml:space="preserve">There is no single accuracy figure for a mobile mapping deliverable. A firm that quotes you one before asking about your corridor is guessing.</w:t>
+      </w:r>
+    </w:p>
+    <w:p>
+      <w:pPr>
+        <w:spacing w:after="140" w:before="0" w:line="280"/>
+      </w:pPr>
+      <w:r>
+        <w:rPr>
+          <w:rFonts w:ascii="Franklin Gothic Book" w:cs="Franklin Gothic Book" w:eastAsia="Franklin Gothic Book" w:hAnsi="Franklin Gothic Book"/>
+          <w:color w:val="333333"/>
+          <w:sz w:val="21"/>
+          <w:szCs w:val="21"/>
+        </w:rPr>
+        <w:t xml:space="preserve">Every point in the cloud is the sum of two things: a range and angle measured by the scanner, and the position and orientation of the scanner at that instant. The scanner part is excellent and nearly constant. The second part is a computed path, and its quality changes along the corridor with the sky — open highway, tree canopy, an underpass, an urban canyon.</w:t>
+      </w:r>
+    </w:p>
+    <w:p>
+      <w:pPr>
+        <w:spacing w:after="140" w:before="0" w:line="280"/>
+      </w:pPr>
+      <w:r>
+        <w:rPr>
+          <w:rFonts w:ascii="Franklin Gothic Book" w:cs="Franklin Gothic Book" w:eastAsia="Franklin Gothic Book" w:hAnsi="Franklin Gothic Book"/>
+          <w:color w:val="333333"/>
+          <w:sz w:val="21"/>
+          <w:szCs w:val="21"/>
+        </w:rPr>
+        <w:t xml:space="preserve">So the accuracy question is answered per project, against control, and the evidence is part of the deliverable:</w:t>
+      </w:r>
+    </w:p>
+    <w:p>
+      <w:pPr>
+        <w:pStyle w:val="ListParagraph"/>
+        <w:numPr>
+          <w:ilvl w:val="0"/>
+          <w:numId w:val="2"/>
+        </w:numPr>
+        <w:spacing w:after="110" w:line="280"/>
+      </w:pPr>
+      <w:r>
+        <w:rPr>
+          <w:rFonts w:ascii="Franklin Gothic Book" w:cs="Franklin Gothic Book" w:eastAsia="Franklin Gothic Book" w:hAnsi="Franklin Gothic Book"/>
+          <w:b/>
+          <w:bCs/>
+          <w:color w:val="333333"/>
+          <w:sz w:val="21"/>
+          <w:szCs w:val="21"/>
+        </w:rPr>
+        <w:t xml:space="preserve">The accuracy requirement is agreed in writing before collection. </w:t>
+      </w:r>
+      <w:r>
+        <w:rPr>
+          <w:rFonts w:ascii="Franklin Gothic Book" w:cs="Franklin Gothic Book" w:eastAsia="Franklin Gothic Book" w:hAnsi="Franklin Gothic Book"/>
+          <w:color w:val="333333"/>
+          <w:sz w:val="21"/>
+          <w:szCs w:val="21"/>
+        </w:rPr>
+        <w:t xml:space="preserve">It drives the control design, the number of passes and the driving pattern — none of which can be fixed afterwards.</w:t>
+      </w:r>
+    </w:p>
+    <w:p>
+      <w:pPr>
+        <w:pStyle w:val="ListParagraph"/>
+        <w:numPr>
+          <w:ilvl w:val="0"/>
+          <w:numId w:val="2"/>
+        </w:numPr>
+        <w:spacing w:after="110" w:line="280"/>
+      </w:pPr>
+      <w:r>
+        <w:rPr>
+          <w:rFonts w:ascii="Franklin Gothic Book" w:cs="Franklin Gothic Book" w:eastAsia="Franklin Gothic Book" w:hAnsi="Franklin Gothic Book"/>
+          <w:b/>
+          <w:bCs/>
+          <w:color w:val="333333"/>
+          <w:sz w:val="21"/>
+          <w:szCs w:val="21"/>
+        </w:rPr>
+        <w:t xml:space="preserve">The trajectory is fitted to surveyed control, </w:t>
+      </w:r>
+      <w:r>
+        <w:rPr>
+          <w:rFonts w:ascii="Franklin Gothic Book" w:cs="Franklin Gothic Book" w:eastAsia="Franklin Gothic Book" w:hAnsi="Franklin Gothic Book"/>
+          <w:color w:val="333333"/>
+          <w:sz w:val="21"/>
+          <w:szCs w:val="21"/>
+        </w:rPr>
+        <w:t xml:space="preserve">established conventionally and bracketing the extent of the work.</w:t>
+      </w:r>
+    </w:p>
+    <w:p>
+      <w:pPr>
+        <w:pStyle w:val="ListParagraph"/>
+        <w:numPr>
+          <w:ilvl w:val="0"/>
+          <w:numId w:val="2"/>
+        </w:numPr>
+        <w:spacing w:after="110" w:line="280"/>
+      </w:pPr>
+      <w:r>
+        <w:rPr>
+          <w:rFonts w:ascii="Franklin Gothic Book" w:cs="Franklin Gothic Book" w:eastAsia="Franklin Gothic Book" w:hAnsi="Franklin Gothic Book"/>
+          <w:b/>
+          <w:bCs/>
+          <w:color w:val="333333"/>
+          <w:sz w:val="21"/>
+          <w:szCs w:val="21"/>
+        </w:rPr>
+        <w:t xml:space="preserve">Independent check points are measured against the finished product. </w:t>
+      </w:r>
+      <w:r>
+        <w:rPr>
+          <w:rFonts w:ascii="Franklin Gothic Book" w:cs="Franklin Gothic Book" w:eastAsia="Franklin Gothic Book" w:hAnsi="Franklin Gothic Book"/>
+          <w:color w:val="333333"/>
+          <w:sz w:val="21"/>
+          <w:szCs w:val="21"/>
+        </w:rPr>
+        <w:t xml:space="preserve">Points that helped compute the answer cannot test it. Points held out of the adjustment can, and those are the residuals that get reported.</w:t>
+      </w:r>
+    </w:p>
+    <w:p>
+      <w:pPr>
+        <w:pStyle w:val="ListParagraph"/>
+        <w:numPr>
+          <w:ilvl w:val="0"/>
+          <w:numId w:val="2"/>
+        </w:numPr>
+        <w:spacing w:after="110" w:line="280"/>
+      </w:pPr>
+      <w:r>
+        <w:rPr>
+          <w:rFonts w:ascii="Franklin Gothic Book" w:cs="Franklin Gothic Book" w:eastAsia="Franklin Gothic Book" w:hAnsi="Franklin Gothic Book"/>
+          <w:b/>
+          <w:bCs/>
+          <w:color w:val="333333"/>
+          <w:sz w:val="21"/>
+          <w:szCs w:val="21"/>
+        </w:rPr>
+        <w:t xml:space="preserve">Quality is reported along the corridor, not averaged over it. </w:t>
+      </w:r>
+      <w:r>
+        <w:rPr>
+          <w:rFonts w:ascii="Franklin Gothic Book" w:cs="Franklin Gothic Book" w:eastAsia="Franklin Gothic Book" w:hAnsi="Franklin Gothic Book"/>
+          <w:color w:val="333333"/>
+          <w:sz w:val="21"/>
+          <w:szCs w:val="21"/>
+        </w:rPr>
+        <w:t xml:space="preserve">A single project-wide number hides the stretch that matters to you.</w:t>
+      </w:r>
+    </w:p>
+    <w:p>
+      <w:pPr>
+        <w:pStyle w:val="Heading2"/>
+        <w:keepNext/>
+        <w:keepLines/>
+        <w:spacing w:after="140" w:before="320"/>
+      </w:pPr>
+      <w:r>
+        <w:rPr>
+          <w:rFonts w:ascii="Klinic Slab" w:cs="Klinic Slab" w:eastAsia="Klinic Slab" w:hAnsi="Klinic Slab"/>
+          <w:b/>
+          <w:bCs/>
+          <w:color w:val="EE3D24"/>
+          <w:sz w:val="30"/>
+          <w:szCs w:val="30"/>
+        </w:rPr>
+        <w:t xml:space="preserve">When mobile mapping is the wrong tool</w:t>
+      </w:r>
+    </w:p>
+    <w:p>
+      <w:pPr>
+        <w:spacing w:after="140" w:before="0" w:line="280"/>
+      </w:pPr>
+      <w:r>
+        <w:rPr>
+          <w:rFonts w:ascii="Franklin Gothic Book" w:cs="Franklin Gothic Book" w:eastAsia="Franklin Gothic Book" w:hAnsi="Franklin Gothic Book"/>
+          <w:color w:val="333333"/>
+          <w:sz w:val="21"/>
+          <w:szCs w:val="21"/>
+        </w:rPr>
+        <w:t xml:space="preserve">We will say so. A corridor under heavy continuous canopy, a site needing measurements the vehicle cannot see, or a tolerance tighter than the method supports are all cases where conventional survey or static scanning produces a more defensible result. Sometimes the answer is a combination. Recommending the right method, including when it is not this one, is part of the service.</w:t>
+      </w:r>
+    </w:p>
+    <w:p>
+      <w:pPr>
+        <w:pStyle w:val="Heading2"/>
+        <w:keepNext/>
+        <w:keepLines/>
+        <w:spacing w:after="140" w:before="320"/>
+      </w:pPr>
+      <w:r>
+        <w:rPr>
+          <w:rFonts w:ascii="Klinic Slab" w:cs="Klinic Slab" w:eastAsia="Klinic Slab" w:hAnsi="Klinic Slab"/>
+          <w:b/>
+          <w:bCs/>
+          <w:color w:val="EE3D24"/>
+          <w:sz w:val="30"/>
+          <w:szCs w:val="30"/>
+        </w:rPr>
+        <w:t xml:space="preserve">Behind the deliverable</w:t>
+      </w:r>
+    </w:p>
+    <w:p>
+      <w:pPr>
+        <w:spacing w:after="140" w:before="0" w:line="280"/>
+      </w:pPr>
+      <w:r>
+        <w:rPr>
+          <w:rFonts w:ascii="Franklin Gothic Book" w:cs="Franklin Gothic Book" w:eastAsia="Franklin Gothic Book" w:hAnsi="Franklin Gothic Book"/>
+          <w:color w:val="333333"/>
+          <w:sz w:val="21"/>
+          <w:szCs w:val="21"/>
+        </w:rPr>
+        <w:t xml:space="preserve">The system is operational and has been run. The procedures behind it — field collection, office processing, quality control, and the records that make a deliverable traceable to what produced it — are written down: a technical manual, a standard operating procedure, and field and office guides, currently in internal review.</w:t>
+      </w:r>
+    </w:p>
+    <w:p>
+      <w:pPr>
+        <w:pBdr>
+          <w:bottom w:val="single" w:color="E5E5E5" w:sz="6" w:space="4"/>
+        </w:pBdr>
+        <w:spacing w:after="200" w:before="60"/>
+      </w:pPr>
+      <w:r>
+        <w:rPr>
+          <w:sz w:val="2"/>
+          <w:szCs w:val="2"/>
+        </w:rPr>
+        <w:t xml:space="preserve"/>
+      </w:r>
+    </w:p>
+    <w:p>
+      <w:pPr>
+        <w:spacing w:after="160" w:before="160"/>
+      </w:pPr>
+      <w:r>
+        <w:rPr>
+          <w:rFonts w:ascii="Franklin Gothic Book" w:cs="Franklin Gothic Book" w:eastAsia="Franklin Gothic Book" w:hAnsi="Franklin Gothic Book"/>
+          <w:i/>
+          <w:iCs/>
+          <w:color w:val="676768"/>
+          <w:sz w:val="19"/>
+          <w:szCs w:val="19"/>
+        </w:rPr>
+        <w:t xml:space="preserve">[ Contact block — name, title, phone, email. Marketing to complete. ]</w:t>
+      </w:r>
+    </w:p>
+    <w:p>
+      <w:r>
+        <w:br w:type="page"/>
+      </w:r>
+    </w:p>
+    <w:p>
+      <w:pPr>
+        <w:shd w:fill="EE3D24" w:color="auto" w:val="clear"/>
+        <w:spacing w:after="160"/>
+      </w:pPr>
+      <w:r>
+        <w:rPr>
+          <w:rFonts w:ascii="Klinic Slab" w:cs="Klinic Slab" w:eastAsia="Klinic Slab" w:hAnsi="Klinic Slab"/>
+          <w:b/>
+          <w:bCs/>
+          <w:color w:val="FFFFFF"/>
+          <w:sz w:val="30"/>
+          <w:szCs w:val="30"/>
+        </w:rPr>
+        <w:t xml:space="preserve">  INTERNAL — DELETE THESE NOTES BEFORE THE BROCHURE GOES OUT  </w:t>
+      </w:r>
+    </w:p>
+    <w:p>
+      <w:pPr>
+        <w:pStyle w:val="Heading2"/>
+        <w:keepNext/>
+        <w:keepLines/>
+        <w:spacing w:after="140" w:before="320"/>
+      </w:pPr>
+      <w:r>
+        <w:rPr>
+          <w:rFonts w:ascii="Klinic Slab" w:cs="Klinic Slab" w:eastAsia="Klinic Slab" w:hAnsi="Klinic Slab"/>
+          <w:b/>
+          <w:bCs/>
+          <w:color w:val="EE3D24"/>
+          <w:sz w:val="30"/>
+          <w:szCs w:val="30"/>
+        </w:rPr>
+        <w:t xml:space="preserve">Notes for the marketing team</w:t>
+      </w:r>
+    </w:p>
+    <w:p>
+      <w:pPr>
+        <w:spacing w:after="140" w:before="0" w:line="280"/>
+      </w:pPr>
+      <w:r>
+        <w:rPr>
+          <w:rFonts w:ascii="Franklin Gothic Book" w:cs="Franklin Gothic Book" w:eastAsia="Franklin Gothic Book" w:hAnsi="Franklin Gothic Book"/>
+          <w:color w:val="333333"/>
+          <w:sz w:val="21"/>
+          <w:szCs w:val="21"/>
+        </w:rPr>
+        <w:t xml:space="preserve">The numbers on page 4 were taken from the project’s reference dataset, reference/mx60-reference-data.csv, which is the authority for every figure in the MX60 documentation. They are Trimble’s published specifications for the equipment. They are not claims about what a Parametrix deliverable achieves, and the wording keeps that distinction.</w:t>
+      </w:r>
+    </w:p>
     <w:p>
       <w:pPr>
         <w:pStyle w:val="Heading3"/>
@@ -2397,7 +3682,166 @@
           <w:sz w:val="22"/>
           <w:szCs w:val="22"/>
         </w:rPr>
-        <w:t xml:space="preserve">Collection</w:t>
+        <w:t xml:space="preserve">Boeing Bump Index — asked for, and deliberately not in here</w:t>
+      </w:r>
+    </w:p>
+    <w:p>
+      <w:pPr>
+        <w:spacing w:after="140" w:before="0" w:line="280"/>
+      </w:pPr>
+      <w:r>
+        <w:rPr>
+          <w:rFonts w:ascii="Franklin Gothic Book" w:cs="Franklin Gothic Book" w:eastAsia="Franklin Gothic Book" w:hAnsi="Franklin Gothic Book"/>
+          <w:color w:val="333333"/>
+          <w:sz w:val="21"/>
+          <w:szCs w:val="21"/>
+        </w:rPr>
+        <w:t xml:space="preserve">A BBI runway roughness assessment under FAA AC 150/5380-9 cannot be produced from MX60 data, and the reason is not a close call.</w:t>
+      </w:r>
+    </w:p>
+    <w:p>
+      <w:pPr>
+        <w:pStyle w:val="ListParagraph"/>
+        <w:numPr>
+          <w:ilvl w:val="0"/>
+          <w:numId w:val="2"/>
+        </w:numPr>
+        <w:spacing w:after="110" w:line="280"/>
+      </w:pPr>
+      <w:r>
+        <w:rPr>
+          <w:rFonts w:ascii="Franklin Gothic Book" w:cs="Franklin Gothic Book" w:eastAsia="Franklin Gothic Book" w:hAnsi="Franklin Gothic Book"/>
+          <w:b/>
+          <w:bCs/>
+          <w:color w:val="333333"/>
+          <w:sz w:val="21"/>
+          <w:szCs w:val="21"/>
+        </w:rPr>
+        <w:t xml:space="preserve">The precision is three orders of magnitude out. </w:t>
+      </w:r>
+      <w:r>
+        <w:rPr>
+          <w:rFonts w:ascii="Franklin Gothic Book" w:cs="Franklin Gothic Book" w:eastAsia="Franklin Gothic Book" w:hAnsi="Franklin Gothic Book"/>
+          <w:color w:val="333333"/>
+          <w:sz w:val="21"/>
+          <w:szCs w:val="21"/>
+        </w:rPr>
+        <w:t xml:space="preserve">BBI is evaluated from a longitudinal elevation profile at a 0.25 m sampling interval, and the published guidance on collecting that profile calls for vertical accuracy at the tenth-of-a-millimetre level. The MX60’s range accuracy is 2 mm and its precision 2.5 mm at 30 m.</w:t>
+      </w:r>
+    </w:p>
+    <w:p>
+      <w:pPr>
+        <w:pStyle w:val="ListParagraph"/>
+        <w:numPr>
+          <w:ilvl w:val="0"/>
+          <w:numId w:val="2"/>
+        </w:numPr>
+        <w:spacing w:after="110" w:line="280"/>
+      </w:pPr>
+      <w:r>
+        <w:rPr>
+          <w:rFonts w:ascii="Franklin Gothic Book" w:cs="Franklin Gothic Book" w:eastAsia="Franklin Gothic Book" w:hAnsi="Franklin Gothic Book"/>
+          <w:b/>
+          <w:bCs/>
+          <w:color w:val="333333"/>
+          <w:sz w:val="21"/>
+          <w:szCs w:val="21"/>
+        </w:rPr>
+        <w:t xml:space="preserve">The error is in the wrong wavelength band. </w:t>
+      </w:r>
+      <w:r>
+        <w:rPr>
+          <w:rFonts w:ascii="Franklin Gothic Book" w:cs="Franklin Gothic Book" w:eastAsia="Franklin Gothic Book" w:hAnsi="Franklin Gothic Book"/>
+          <w:color w:val="333333"/>
+          <w:sz w:val="21"/>
+          <w:szCs w:val="21"/>
+        </w:rPr>
+        <w:t xml:space="preserve">The Boeing Bump method lays a virtual straightedge of up to 120 m along the profile and measures deviation from it. Mobile mapping error is dominated by the trajectory, which drifts over exactly those distances. This is a structural mismatch, not a precision shortfall that a better instrument or more passes would fix.</w:t>
+      </w:r>
+    </w:p>
+    <w:p>
+      <w:pPr>
+        <w:pStyle w:val="ListParagraph"/>
+        <w:numPr>
+          <w:ilvl w:val="0"/>
+          <w:numId w:val="2"/>
+        </w:numPr>
+        <w:spacing w:after="110" w:line="280"/>
+      </w:pPr>
+      <w:r>
+        <w:rPr>
+          <w:rFonts w:ascii="Franklin Gothic Book" w:cs="Franklin Gothic Book" w:eastAsia="Franklin Gothic Book" w:hAnsi="Franklin Gothic Book"/>
+          <w:b/>
+          <w:bCs/>
+          <w:color w:val="333333"/>
+          <w:sz w:val="21"/>
+          <w:szCs w:val="21"/>
+        </w:rPr>
+        <w:t xml:space="preserve">Even purpose-built profilers are excluded. </w:t>
+      </w:r>
+      <w:r>
+        <w:rPr>
+          <w:rFonts w:ascii="Franklin Gothic Book" w:cs="Franklin Gothic Book" w:eastAsia="Franklin Gothic Book" w:hAnsi="Franklin Gothic Book"/>
+          <w:color w:val="333333"/>
+          <w:sz w:val="21"/>
+          <w:szCs w:val="21"/>
+        </w:rPr>
+        <w:t xml:space="preserve">Inertial profilers with high-pass filtering are specifically not recommended for Boeing Bump analysis, because they generate profile errors under braking and acceleration. A method that rules those out will not accept a vehicle LiDAR profile.</w:t>
+      </w:r>
+    </w:p>
+    <w:p>
+      <w:pPr>
+        <w:spacing w:after="140" w:before="0" w:line="280"/>
+      </w:pPr>
+      <w:r>
+        <w:rPr>
+          <w:rFonts w:ascii="Franklin Gothic Book" w:cs="Franklin Gothic Book" w:eastAsia="Franklin Gothic Book" w:hAnsi="Franklin Gothic Book"/>
+          <w:color w:val="333333"/>
+          <w:sz w:val="21"/>
+          <w:szCs w:val="21"/>
+        </w:rPr>
+        <w:t xml:space="preserve">BBI profile work is a rod-and-level or dedicated-profiler job. If Parametrix offers it, it belongs in its own material as a separate service — not attributed to mobile mapping, and not on this brochure. The airfield line on page 3 is deliberately limited to mapping, asset and surface-condition work, which mobile mapping does do.</w:t>
+      </w:r>
+    </w:p>
+    <w:p>
+      <w:r>
+        <w:br w:type="page"/>
+      </w:r>
+    </w:p>
+    <w:p>
+      <w:pPr>
+        <w:shd w:fill="EE3D24" w:color="auto" w:val="clear"/>
+        <w:spacing w:after="160"/>
+      </w:pPr>
+      <w:r>
+        <w:rPr>
+          <w:rFonts w:ascii="Klinic Slab" w:cs="Klinic Slab" w:eastAsia="Klinic Slab" w:hAnsi="Klinic Slab"/>
+          <w:b/>
+          <w:bCs/>
+          <w:color w:val="FFFFFF"/>
+          <w:sz w:val="30"/>
+          <w:szCs w:val="30"/>
+        </w:rPr>
+        <w:t xml:space="preserve">  INTERNAL — DELETE THESE NOTES BEFORE THE BROCHURE GOES OUT  </w:t>
+      </w:r>
+    </w:p>
+    <w:p>
+      <w:pPr>
+        <w:pStyle w:val="Heading3"/>
+        <w:keepNext/>
+        <w:keepLines/>
+        <w:spacing w:after="100" w:before="240"/>
+      </w:pPr>
+      <w:r>
+        <w:rPr>
+          <w:rFonts w:ascii="Franklin Gothic Book" w:cs="Franklin Gothic Book" w:eastAsia="Franklin Gothic Book" w:hAnsi="Franklin Gothic Book"/>
+          <w:b/>
+          <w:bCs/>
+          <w:color w:val="333333"/>
+          <w:sz w:val="22"/>
+          <w:szCs w:val="22"/>
+        </w:rPr>
+        <w:t xml:space="preserve">Five things that must not be added</w:t>
       </w:r>
     </w:p>
     <w:tbl>
@@ -2426,6 +3870,7 @@
               <w:bottom w:val="single" w:color="E5E5E5" w:sz="4"/>
               <w:right w:val="none" w:color="FFFFFF" w:sz="0"/>
             </w:tcBorders>
+            <w:shd w:fill="F2F2F2" w:color="auto" w:val="clear"/>
             <w:tcMar>
               <w:top w:type="dxa" w:w="80"/>
               <w:left w:type="dxa" w:w="120"/>
@@ -2446,7 +3891,7 @@
                 <w:sz w:val="20"/>
                 <w:szCs w:val="20"/>
               </w:rPr>
-              <w:t xml:space="preserve">Recommended maximum speed, system operating</w:t>
+              <w:t xml:space="preserve">Do not add</w:t>
             </w:r>
           </w:p>
         </w:tc>
@@ -2459,25 +3904,26 @@
               <w:bottom w:val="single" w:color="E5E5E5" w:sz="4"/>
               <w:right w:val="none" w:color="FFFFFF" w:sz="0"/>
             </w:tcBorders>
-            <w:tcMar>
-              <w:top w:type="dxa" w:w="80"/>
-              <w:left w:type="dxa" w:w="120"/>
-              <w:bottom w:type="dxa" w:w="80"/>
-              <w:right w:type="dxa" w:w="120"/>
-            </w:tcMar>
-          </w:tcPr>
-          <w:p>
-            <w:pPr>
-              <w:spacing w:after="0" w:before="0" w:line="260"/>
-            </w:pPr>
-            <w:r>
-              <w:rPr>
-                <w:rFonts w:ascii="Franklin Gothic Book" w:cs="Franklin Gothic Book" w:eastAsia="Franklin Gothic Book" w:hAnsi="Franklin Gothic Book"/>
-                <w:color w:val="333333"/>
-                <w:sz w:val="20"/>
-                <w:szCs w:val="20"/>
-              </w:rPr>
-              <w:t xml:space="preserve">80 km/h (50 mph)</w:t>
+            <w:shd w:fill="F2F2F2" w:color="auto" w:val="clear"/>
+            <w:tcMar>
+              <w:top w:type="dxa" w:w="80"/>
+              <w:left w:type="dxa" w:w="120"/>
+              <w:bottom w:type="dxa" w:w="80"/>
+              <w:right w:type="dxa" w:w="120"/>
+            </w:tcMar>
+          </w:tcPr>
+          <w:p>
+            <w:pPr>
+              <w:spacing w:after="0" w:before="0" w:line="260"/>
+            </w:pPr>
+            <w:r>
+              <w:rPr>
+                <w:rFonts w:ascii="Franklin Gothic Book" w:cs="Franklin Gothic Book" w:eastAsia="Franklin Gothic Book" w:hAnsi="Franklin Gothic Book"/>
+                <w:color w:val="333333"/>
+                <w:sz w:val="20"/>
+                <w:szCs w:val="20"/>
+              </w:rPr>
+              <w:t xml:space="preserve">Why</w:t>
             </w:r>
           </w:p>
         </w:tc>
@@ -2512,7 +3958,7 @@
                 <w:sz w:val="20"/>
                 <w:szCs w:val="20"/>
               </w:rPr>
-              <w:t xml:space="preserve">Onboard storage</w:t>
+              <w:t xml:space="preserve">A delivered accuracy figure — "1 cm mobile mapping", "survey-grade to 0.02 ft"</w:t>
             </w:r>
           </w:p>
         </w:tc>
@@ -2543,78 +3989,293 @@
                 <w:sz w:val="20"/>
                 <w:szCs w:val="20"/>
               </w:rPr>
-              <w:t xml:space="preserve">2 × 4 TB removable SSD</w:t>
+              <w:t xml:space="preserve">What constitutes an acceptable result has not been decided (register D-13), and the control design that would support it has not been specified (D-16). Accuracy is a per-project statement made against that project’s control.</w:t>
+            </w:r>
+          </w:p>
+        </w:tc>
+      </w:tr>
+      <w:tr>
+        <w:tc>
+          <w:tcPr>
+            <w:tcW w:type="dxa" w:w="3200"/>
+            <w:tcBorders>
+              <w:top w:val="single" w:color="E5E5E5" w:sz="4"/>
+              <w:left w:val="none" w:color="FFFFFF" w:sz="0"/>
+              <w:bottom w:val="single" w:color="E5E5E5" w:sz="4"/>
+              <w:right w:val="none" w:color="FFFFFF" w:sz="0"/>
+            </w:tcBorders>
+            <w:tcMar>
+              <w:top w:type="dxa" w:w="80"/>
+              <w:left w:type="dxa" w:w="120"/>
+              <w:bottom w:type="dxa" w:w="80"/>
+              <w:right w:type="dxa" w:w="120"/>
+            </w:tcMar>
+          </w:tcPr>
+          <w:p>
+            <w:pPr>
+              <w:spacing w:after="0" w:before="0" w:line="260"/>
+            </w:pPr>
+            <w:r>
+              <w:rPr>
+                <w:rFonts w:ascii="Franklin Gothic Book" w:cs="Franklin Gothic Book" w:eastAsia="Franklin Gothic Book" w:hAnsi="Franklin Gothic Book"/>
+                <w:b/>
+                <w:bCs/>
+                <w:color w:val="333333"/>
+                <w:sz w:val="20"/>
+                <w:szCs w:val="20"/>
+              </w:rPr>
+              <w:t xml:space="preserve">Trimble’s no-outage figure of "better than 1 cm horizontal"</w:t>
+            </w:r>
+          </w:p>
+        </w:tc>
+        <w:tc>
+          <w:tcPr>
+            <w:tcW w:type="dxa" w:w="6880"/>
+            <w:tcBorders>
+              <w:top w:val="single" w:color="E5E5E5" w:sz="4"/>
+              <w:left w:val="none" w:color="FFFFFF" w:sz="0"/>
+              <w:bottom w:val="single" w:color="E5E5E5" w:sz="4"/>
+              <w:right w:val="none" w:color="FFFFFF" w:sz="0"/>
+            </w:tcBorders>
+            <w:tcMar>
+              <w:top w:type="dxa" w:w="80"/>
+              <w:left w:type="dxa" w:w="120"/>
+              <w:bottom w:type="dxa" w:w="80"/>
+              <w:right w:type="dxa" w:w="120"/>
+            </w:tcMar>
+          </w:tcPr>
+          <w:p>
+            <w:pPr>
+              <w:spacing w:after="0" w:before="0" w:line="260"/>
+            </w:pPr>
+            <w:r>
+              <w:rPr>
+                <w:rFonts w:ascii="Franklin Gothic Book" w:cs="Franklin Gothic Book" w:eastAsia="Franklin Gothic Book" w:hAnsi="Franklin Gothic Book"/>
+                <w:color w:val="333333"/>
+                <w:sz w:val="20"/>
+                <w:szCs w:val="20"/>
+              </w:rPr>
+              <w:t xml:space="preserve">Trimble states it with the DMI option fitted. Whether this system carries a DMI is not yet established (D-2). Until it is, that figure is not ours to quote.</w:t>
+            </w:r>
+          </w:p>
+        </w:tc>
+      </w:tr>
+      <w:tr>
+        <w:tc>
+          <w:tcPr>
+            <w:tcW w:type="dxa" w:w="3200"/>
+            <w:tcBorders>
+              <w:top w:val="single" w:color="E5E5E5" w:sz="4"/>
+              <w:left w:val="none" w:color="FFFFFF" w:sz="0"/>
+              <w:bottom w:val="single" w:color="E5E5E5" w:sz="4"/>
+              <w:right w:val="none" w:color="FFFFFF" w:sz="0"/>
+            </w:tcBorders>
+            <w:tcMar>
+              <w:top w:type="dxa" w:w="80"/>
+              <w:left w:type="dxa" w:w="120"/>
+              <w:bottom w:type="dxa" w:w="80"/>
+              <w:right w:type="dxa" w:w="120"/>
+            </w:tcMar>
+          </w:tcPr>
+          <w:p>
+            <w:pPr>
+              <w:spacing w:after="0" w:before="0" w:line="260"/>
+            </w:pPr>
+            <w:r>
+              <w:rPr>
+                <w:rFonts w:ascii="Franklin Gothic Book" w:cs="Franklin Gothic Book" w:eastAsia="Franklin Gothic Book" w:hAnsi="Franklin Gothic Book"/>
+                <w:b/>
+                <w:bCs/>
+                <w:color w:val="333333"/>
+                <w:sz w:val="20"/>
+                <w:szCs w:val="20"/>
+              </w:rPr>
+              <w:t xml:space="preserve">Any claim of delivered project experience, corridor miles or client names</w:t>
+            </w:r>
+          </w:p>
+        </w:tc>
+        <w:tc>
+          <w:tcPr>
+            <w:tcW w:type="dxa" w:w="6880"/>
+            <w:tcBorders>
+              <w:top w:val="single" w:color="E5E5E5" w:sz="4"/>
+              <w:left w:val="none" w:color="FFFFFF" w:sz="0"/>
+              <w:bottom w:val="single" w:color="E5E5E5" w:sz="4"/>
+              <w:right w:val="none" w:color="FFFFFF" w:sz="0"/>
+            </w:tcBorders>
+            <w:tcMar>
+              <w:top w:type="dxa" w:w="80"/>
+              <w:left w:type="dxa" w:w="120"/>
+              <w:bottom w:type="dxa" w:w="80"/>
+              <w:right w:type="dxa" w:w="120"/>
+            </w:tcMar>
+          </w:tcPr>
+          <w:p>
+            <w:pPr>
+              <w:spacing w:after="0" w:before="0" w:line="260"/>
+            </w:pPr>
+            <w:r>
+              <w:rPr>
+                <w:rFonts w:ascii="Franklin Gothic Book" w:cs="Franklin Gothic Book" w:eastAsia="Franklin Gothic Book" w:hAnsi="Franklin Gothic Book"/>
+                <w:color w:val="333333"/>
+                <w:sz w:val="20"/>
+                <w:szCs w:val="20"/>
+              </w:rPr>
+              <w:t xml:space="preserve">The system has been run internally. Nothing has been delivered to a client under it. Add project references only once there are projects, and only with the numbers from the projects.</w:t>
+            </w:r>
+          </w:p>
+        </w:tc>
+      </w:tr>
+      <w:tr>
+        <w:tc>
+          <w:tcPr>
+            <w:tcW w:type="dxa" w:w="3200"/>
+            <w:tcBorders>
+              <w:top w:val="single" w:color="E5E5E5" w:sz="4"/>
+              <w:left w:val="none" w:color="FFFFFF" w:sz="0"/>
+              <w:bottom w:val="single" w:color="E5E5E5" w:sz="4"/>
+              <w:right w:val="none" w:color="FFFFFF" w:sz="0"/>
+            </w:tcBorders>
+            <w:tcMar>
+              <w:top w:type="dxa" w:w="80"/>
+              <w:left w:type="dxa" w:w="120"/>
+              <w:bottom w:type="dxa" w:w="80"/>
+              <w:right w:type="dxa" w:w="120"/>
+            </w:tcMar>
+          </w:tcPr>
+          <w:p>
+            <w:pPr>
+              <w:spacing w:after="0" w:before="0" w:line="260"/>
+            </w:pPr>
+            <w:r>
+              <w:rPr>
+                <w:rFonts w:ascii="Franklin Gothic Book" w:cs="Franklin Gothic Book" w:eastAsia="Franklin Gothic Book" w:hAnsi="Franklin Gothic Book"/>
+                <w:b/>
+                <w:bCs/>
+                <w:color w:val="333333"/>
+                <w:sz w:val="20"/>
+                <w:szCs w:val="20"/>
+              </w:rPr>
+              <w:t xml:space="preserve">"Certified", "compliant with", or a named accuracy standard</w:t>
+            </w:r>
+          </w:p>
+        </w:tc>
+        <w:tc>
+          <w:tcPr>
+            <w:tcW w:type="dxa" w:w="6880"/>
+            <w:tcBorders>
+              <w:top w:val="single" w:color="E5E5E5" w:sz="4"/>
+              <w:left w:val="none" w:color="FFFFFF" w:sz="0"/>
+              <w:bottom w:val="single" w:color="E5E5E5" w:sz="4"/>
+              <w:right w:val="none" w:color="FFFFFF" w:sz="0"/>
+            </w:tcBorders>
+            <w:tcMar>
+              <w:top w:type="dxa" w:w="80"/>
+              <w:left w:type="dxa" w:w="120"/>
+              <w:bottom w:type="dxa" w:w="80"/>
+              <w:right w:type="dxa" w:w="120"/>
+            </w:tcMar>
+          </w:tcPr>
+          <w:p>
+            <w:pPr>
+              <w:spacing w:after="0" w:before="0" w:line="260"/>
+            </w:pPr>
+            <w:r>
+              <w:rPr>
+                <w:rFonts w:ascii="Franklin Gothic Book" w:cs="Franklin Gothic Book" w:eastAsia="Franklin Gothic Book" w:hAnsi="Franklin Gothic Book"/>
+                <w:color w:val="333333"/>
+                <w:sz w:val="20"/>
+                <w:szCs w:val="20"/>
+              </w:rPr>
+              <w:t xml:space="preserve">No procedure in the MX60 document set has been adopted as Parametrix policy yet, and no external certification has been sought.</w:t>
+            </w:r>
+          </w:p>
+        </w:tc>
+      </w:tr>
+      <w:tr>
+        <w:tc>
+          <w:tcPr>
+            <w:tcW w:type="dxa" w:w="3200"/>
+            <w:tcBorders>
+              <w:top w:val="single" w:color="E5E5E5" w:sz="4"/>
+              <w:left w:val="none" w:color="FFFFFF" w:sz="0"/>
+              <w:bottom w:val="single" w:color="E5E5E5" w:sz="4"/>
+              <w:right w:val="none" w:color="FFFFFF" w:sz="0"/>
+            </w:tcBorders>
+            <w:tcMar>
+              <w:top w:type="dxa" w:w="80"/>
+              <w:left w:type="dxa" w:w="120"/>
+              <w:bottom w:type="dxa" w:w="80"/>
+              <w:right w:type="dxa" w:w="120"/>
+            </w:tcMar>
+          </w:tcPr>
+          <w:p>
+            <w:pPr>
+              <w:spacing w:after="0" w:before="0" w:line="260"/>
+            </w:pPr>
+            <w:r>
+              <w:rPr>
+                <w:rFonts w:ascii="Franklin Gothic Book" w:cs="Franklin Gothic Book" w:eastAsia="Franklin Gothic Book" w:hAnsi="Franklin Gothic Book"/>
+                <w:b/>
+                <w:bCs/>
+                <w:color w:val="333333"/>
+                <w:sz w:val="20"/>
+                <w:szCs w:val="20"/>
+              </w:rPr>
+              <w:t xml:space="preserve">Boeing Bump Index, runway roughness indices, or any profile-index deliverable</w:t>
+            </w:r>
+          </w:p>
+        </w:tc>
+        <w:tc>
+          <w:tcPr>
+            <w:tcW w:type="dxa" w:w="6880"/>
+            <w:tcBorders>
+              <w:top w:val="single" w:color="E5E5E5" w:sz="4"/>
+              <w:left w:val="none" w:color="FFFFFF" w:sz="0"/>
+              <w:bottom w:val="single" w:color="E5E5E5" w:sz="4"/>
+              <w:right w:val="none" w:color="FFFFFF" w:sz="0"/>
+            </w:tcBorders>
+            <w:tcMar>
+              <w:top w:type="dxa" w:w="80"/>
+              <w:left w:type="dxa" w:w="120"/>
+              <w:bottom w:type="dxa" w:w="80"/>
+              <w:right w:type="dxa" w:w="120"/>
+            </w:tcMar>
+          </w:tcPr>
+          <w:p>
+            <w:pPr>
+              <w:spacing w:after="0" w:before="0" w:line="260"/>
+            </w:pPr>
+            <w:r>
+              <w:rPr>
+                <w:rFonts w:ascii="Franklin Gothic Book" w:cs="Franklin Gothic Book" w:eastAsia="Franklin Gothic Book" w:hAnsi="Franklin Gothic Book"/>
+                <w:color w:val="333333"/>
+                <w:sz w:val="20"/>
+                <w:szCs w:val="20"/>
+              </w:rPr>
+              <w:t xml:space="preserve">The method cannot produce them at all. See the section above — this one is not a matter of caution, it would simply be wrong.</w:t>
             </w:r>
           </w:p>
         </w:tc>
       </w:tr>
     </w:tbl>
     <w:p>
-      <w:r>
-        <w:br w:type="page"/>
-      </w:r>
-    </w:p>
-    <w:p>
-      <w:pPr>
-        <w:pStyle w:val="Heading1"/>
-        <w:spacing w:after="200" w:before="0"/>
-      </w:pPr>
-      <w:r>
-        <w:rPr>
-          <w:rFonts w:ascii="Klinic Slab" w:cs="Klinic Slab" w:eastAsia="Klinic Slab" w:hAnsi="Klinic Slab"/>
+      <w:pPr>
+        <w:pStyle w:val="Heading3"/>
+        <w:keepNext/>
+        <w:keepLines/>
+        <w:spacing w:after="100" w:before="240"/>
+      </w:pPr>
+      <w:r>
+        <w:rPr>
+          <w:rFonts w:ascii="Franklin Gothic Book" w:cs="Franklin Gothic Book" w:eastAsia="Franklin Gothic Book" w:hAnsi="Franklin Gothic Book"/>
           <w:b/>
           <w:bCs/>
-          <w:color w:val="EE3D24"/>
-          <w:sz w:val="52"/>
-          <w:szCs w:val="52"/>
-        </w:rPr>
-        <w:t xml:space="preserve">How accuracy is established</w:t>
-      </w:r>
-    </w:p>
-    <w:p>
-      <w:pPr>
-        <w:pBdr>
-          <w:left w:val="single" w:color="EE3D24" w:sz="18" w:space="12"/>
-        </w:pBdr>
-        <w:spacing w:after="220" w:before="200" w:line="300"/>
-        <w:ind w:left="240"/>
-      </w:pPr>
-      <w:r>
-        <w:rPr>
-          <w:rFonts w:ascii="Freight Text Pro" w:cs="Freight Text Pro" w:eastAsia="Freight Text Pro" w:hAnsi="Freight Text Pro"/>
-          <w:color w:val="EE3D24"/>
-          <w:sz w:val="23"/>
-          <w:szCs w:val="23"/>
-        </w:rPr>
-        <w:t xml:space="preserve">There is no single accuracy figure for a mobile mapping deliverable. A firm that quotes you one before asking about your corridor is guessing.</w:t>
-      </w:r>
-    </w:p>
-    <w:p>
-      <w:pPr>
-        <w:spacing w:after="140" w:before="0" w:line="280"/>
-      </w:pPr>
-      <w:r>
-        <w:rPr>
-          <w:rFonts w:ascii="Franklin Gothic Book" w:cs="Franklin Gothic Book" w:eastAsia="Franklin Gothic Book" w:hAnsi="Franklin Gothic Book"/>
-          <w:color w:val="333333"/>
-          <w:sz w:val="21"/>
-          <w:szCs w:val="21"/>
-        </w:rPr>
-        <w:t xml:space="preserve">Every point in the cloud is the sum of two things: a range and angle measured by the scanner, and the position and orientation of the scanner at that instant. The scanner part is excellent and nearly constant. The second part is a computed path, and its quality changes along the corridor with the sky — open highway, tree canopy, an underpass, an urban canyon.</w:t>
-      </w:r>
-    </w:p>
-    <w:p>
-      <w:pPr>
-        <w:spacing w:after="140" w:before="0" w:line="280"/>
-      </w:pPr>
-      <w:r>
-        <w:rPr>
-          <w:rFonts w:ascii="Franklin Gothic Book" w:cs="Franklin Gothic Book" w:eastAsia="Franklin Gothic Book" w:hAnsi="Franklin Gothic Book"/>
-          <w:color w:val="333333"/>
-          <w:sz w:val="21"/>
-          <w:szCs w:val="21"/>
-        </w:rPr>
-        <w:t xml:space="preserve">So the accuracy question is answered per project, against control, and the evidence is part of the deliverable:</w:t>
+          <w:color w:val="333333"/>
+          <w:sz w:val="22"/>
+          <w:szCs w:val="22"/>
+        </w:rPr>
+        <w:t xml:space="preserve">Two things worth keeping</w:t>
       </w:r>
     </w:p>
     <w:p>
@@ -2635,7 +4296,7 @@
           <w:sz w:val="21"/>
           <w:szCs w:val="21"/>
         </w:rPr>
-        <w:t xml:space="preserve">The accuracy requirement is agreed in writing before collection. </w:t>
+        <w:t xml:space="preserve">The accuracy page is the strongest page. </w:t>
       </w:r>
       <w:r>
         <w:rPr>
@@ -2644,7 +4305,7 @@
           <w:sz w:val="21"/>
           <w:szCs w:val="21"/>
         </w:rPr>
-        <w:t xml:space="preserve">It drives the control design, the number of passes and the driving pattern — none of which can be fixed afterwards.</w:t>
+        <w:t xml:space="preserve">Competitors quote a number. Explaining why a single number is meaningless, and what you do instead, reads as competence to anyone technical enough to be choosing a surveyor.</w:t>
       </w:r>
     </w:p>
     <w:p>
@@ -2665,7 +4326,7 @@
           <w:sz w:val="21"/>
           <w:szCs w:val="21"/>
         </w:rPr>
-        <w:t xml:space="preserve">The trajectory is fitted to surveyed control, </w:t>
+        <w:t xml:space="preserve">"When mobile mapping is the wrong tool" is not a weakness. </w:t>
       </w:r>
       <w:r>
         <w:rPr>
@@ -2674,7 +4335,59 @@
           <w:sz w:val="21"/>
           <w:szCs w:val="21"/>
         </w:rPr>
-        <w:t xml:space="preserve">established conventionally and bracketing the extent of the work.</w:t>
+        <w:t xml:space="preserve">It is the paragraph a public agency remembers.</w:t>
+      </w:r>
+    </w:p>
+    <w:p>
+      <w:pPr>
+        <w:pStyle w:val="Heading3"/>
+        <w:keepNext/>
+        <w:keepLines/>
+        <w:spacing w:after="100" w:before="240"/>
+      </w:pPr>
+      <w:r>
+        <w:rPr>
+          <w:rFonts w:ascii="Franklin Gothic Book" w:cs="Franklin Gothic Book" w:eastAsia="Franklin Gothic Book" w:hAnsi="Franklin Gothic Book"/>
+          <w:b/>
+          <w:bCs/>
+          <w:color w:val="333333"/>
+          <w:sz w:val="22"/>
+          <w:szCs w:val="22"/>
+        </w:rPr>
+        <w:t xml:space="preserve">Where the application list came from</w:t>
+      </w:r>
+    </w:p>
+    <w:p>
+      <w:pPr>
+        <w:spacing w:after="140" w:before="0" w:line="280"/>
+      </w:pPr>
+      <w:r>
+        <w:rPr>
+          <w:rFonts w:ascii="Franklin Gothic Book" w:cs="Franklin Gothic Book" w:eastAsia="Franklin Gothic Book" w:hAnsi="Franklin Gothic Book"/>
+          <w:color w:val="333333"/>
+          <w:sz w:val="21"/>
+          <w:szCs w:val="21"/>
+        </w:rPr>
+        <w:t xml:space="preserve">The uses on page 3 are ones mobile LiDAR is documented as being used for in transportation practice — bridge and overhead clearance inventory, ADA sidewalk and curb ramp assessment, sign and pavement-marking inventory, pavement distress, and change detection by repeat survey. They describe what the method does. They are not a list of services Parametrix has delivered, and the sales conversation should not imply otherwise until there are projects behind them.</w:t>
+      </w:r>
+    </w:p>
+    <w:p>
+      <w:pPr>
+        <w:pStyle w:val="Heading3"/>
+        <w:keepNext/>
+        <w:keepLines/>
+        <w:spacing w:after="100" w:before="240"/>
+      </w:pPr>
+      <w:r>
+        <w:rPr>
+          <w:rFonts w:ascii="Franklin Gothic Book" w:cs="Franklin Gothic Book" w:eastAsia="Franklin Gothic Book" w:hAnsi="Franklin Gothic Book"/>
+          <w:b/>
+          <w:bCs/>
+          <w:color w:val="333333"/>
+          <w:sz w:val="22"/>
+          <w:szCs w:val="22"/>
+        </w:rPr>
+        <w:t xml:space="preserve">Before it is issued</w:t>
       </w:r>
     </w:p>
     <w:p>
@@ -2689,22 +4402,11 @@
       <w:r>
         <w:rPr>
           <w:rFonts w:ascii="Franklin Gothic Book" w:cs="Franklin Gothic Book" w:eastAsia="Franklin Gothic Book" w:hAnsi="Franklin Gothic Book"/>
-          <w:b/>
-          <w:bCs/>
           <w:color w:val="333333"/>
           <w:sz w:val="21"/>
           <w:szCs w:val="21"/>
         </w:rPr>
-        <w:t xml:space="preserve">Independent check points are measured against the finished product. </w:t>
-      </w:r>
-      <w:r>
-        <w:rPr>
-          <w:rFonts w:ascii="Franklin Gothic Book" w:cs="Franklin Gothic Book" w:eastAsia="Franklin Gothic Book" w:hAnsi="Franklin Gothic Book"/>
-          <w:color w:val="333333"/>
-          <w:sz w:val="21"/>
-          <w:szCs w:val="21"/>
-        </w:rPr>
-        <w:t xml:space="preserve">Points that helped compute the answer cannot test it. Points held out of the adjustment can, and those are the residuals that get reported.</w:t>
+        <w:t xml:space="preserve">Master logo assets — EPS for print — from Templafy. The files in brand/ are 600 dpi extractions from the guide, fine for drafting, not masters.</w:t>
       </w:r>
     </w:p>
     <w:p>
@@ -2719,561 +4421,11 @@
       <w:r>
         <w:rPr>
           <w:rFonts w:ascii="Franklin Gothic Book" w:cs="Franklin Gothic Book" w:eastAsia="Franklin Gothic Book" w:hAnsi="Franklin Gothic Book"/>
-          <w:b/>
-          <w:bCs/>
           <w:color w:val="333333"/>
           <w:sz w:val="21"/>
           <w:szCs w:val="21"/>
         </w:rPr>
-        <w:t xml:space="preserve">Quality is reported along the corridor, not averaged over it. </w:t>
-      </w:r>
-      <w:r>
-        <w:rPr>
-          <w:rFonts w:ascii="Franklin Gothic Book" w:cs="Franklin Gothic Book" w:eastAsia="Franklin Gothic Book" w:hAnsi="Franklin Gothic Book"/>
-          <w:color w:val="333333"/>
-          <w:sz w:val="21"/>
-          <w:szCs w:val="21"/>
-        </w:rPr>
-        <w:t xml:space="preserve">A single project-wide number hides the stretch that matters to you.</w:t>
-      </w:r>
-    </w:p>
-    <w:p>
-      <w:pPr>
-        <w:pStyle w:val="Heading2"/>
-        <w:keepNext/>
-        <w:keepLines/>
-        <w:spacing w:after="140" w:before="320"/>
-      </w:pPr>
-      <w:r>
-        <w:rPr>
-          <w:rFonts w:ascii="Klinic Slab" w:cs="Klinic Slab" w:eastAsia="Klinic Slab" w:hAnsi="Klinic Slab"/>
-          <w:b/>
-          <w:bCs/>
-          <w:color w:val="EE3D24"/>
-          <w:sz w:val="30"/>
-          <w:szCs w:val="30"/>
-        </w:rPr>
-        <w:t xml:space="preserve">When mobile mapping is the wrong tool</w:t>
-      </w:r>
-    </w:p>
-    <w:p>
-      <w:pPr>
-        <w:spacing w:after="140" w:before="0" w:line="280"/>
-      </w:pPr>
-      <w:r>
-        <w:rPr>
-          <w:rFonts w:ascii="Franklin Gothic Book" w:cs="Franklin Gothic Book" w:eastAsia="Franklin Gothic Book" w:hAnsi="Franklin Gothic Book"/>
-          <w:color w:val="333333"/>
-          <w:sz w:val="21"/>
-          <w:szCs w:val="21"/>
-        </w:rPr>
-        <w:t xml:space="preserve">We will say so. A corridor under heavy continuous canopy, a site needing measurements the vehicle cannot see, or a tolerance tighter than the method supports are all cases where conventional survey or static scanning produces a more defensible result. Sometimes the answer is a combination. Recommending the right method, including when it is not this one, is part of the service.</w:t>
-      </w:r>
-    </w:p>
-    <w:p>
-      <w:pPr>
-        <w:pStyle w:val="Heading2"/>
-        <w:keepNext/>
-        <w:keepLines/>
-        <w:spacing w:after="140" w:before="320"/>
-      </w:pPr>
-      <w:r>
-        <w:rPr>
-          <w:rFonts w:ascii="Klinic Slab" w:cs="Klinic Slab" w:eastAsia="Klinic Slab" w:hAnsi="Klinic Slab"/>
-          <w:b/>
-          <w:bCs/>
-          <w:color w:val="EE3D24"/>
-          <w:sz w:val="30"/>
-          <w:szCs w:val="30"/>
-        </w:rPr>
-        <w:t xml:space="preserve">Behind the deliverable</w:t>
-      </w:r>
-    </w:p>
-    <w:p>
-      <w:pPr>
-        <w:spacing w:after="140" w:before="0" w:line="280"/>
-      </w:pPr>
-      <w:r>
-        <w:rPr>
-          <w:rFonts w:ascii="Franklin Gothic Book" w:cs="Franklin Gothic Book" w:eastAsia="Franklin Gothic Book" w:hAnsi="Franklin Gothic Book"/>
-          <w:color w:val="333333"/>
-          <w:sz w:val="21"/>
-          <w:szCs w:val="21"/>
-        </w:rPr>
-        <w:t xml:space="preserve">The system is operational and has been run. The procedures behind it — field collection, office processing, quality control, and the records that make a deliverable traceable to what produced it — are written down: a technical manual, a standard operating procedure, and field and office guides, currently in internal review.</w:t>
-      </w:r>
-    </w:p>
-    <w:p>
-      <w:pPr>
-        <w:pBdr>
-          <w:bottom w:val="single" w:color="E5E5E5" w:sz="6" w:space="4"/>
-        </w:pBdr>
-        <w:spacing w:after="200" w:before="60"/>
-      </w:pPr>
-      <w:r>
-        <w:rPr>
-          <w:sz w:val="2"/>
-          <w:szCs w:val="2"/>
-        </w:rPr>
-        <w:t xml:space="preserve"/>
-      </w:r>
-    </w:p>
-    <w:p>
-      <w:pPr>
-        <w:spacing w:after="160" w:before="160"/>
-      </w:pPr>
-      <w:r>
-        <w:rPr>
-          <w:rFonts w:ascii="Franklin Gothic Book" w:cs="Franklin Gothic Book" w:eastAsia="Franklin Gothic Book" w:hAnsi="Franklin Gothic Book"/>
-          <w:i/>
-          <w:iCs/>
-          <w:color w:val="676768"/>
-          <w:sz w:val="19"/>
-          <w:szCs w:val="19"/>
-        </w:rPr>
-        <w:t xml:space="preserve">[ Contact block — name, title, phone, email. Marketing to complete. ]</w:t>
-      </w:r>
-    </w:p>
-    <w:p>
-      <w:r>
-        <w:br w:type="page"/>
-      </w:r>
-    </w:p>
-    <w:p>
-      <w:pPr>
-        <w:shd w:fill="EE3D24" w:color="auto" w:val="clear"/>
-        <w:spacing w:after="160"/>
-      </w:pPr>
-      <w:r>
-        <w:rPr>
-          <w:rFonts w:ascii="Klinic Slab" w:cs="Klinic Slab" w:eastAsia="Klinic Slab" w:hAnsi="Klinic Slab"/>
-          <w:b/>
-          <w:bCs/>
-          <w:color w:val="FFFFFF"/>
-          <w:sz w:val="30"/>
-          <w:szCs w:val="30"/>
-        </w:rPr>
-        <w:t xml:space="preserve">  DELETE THIS PAGE BEFORE THE BROCHURE GOES OUT  </w:t>
-      </w:r>
-    </w:p>
-    <w:p>
-      <w:pPr>
-        <w:pStyle w:val="Heading2"/>
-        <w:keepNext/>
-        <w:keepLines/>
-        <w:spacing w:after="140" w:before="320"/>
-      </w:pPr>
-      <w:r>
-        <w:rPr>
-          <w:rFonts w:ascii="Klinic Slab" w:cs="Klinic Slab" w:eastAsia="Klinic Slab" w:hAnsi="Klinic Slab"/>
-          <w:b/>
-          <w:bCs/>
-          <w:color w:val="EE3D24"/>
-          <w:sz w:val="30"/>
-          <w:szCs w:val="30"/>
-        </w:rPr>
-        <w:t xml:space="preserve">Notes for the marketing team</w:t>
-      </w:r>
-    </w:p>
-    <w:p>
-      <w:pPr>
-        <w:spacing w:after="140" w:before="0" w:line="280"/>
-      </w:pPr>
-      <w:r>
-        <w:rPr>
-          <w:rFonts w:ascii="Franklin Gothic Book" w:cs="Franklin Gothic Book" w:eastAsia="Franklin Gothic Book" w:hAnsi="Franklin Gothic Book"/>
-          <w:color w:val="333333"/>
-          <w:sz w:val="21"/>
-          <w:szCs w:val="21"/>
-        </w:rPr>
-        <w:t xml:space="preserve">The numbers on page 3 were taken from the project’s reference dataset, reference/mx60-reference-data.csv, which is the authority for every figure in the MX60 documentation. They are Trimble’s published specifications for the equipment. They are not claims about what a Parametrix deliverable achieves, and the wording keeps that distinction.</w:t>
-      </w:r>
-    </w:p>
-    <w:p>
-      <w:pPr>
-        <w:pStyle w:val="Heading3"/>
-        <w:keepNext/>
-        <w:keepLines/>
-        <w:spacing w:after="100" w:before="240"/>
-      </w:pPr>
-      <w:r>
-        <w:rPr>
-          <w:rFonts w:ascii="Franklin Gothic Book" w:cs="Franklin Gothic Book" w:eastAsia="Franklin Gothic Book" w:hAnsi="Franklin Gothic Book"/>
-          <w:b/>
-          <w:bCs/>
-          <w:color w:val="333333"/>
-          <w:sz w:val="22"/>
-          <w:szCs w:val="22"/>
-        </w:rPr>
-        <w:t xml:space="preserve">Four things that must not be added</w:t>
-      </w:r>
-    </w:p>
-    <w:tbl>
-      <w:tblPr>
-        <w:tblW w:type="dxa" w:w="10080"/>
-        <w:tblBorders>
-          <w:top w:val="none" w:color="FFFFFF" w:sz="0"/>
-          <w:left w:val="none" w:color="FFFFFF" w:sz="0"/>
-          <w:bottom w:val="none" w:color="FFFFFF" w:sz="0"/>
-          <w:right w:val="none" w:color="FFFFFF" w:sz="0"/>
-          <w:insideH w:val="none" w:color="FFFFFF" w:sz="0"/>
-          <w:insideV w:val="none" w:color="FFFFFF" w:sz="0"/>
-        </w:tblBorders>
-      </w:tblPr>
-      <w:tblGrid>
-        <w:gridCol w:w="3200"/>
-        <w:gridCol w:w="6880"/>
-      </w:tblGrid>
-      <w:tr>
-        <w:tc>
-          <w:tcPr>
-            <w:tcW w:type="dxa" w:w="3200"/>
-            <w:tcBorders>
-              <w:top w:val="single" w:color="E5E5E5" w:sz="4"/>
-              <w:left w:val="none" w:color="FFFFFF" w:sz="0"/>
-              <w:bottom w:val="single" w:color="E5E5E5" w:sz="4"/>
-              <w:right w:val="none" w:color="FFFFFF" w:sz="0"/>
-            </w:tcBorders>
-            <w:shd w:fill="F2F2F2" w:color="auto" w:val="clear"/>
-            <w:tcMar>
-              <w:top w:type="dxa" w:w="80"/>
-              <w:left w:type="dxa" w:w="120"/>
-              <w:bottom w:type="dxa" w:w="80"/>
-              <w:right w:type="dxa" w:w="120"/>
-            </w:tcMar>
-          </w:tcPr>
-          <w:p>
-            <w:pPr>
-              <w:spacing w:after="0" w:before="0" w:line="260"/>
-            </w:pPr>
-            <w:r>
-              <w:rPr>
-                <w:rFonts w:ascii="Franklin Gothic Book" w:cs="Franklin Gothic Book" w:eastAsia="Franklin Gothic Book" w:hAnsi="Franklin Gothic Book"/>
-                <w:b/>
-                <w:bCs/>
-                <w:color w:val="333333"/>
-                <w:sz w:val="20"/>
-                <w:szCs w:val="20"/>
-              </w:rPr>
-              <w:t xml:space="preserve">Do not add</w:t>
-            </w:r>
-          </w:p>
-        </w:tc>
-        <w:tc>
-          <w:tcPr>
-            <w:tcW w:type="dxa" w:w="6880"/>
-            <w:tcBorders>
-              <w:top w:val="single" w:color="E5E5E5" w:sz="4"/>
-              <w:left w:val="none" w:color="FFFFFF" w:sz="0"/>
-              <w:bottom w:val="single" w:color="E5E5E5" w:sz="4"/>
-              <w:right w:val="none" w:color="FFFFFF" w:sz="0"/>
-            </w:tcBorders>
-            <w:shd w:fill="F2F2F2" w:color="auto" w:val="clear"/>
-            <w:tcMar>
-              <w:top w:type="dxa" w:w="80"/>
-              <w:left w:type="dxa" w:w="120"/>
-              <w:bottom w:type="dxa" w:w="80"/>
-              <w:right w:type="dxa" w:w="120"/>
-            </w:tcMar>
-          </w:tcPr>
-          <w:p>
-            <w:pPr>
-              <w:spacing w:after="0" w:before="0" w:line="260"/>
-            </w:pPr>
-            <w:r>
-              <w:rPr>
-                <w:rFonts w:ascii="Franklin Gothic Book" w:cs="Franklin Gothic Book" w:eastAsia="Franklin Gothic Book" w:hAnsi="Franklin Gothic Book"/>
-                <w:color w:val="333333"/>
-                <w:sz w:val="20"/>
-                <w:szCs w:val="20"/>
-              </w:rPr>
-              <w:t xml:space="preserve">Why</w:t>
-            </w:r>
-          </w:p>
-        </w:tc>
-      </w:tr>
-      <w:tr>
-        <w:tc>
-          <w:tcPr>
-            <w:tcW w:type="dxa" w:w="3200"/>
-            <w:tcBorders>
-              <w:top w:val="single" w:color="E5E5E5" w:sz="4"/>
-              <w:left w:val="none" w:color="FFFFFF" w:sz="0"/>
-              <w:bottom w:val="single" w:color="E5E5E5" w:sz="4"/>
-              <w:right w:val="none" w:color="FFFFFF" w:sz="0"/>
-            </w:tcBorders>
-            <w:tcMar>
-              <w:top w:type="dxa" w:w="80"/>
-              <w:left w:type="dxa" w:w="120"/>
-              <w:bottom w:type="dxa" w:w="80"/>
-              <w:right w:type="dxa" w:w="120"/>
-            </w:tcMar>
-          </w:tcPr>
-          <w:p>
-            <w:pPr>
-              <w:spacing w:after="0" w:before="0" w:line="260"/>
-            </w:pPr>
-            <w:r>
-              <w:rPr>
-                <w:rFonts w:ascii="Franklin Gothic Book" w:cs="Franklin Gothic Book" w:eastAsia="Franklin Gothic Book" w:hAnsi="Franklin Gothic Book"/>
-                <w:b/>
-                <w:bCs/>
-                <w:color w:val="333333"/>
-                <w:sz w:val="20"/>
-                <w:szCs w:val="20"/>
-              </w:rPr>
-              <w:t xml:space="preserve">A delivered accuracy figure — "1 cm mobile mapping", "survey-grade to 0.02 ft"</w:t>
-            </w:r>
-          </w:p>
-        </w:tc>
-        <w:tc>
-          <w:tcPr>
-            <w:tcW w:type="dxa" w:w="6880"/>
-            <w:tcBorders>
-              <w:top w:val="single" w:color="E5E5E5" w:sz="4"/>
-              <w:left w:val="none" w:color="FFFFFF" w:sz="0"/>
-              <w:bottom w:val="single" w:color="E5E5E5" w:sz="4"/>
-              <w:right w:val="none" w:color="FFFFFF" w:sz="0"/>
-            </w:tcBorders>
-            <w:tcMar>
-              <w:top w:type="dxa" w:w="80"/>
-              <w:left w:type="dxa" w:w="120"/>
-              <w:bottom w:type="dxa" w:w="80"/>
-              <w:right w:type="dxa" w:w="120"/>
-            </w:tcMar>
-          </w:tcPr>
-          <w:p>
-            <w:pPr>
-              <w:spacing w:after="0" w:before="0" w:line="260"/>
-            </w:pPr>
-            <w:r>
-              <w:rPr>
-                <w:rFonts w:ascii="Franklin Gothic Book" w:cs="Franklin Gothic Book" w:eastAsia="Franklin Gothic Book" w:hAnsi="Franklin Gothic Book"/>
-                <w:color w:val="333333"/>
-                <w:sz w:val="20"/>
-                <w:szCs w:val="20"/>
-              </w:rPr>
-              <w:t xml:space="preserve">What constitutes an acceptable result has not been decided (register D-13), and the control design that would support it has not been specified (D-16). Accuracy is a per-project statement made against that project’s control.</w:t>
-            </w:r>
-          </w:p>
-        </w:tc>
-      </w:tr>
-      <w:tr>
-        <w:tc>
-          <w:tcPr>
-            <w:tcW w:type="dxa" w:w="3200"/>
-            <w:tcBorders>
-              <w:top w:val="single" w:color="E5E5E5" w:sz="4"/>
-              <w:left w:val="none" w:color="FFFFFF" w:sz="0"/>
-              <w:bottom w:val="single" w:color="E5E5E5" w:sz="4"/>
-              <w:right w:val="none" w:color="FFFFFF" w:sz="0"/>
-            </w:tcBorders>
-            <w:tcMar>
-              <w:top w:type="dxa" w:w="80"/>
-              <w:left w:type="dxa" w:w="120"/>
-              <w:bottom w:type="dxa" w:w="80"/>
-              <w:right w:type="dxa" w:w="120"/>
-            </w:tcMar>
-          </w:tcPr>
-          <w:p>
-            <w:pPr>
-              <w:spacing w:after="0" w:before="0" w:line="260"/>
-            </w:pPr>
-            <w:r>
-              <w:rPr>
-                <w:rFonts w:ascii="Franklin Gothic Book" w:cs="Franklin Gothic Book" w:eastAsia="Franklin Gothic Book" w:hAnsi="Franklin Gothic Book"/>
-                <w:b/>
-                <w:bCs/>
-                <w:color w:val="333333"/>
-                <w:sz w:val="20"/>
-                <w:szCs w:val="20"/>
-              </w:rPr>
-              <w:t xml:space="preserve">Trimble’s no-outage figure of "better than 1 cm horizontal"</w:t>
-            </w:r>
-          </w:p>
-        </w:tc>
-        <w:tc>
-          <w:tcPr>
-            <w:tcW w:type="dxa" w:w="6880"/>
-            <w:tcBorders>
-              <w:top w:val="single" w:color="E5E5E5" w:sz="4"/>
-              <w:left w:val="none" w:color="FFFFFF" w:sz="0"/>
-              <w:bottom w:val="single" w:color="E5E5E5" w:sz="4"/>
-              <w:right w:val="none" w:color="FFFFFF" w:sz="0"/>
-            </w:tcBorders>
-            <w:tcMar>
-              <w:top w:type="dxa" w:w="80"/>
-              <w:left w:type="dxa" w:w="120"/>
-              <w:bottom w:type="dxa" w:w="80"/>
-              <w:right w:type="dxa" w:w="120"/>
-            </w:tcMar>
-          </w:tcPr>
-          <w:p>
-            <w:pPr>
-              <w:spacing w:after="0" w:before="0" w:line="260"/>
-            </w:pPr>
-            <w:r>
-              <w:rPr>
-                <w:rFonts w:ascii="Franklin Gothic Book" w:cs="Franklin Gothic Book" w:eastAsia="Franklin Gothic Book" w:hAnsi="Franklin Gothic Book"/>
-                <w:color w:val="333333"/>
-                <w:sz w:val="20"/>
-                <w:szCs w:val="20"/>
-              </w:rPr>
-              <w:t xml:space="preserve">Trimble states it with the DMI option fitted. Whether this system carries a DMI is not yet established (D-2). Until it is, that figure is not ours to quote.</w:t>
-            </w:r>
-          </w:p>
-        </w:tc>
-      </w:tr>
-      <w:tr>
-        <w:tc>
-          <w:tcPr>
-            <w:tcW w:type="dxa" w:w="3200"/>
-            <w:tcBorders>
-              <w:top w:val="single" w:color="E5E5E5" w:sz="4"/>
-              <w:left w:val="none" w:color="FFFFFF" w:sz="0"/>
-              <w:bottom w:val="single" w:color="E5E5E5" w:sz="4"/>
-              <w:right w:val="none" w:color="FFFFFF" w:sz="0"/>
-            </w:tcBorders>
-            <w:tcMar>
-              <w:top w:type="dxa" w:w="80"/>
-              <w:left w:type="dxa" w:w="120"/>
-              <w:bottom w:type="dxa" w:w="80"/>
-              <w:right w:type="dxa" w:w="120"/>
-            </w:tcMar>
-          </w:tcPr>
-          <w:p>
-            <w:pPr>
-              <w:spacing w:after="0" w:before="0" w:line="260"/>
-            </w:pPr>
-            <w:r>
-              <w:rPr>
-                <w:rFonts w:ascii="Franklin Gothic Book" w:cs="Franklin Gothic Book" w:eastAsia="Franklin Gothic Book" w:hAnsi="Franklin Gothic Book"/>
-                <w:b/>
-                <w:bCs/>
-                <w:color w:val="333333"/>
-                <w:sz w:val="20"/>
-                <w:szCs w:val="20"/>
-              </w:rPr>
-              <w:t xml:space="preserve">Any claim of delivered project experience, corridor miles or client names</w:t>
-            </w:r>
-          </w:p>
-        </w:tc>
-        <w:tc>
-          <w:tcPr>
-            <w:tcW w:type="dxa" w:w="6880"/>
-            <w:tcBorders>
-              <w:top w:val="single" w:color="E5E5E5" w:sz="4"/>
-              <w:left w:val="none" w:color="FFFFFF" w:sz="0"/>
-              <w:bottom w:val="single" w:color="E5E5E5" w:sz="4"/>
-              <w:right w:val="none" w:color="FFFFFF" w:sz="0"/>
-            </w:tcBorders>
-            <w:tcMar>
-              <w:top w:type="dxa" w:w="80"/>
-              <w:left w:type="dxa" w:w="120"/>
-              <w:bottom w:type="dxa" w:w="80"/>
-              <w:right w:type="dxa" w:w="120"/>
-            </w:tcMar>
-          </w:tcPr>
-          <w:p>
-            <w:pPr>
-              <w:spacing w:after="0" w:before="0" w:line="260"/>
-            </w:pPr>
-            <w:r>
-              <w:rPr>
-                <w:rFonts w:ascii="Franklin Gothic Book" w:cs="Franklin Gothic Book" w:eastAsia="Franklin Gothic Book" w:hAnsi="Franklin Gothic Book"/>
-                <w:color w:val="333333"/>
-                <w:sz w:val="20"/>
-                <w:szCs w:val="20"/>
-              </w:rPr>
-              <w:t xml:space="preserve">The system has been run internally. Nothing has been delivered to a client under it. Add project references only once there are projects, and only with the numbers from the projects.</w:t>
-            </w:r>
-          </w:p>
-        </w:tc>
-      </w:tr>
-      <w:tr>
-        <w:tc>
-          <w:tcPr>
-            <w:tcW w:type="dxa" w:w="3200"/>
-            <w:tcBorders>
-              <w:top w:val="single" w:color="E5E5E5" w:sz="4"/>
-              <w:left w:val="none" w:color="FFFFFF" w:sz="0"/>
-              <w:bottom w:val="single" w:color="E5E5E5" w:sz="4"/>
-              <w:right w:val="none" w:color="FFFFFF" w:sz="0"/>
-            </w:tcBorders>
-            <w:tcMar>
-              <w:top w:type="dxa" w:w="80"/>
-              <w:left w:type="dxa" w:w="120"/>
-              <w:bottom w:type="dxa" w:w="80"/>
-              <w:right w:type="dxa" w:w="120"/>
-            </w:tcMar>
-          </w:tcPr>
-          <w:p>
-            <w:pPr>
-              <w:spacing w:after="0" w:before="0" w:line="260"/>
-            </w:pPr>
-            <w:r>
-              <w:rPr>
-                <w:rFonts w:ascii="Franklin Gothic Book" w:cs="Franklin Gothic Book" w:eastAsia="Franklin Gothic Book" w:hAnsi="Franklin Gothic Book"/>
-                <w:b/>
-                <w:bCs/>
-                <w:color w:val="333333"/>
-                <w:sz w:val="20"/>
-                <w:szCs w:val="20"/>
-              </w:rPr>
-              <w:t xml:space="preserve">"Certified", "compliant with", or a named accuracy standard</w:t>
-            </w:r>
-          </w:p>
-        </w:tc>
-        <w:tc>
-          <w:tcPr>
-            <w:tcW w:type="dxa" w:w="6880"/>
-            <w:tcBorders>
-              <w:top w:val="single" w:color="E5E5E5" w:sz="4"/>
-              <w:left w:val="none" w:color="FFFFFF" w:sz="0"/>
-              <w:bottom w:val="single" w:color="E5E5E5" w:sz="4"/>
-              <w:right w:val="none" w:color="FFFFFF" w:sz="0"/>
-            </w:tcBorders>
-            <w:tcMar>
-              <w:top w:type="dxa" w:w="80"/>
-              <w:left w:type="dxa" w:w="120"/>
-              <w:bottom w:type="dxa" w:w="80"/>
-              <w:right w:type="dxa" w:w="120"/>
-            </w:tcMar>
-          </w:tcPr>
-          <w:p>
-            <w:pPr>
-              <w:spacing w:after="0" w:before="0" w:line="260"/>
-            </w:pPr>
-            <w:r>
-              <w:rPr>
-                <w:rFonts w:ascii="Franklin Gothic Book" w:cs="Franklin Gothic Book" w:eastAsia="Franklin Gothic Book" w:hAnsi="Franklin Gothic Book"/>
-                <w:color w:val="333333"/>
-                <w:sz w:val="20"/>
-                <w:szCs w:val="20"/>
-              </w:rPr>
-              <w:t xml:space="preserve">No procedure in the MX60 document set has been adopted as Parametrix policy yet, and no external certification has been sought.</w:t>
-            </w:r>
-          </w:p>
-        </w:tc>
-      </w:tr>
-    </w:tbl>
-    <w:p>
-      <w:pPr>
-        <w:pStyle w:val="Heading3"/>
-        <w:keepNext/>
-        <w:keepLines/>
-        <w:spacing w:after="100" w:before="240"/>
-      </w:pPr>
-      <w:r>
-        <w:rPr>
-          <w:rFonts w:ascii="Franklin Gothic Book" w:cs="Franklin Gothic Book" w:eastAsia="Franklin Gothic Book" w:hAnsi="Franklin Gothic Book"/>
-          <w:b/>
-          <w:bCs/>
-          <w:color w:val="333333"/>
-          <w:sz w:val="22"/>
-          <w:szCs w:val="22"/>
-        </w:rPr>
-        <w:t xml:space="preserve">Two things worth keeping</w:t>
+        <w:t xml:space="preserve">Licensed faces: Klinic Slab, Franklin Gothic URW, Freight Text Pro. Not held here, so this file falls back to the alternates the guide itself names (Rockwell, Franklin Gothic, Georgia). Restyle in the licensed faces.</w:t>
       </w:r>
     </w:p>
     <w:p>
@@ -3288,22 +4440,11 @@
       <w:r>
         <w:rPr>
           <w:rFonts w:ascii="Franklin Gothic Book" w:cs="Franklin Gothic Book" w:eastAsia="Franklin Gothic Book" w:hAnsi="Franklin Gothic Book"/>
-          <w:b/>
-          <w:bCs/>
           <w:color w:val="333333"/>
           <w:sz w:val="21"/>
           <w:szCs w:val="21"/>
         </w:rPr>
-        <w:t xml:space="preserve">The accuracy page is the strongest page. </w:t>
-      </w:r>
-      <w:r>
-        <w:rPr>
-          <w:rFonts w:ascii="Franklin Gothic Book" w:cs="Franklin Gothic Book" w:eastAsia="Franklin Gothic Book" w:hAnsi="Franklin Gothic Book"/>
-          <w:color w:val="333333"/>
-          <w:sz w:val="21"/>
-          <w:szCs w:val="21"/>
-        </w:rPr>
-        <w:t xml:space="preserve">Competitors quote a number. Explaining why a single number is meaningless, and what you do instead, reads as competence to anyone technical enough to be choosing a surveyor.</w:t>
+        <w:t xml:space="preserve">No tagline: the Brand Guide puts "client-facing document" in the Do Not Use Tagline column (p.12).</w:t>
       </w:r>
     </w:p>
     <w:p>
@@ -3318,117 +4459,11 @@
       <w:r>
         <w:rPr>
           <w:rFonts w:ascii="Franklin Gothic Book" w:cs="Franklin Gothic Book" w:eastAsia="Franklin Gothic Book" w:hAnsi="Franklin Gothic Book"/>
-          <w:b/>
-          <w:bCs/>
           <w:color w:val="333333"/>
           <w:sz w:val="21"/>
           <w:szCs w:val="21"/>
         </w:rPr>
-        <w:t xml:space="preserve">"When mobile mapping is the wrong tool" is not a weakness. </w:t>
-      </w:r>
-      <w:r>
-        <w:rPr>
-          <w:rFonts w:ascii="Franklin Gothic Book" w:cs="Franklin Gothic Book" w:eastAsia="Franklin Gothic Book" w:hAnsi="Franklin Gothic Book"/>
-          <w:color w:val="333333"/>
-          <w:sz w:val="21"/>
-          <w:szCs w:val="21"/>
-        </w:rPr>
-        <w:t xml:space="preserve">It is the paragraph a public agency remembers.</w:t>
-      </w:r>
-    </w:p>
-    <w:p>
-      <w:pPr>
-        <w:pStyle w:val="Heading3"/>
-        <w:keepNext/>
-        <w:keepLines/>
-        <w:spacing w:after="100" w:before="240"/>
-      </w:pPr>
-      <w:r>
-        <w:rPr>
-          <w:rFonts w:ascii="Franklin Gothic Book" w:cs="Franklin Gothic Book" w:eastAsia="Franklin Gothic Book" w:hAnsi="Franklin Gothic Book"/>
-          <w:b/>
-          <w:bCs/>
-          <w:color w:val="333333"/>
-          <w:sz w:val="22"/>
-          <w:szCs w:val="22"/>
-        </w:rPr>
-        <w:t xml:space="preserve">Before it is issued</w:t>
-      </w:r>
-    </w:p>
-    <w:p>
-      <w:pPr>
-        <w:pStyle w:val="ListParagraph"/>
-        <w:numPr>
-          <w:ilvl w:val="0"/>
-          <w:numId w:val="2"/>
-        </w:numPr>
-        <w:spacing w:after="110" w:line="280"/>
-      </w:pPr>
-      <w:r>
-        <w:rPr>
-          <w:rFonts w:ascii="Franklin Gothic Book" w:cs="Franklin Gothic Book" w:eastAsia="Franklin Gothic Book" w:hAnsi="Franklin Gothic Book"/>
-          <w:color w:val="333333"/>
-          <w:sz w:val="21"/>
-          <w:szCs w:val="21"/>
-        </w:rPr>
-        <w:t xml:space="preserve">Master logo assets — EPS for print — from Templafy. The files in brand/ are 600 dpi extractions from the guide, fine for drafting, not masters.</w:t>
-      </w:r>
-    </w:p>
-    <w:p>
-      <w:pPr>
-        <w:pStyle w:val="ListParagraph"/>
-        <w:numPr>
-          <w:ilvl w:val="0"/>
-          <w:numId w:val="2"/>
-        </w:numPr>
-        <w:spacing w:after="110" w:line="280"/>
-      </w:pPr>
-      <w:r>
-        <w:rPr>
-          <w:rFonts w:ascii="Franklin Gothic Book" w:cs="Franklin Gothic Book" w:eastAsia="Franklin Gothic Book" w:hAnsi="Franklin Gothic Book"/>
-          <w:color w:val="333333"/>
-          <w:sz w:val="21"/>
-          <w:szCs w:val="21"/>
-        </w:rPr>
-        <w:t xml:space="preserve">Licensed faces: Klinic Slab, Franklin Gothic URW, Freight Text Pro. Not held here, so this file falls back to the alternates the guide itself names (Rockwell, Franklin Gothic, Georgia). Restyle in the licensed faces.</w:t>
-      </w:r>
-    </w:p>
-    <w:p>
-      <w:pPr>
-        <w:pStyle w:val="ListParagraph"/>
-        <w:numPr>
-          <w:ilvl w:val="0"/>
-          <w:numId w:val="2"/>
-        </w:numPr>
-        <w:spacing w:after="110" w:line="280"/>
-      </w:pPr>
-      <w:r>
-        <w:rPr>
-          <w:rFonts w:ascii="Franklin Gothic Book" w:cs="Franklin Gothic Book" w:eastAsia="Franklin Gothic Book" w:hAnsi="Franklin Gothic Book"/>
-          <w:color w:val="333333"/>
-          <w:sz w:val="21"/>
-          <w:szCs w:val="21"/>
-        </w:rPr>
-        <w:t xml:space="preserve">No tagline: the Brand Guide puts "client-facing document" in the Do Not Use Tagline column (p.12).</w:t>
-      </w:r>
-    </w:p>
-    <w:p>
-      <w:pPr>
-        <w:pStyle w:val="ListParagraph"/>
-        <w:numPr>
-          <w:ilvl w:val="0"/>
-          <w:numId w:val="2"/>
-        </w:numPr>
-        <w:spacing w:after="110" w:line="280"/>
-      </w:pPr>
-      <w:r>
-        <w:rPr>
-          <w:rFonts w:ascii="Franklin Gothic Book" w:cs="Franklin Gothic Book" w:eastAsia="Franklin Gothic Book" w:hAnsi="Franklin Gothic Book"/>
-          <w:color w:val="333333"/>
-          <w:sz w:val="21"/>
-          <w:szCs w:val="21"/>
-        </w:rPr>
-        <w:t xml:space="preserve">Have someone technical read page 3 against reference/mx60-reference-data.csv before print.</w:t>
+        <w:t xml:space="preserve">Have someone technical read page 4 against reference/mx60-reference-data.csv before print.</w:t>
       </w:r>
     </w:p>
     <w:sectPr>

--- a/marketing/Parametrix-Mobile-Mapping-Capability-Brochure.docx
+++ b/marketing/Parametrix-Mobile-Mapping-Capability-Brochure.docx
@@ -866,7 +866,7 @@
           <w:sz w:val="21"/>
           <w:szCs w:val="21"/>
         </w:rPr>
-        <w:t xml:space="preserve">Anywhere the measurement is along a corridor, the area is large, and putting people on the ground is slow, unsafe or disruptive.</w:t>
+        <w:t xml:space="preserve">Anywhere the area is large and putting people on the ground is slow, unsafe or disruptive.</w:t>
       </w:r>
     </w:p>
     <w:p>
@@ -965,7 +965,7 @@
                 <w:sz w:val="20"/>
                 <w:szCs w:val="20"/>
               </w:rPr>
-              <w:t xml:space="preserve">Base mapping for design, widening, resurfacing and reconstruction</w:t>
+              <w:t xml:space="preserve">Base mapping for design, widening, resurfacing and reconstruction — including interchanges, where the geometry is captured in passes rather than in set-ups</w:t>
             </w:r>
           </w:p>
         </w:tc>
@@ -1000,7 +1000,7 @@
                 <w:sz w:val="20"/>
                 <w:szCs w:val="20"/>
               </w:rPr>
-              <w:t xml:space="preserve">Interchanges and arterials</w:t>
+              <w:t xml:space="preserve">Rail and transit corridors</w:t>
             </w:r>
           </w:p>
         </w:tc>
@@ -1031,7 +1031,7 @@
                 <w:sz w:val="20"/>
                 <w:szCs w:val="20"/>
               </w:rPr>
-              <w:t xml:space="preserve">Complex geometry captured in passes rather than in set-ups</w:t>
+              <w:t xml:space="preserve">Track-adjacent measurement and clearance envelopes without putting a crew in the corridor on foot</w:t>
             </w:r>
           </w:p>
         </w:tc>
@@ -1066,7 +1066,7 @@
                 <w:sz w:val="20"/>
                 <w:szCs w:val="20"/>
               </w:rPr>
-              <w:t xml:space="preserve">Rail and transit corridors</w:t>
+              <w:t xml:space="preserve">Airport landside and airside</w:t>
             </w:r>
           </w:p>
         </w:tc>
@@ -1097,73 +1097,7 @@
                 <w:sz w:val="20"/>
                 <w:szCs w:val="20"/>
               </w:rPr>
-              <w:t xml:space="preserve">Track-adjacent measurement and clearance envelopes without putting a crew in the corridor on foot</w:t>
-            </w:r>
-          </w:p>
-        </w:tc>
-      </w:tr>
-      <w:tr>
-        <w:tc>
-          <w:tcPr>
-            <w:tcW w:type="dxa" w:w="3000"/>
-            <w:tcBorders>
-              <w:top w:val="single" w:color="E5E5E5" w:sz="4"/>
-              <w:left w:val="none" w:color="FFFFFF" w:sz="0"/>
-              <w:bottom w:val="single" w:color="E5E5E5" w:sz="4"/>
-              <w:right w:val="none" w:color="FFFFFF" w:sz="0"/>
-            </w:tcBorders>
-            <w:tcMar>
-              <w:top w:type="dxa" w:w="80"/>
-              <w:left w:type="dxa" w:w="120"/>
-              <w:bottom w:type="dxa" w:w="80"/>
-              <w:right w:type="dxa" w:w="120"/>
-            </w:tcMar>
-          </w:tcPr>
-          <w:p>
-            <w:pPr>
-              <w:spacing w:after="0" w:before="0" w:line="260"/>
-            </w:pPr>
-            <w:r>
-              <w:rPr>
-                <w:rFonts w:ascii="Franklin Gothic Book" w:cs="Franklin Gothic Book" w:eastAsia="Franklin Gothic Book" w:hAnsi="Franklin Gothic Book"/>
-                <w:b/>
-                <w:bCs/>
-                <w:color w:val="333333"/>
-                <w:sz w:val="20"/>
-                <w:szCs w:val="20"/>
-              </w:rPr>
-              <w:t xml:space="preserve">Airport landside and airside</w:t>
-            </w:r>
-          </w:p>
-        </w:tc>
-        <w:tc>
-          <w:tcPr>
-            <w:tcW w:type="dxa" w:w="7080"/>
-            <w:tcBorders>
-              <w:top w:val="single" w:color="E5E5E5" w:sz="4"/>
-              <w:left w:val="none" w:color="FFFFFF" w:sz="0"/>
-              <w:bottom w:val="single" w:color="E5E5E5" w:sz="4"/>
-              <w:right w:val="none" w:color="FFFFFF" w:sz="0"/>
-            </w:tcBorders>
-            <w:tcMar>
-              <w:top w:type="dxa" w:w="80"/>
-              <w:left w:type="dxa" w:w="120"/>
-              <w:bottom w:type="dxa" w:w="80"/>
-              <w:right w:type="dxa" w:w="120"/>
-            </w:tcMar>
-          </w:tcPr>
-          <w:p>
-            <w:pPr>
-              <w:spacing w:after="0" w:before="0" w:line="260"/>
-            </w:pPr>
-            <w:r>
-              <w:rPr>
-                <w:rFonts w:ascii="Franklin Gothic Book" w:cs="Franklin Gothic Book" w:eastAsia="Franklin Gothic Book" w:hAnsi="Franklin Gothic Book"/>
-                <w:color w:val="333333"/>
-                <w:sz w:val="20"/>
-                <w:szCs w:val="20"/>
-              </w:rPr>
-              <w:t xml:space="preserve">Aprons, taxiways, service roads, signage, markings and pavement surface condition</w:t>
+              <w:t xml:space="preserve">Runways, taxiways, aprons and service roads — geometry, signage, markings, pavement surface condition and roughness</w:t>
             </w:r>
           </w:p>
         </w:tc>
@@ -1331,7 +1265,7 @@
                 <w:sz w:val="20"/>
                 <w:szCs w:val="20"/>
               </w:rPr>
-              <w:t xml:space="preserve">Vertical and horizontal clearance across a network, for load posting and oversize routing — measured at driving speed instead of from a lane closure under each structure</w:t>
+              <w:t xml:space="preserve">Vertical and horizontal clearance across a network, for load posting and oversize routing, measured at driving speed rather than from a closure under each structure</w:t>
             </w:r>
           </w:p>
         </w:tc>
@@ -1397,7 +1331,7 @@
                 <w:sz w:val="20"/>
                 <w:szCs w:val="20"/>
               </w:rPr>
-              <w:t xml:space="preserve">Ramp and sidewalk geometry captured corridor-wide to support a compliance assessment programme, rather than ramp by ramp on foot</w:t>
+              <w:t xml:space="preserve">Ramp and sidewalk geometry captured corridor-wide for a compliance programme, rather than ramp by ramp on foot</w:t>
             </w:r>
           </w:p>
         </w:tc>
@@ -1530,6 +1464,72 @@
                 <w:szCs w:val="20"/>
               </w:rPr>
               <w:t xml:space="preserve">Above-ground utilities, poles and attachments, and the ROW features around them</w:t>
+            </w:r>
+          </w:p>
+        </w:tc>
+      </w:tr>
+      <w:tr>
+        <w:tc>
+          <w:tcPr>
+            <w:tcW w:type="dxa" w:w="3000"/>
+            <w:tcBorders>
+              <w:top w:val="single" w:color="E5E5E5" w:sz="4"/>
+              <w:left w:val="none" w:color="FFFFFF" w:sz="0"/>
+              <w:bottom w:val="single" w:color="E5E5E5" w:sz="4"/>
+              <w:right w:val="none" w:color="FFFFFF" w:sz="0"/>
+            </w:tcBorders>
+            <w:tcMar>
+              <w:top w:type="dxa" w:w="80"/>
+              <w:left w:type="dxa" w:w="120"/>
+              <w:bottom w:type="dxa" w:w="80"/>
+              <w:right w:type="dxa" w:w="120"/>
+            </w:tcMar>
+          </w:tcPr>
+          <w:p>
+            <w:pPr>
+              <w:spacing w:after="0" w:before="0" w:line="260"/>
+            </w:pPr>
+            <w:r>
+              <w:rPr>
+                <w:rFonts w:ascii="Franklin Gothic Book" w:cs="Franklin Gothic Book" w:eastAsia="Franklin Gothic Book" w:hAnsi="Franklin Gothic Book"/>
+                <w:b/>
+                <w:bCs/>
+                <w:color w:val="333333"/>
+                <w:sz w:val="20"/>
+                <w:szCs w:val="20"/>
+              </w:rPr>
+              <w:t xml:space="preserve">Airfield pavement roughness</w:t>
+            </w:r>
+          </w:p>
+        </w:tc>
+        <w:tc>
+          <w:tcPr>
+            <w:tcW w:type="dxa" w:w="7080"/>
+            <w:tcBorders>
+              <w:top w:val="single" w:color="E5E5E5" w:sz="4"/>
+              <w:left w:val="none" w:color="FFFFFF" w:sz="0"/>
+              <w:bottom w:val="single" w:color="E5E5E5" w:sz="4"/>
+              <w:right w:val="none" w:color="FFFFFF" w:sz="0"/>
+            </w:tcBorders>
+            <w:tcMar>
+              <w:top w:type="dxa" w:w="80"/>
+              <w:left w:type="dxa" w:w="120"/>
+              <w:bottom w:type="dxa" w:w="80"/>
+              <w:right w:type="dxa" w:w="120"/>
+            </w:tcMar>
+          </w:tcPr>
+          <w:p>
+            <w:pPr>
+              <w:spacing w:after="0" w:before="0" w:line="260"/>
+            </w:pPr>
+            <w:r>
+              <w:rPr>
+                <w:rFonts w:ascii="Franklin Gothic Book" w:cs="Franklin Gothic Book" w:eastAsia="Franklin Gothic Book" w:hAnsi="Franklin Gothic Book"/>
+                <w:color w:val="333333"/>
+                <w:sz w:val="20"/>
+                <w:szCs w:val="20"/>
+              </w:rPr>
+              <w:t xml:space="preserve">Boeing Bump Index and International Roughness Index from the runway scans, along the centreline and the wheel paths — from a drive rather than a closed runway and a level circuit</w:t>
             </w:r>
           </w:p>
         </w:tc>
@@ -1565,7 +1565,7 @@
           <w:sz w:val="21"/>
           <w:szCs w:val="21"/>
         </w:rPr>
-        <w:t xml:space="preserve">Drive the same corridor twice and the difference between the two datasets is a measurement in its own right. Because a pass is cheap, monitoring by repeat survey is practical over lengths and areas that would never justify instrumented monitoring.</w:t>
+        <w:t xml:space="preserve">Drive the same corridor twice and the difference between the two datasets is a measurement in its own right — practical over lengths that would never justify instrumented monitoring.</w:t>
       </w:r>
     </w:p>
     <w:tbl>
@@ -3682,7 +3682,7 @@
           <w:sz w:val="22"/>
           <w:szCs w:val="22"/>
         </w:rPr>
-        <w:t xml:space="preserve">Boeing Bump Index — asked for, and deliberately not in here</w:t>
+        <w:t xml:space="preserve">Airfield pavement roughness — what has to be true before it is sold</w:t>
       </w:r>
     </w:p>
     <w:p>
@@ -3696,152 +3696,39 @@
           <w:sz w:val="21"/>
           <w:szCs w:val="21"/>
         </w:rPr>
-        <w:t xml:space="preserve">A BBI runway roughness assessment under FAA AC 150/5380-9 cannot be produced from MX60 data, and the reason is not a close call.</w:t>
-      </w:r>
-    </w:p>
-    <w:p>
-      <w:pPr>
-        <w:pStyle w:val="ListParagraph"/>
-        <w:numPr>
-          <w:ilvl w:val="0"/>
-          <w:numId w:val="2"/>
-        </w:numPr>
-        <w:spacing w:after="110" w:line="280"/>
-      </w:pPr>
-      <w:r>
-        <w:rPr>
-          <w:rFonts w:ascii="Franklin Gothic Book" w:cs="Franklin Gothic Book" w:eastAsia="Franklin Gothic Book" w:hAnsi="Franklin Gothic Book"/>
-          <w:b/>
-          <w:bCs/>
+        <w:t xml:space="preserve">Boeing Bump Index is a real capability, not an aspiration. Trimble Business Center ships the analysis under Mobile Mapping ▸ Analysis ▸ Boeing Bump Index, and TBC also carries International Roughness Index tools. The command takes the runway scans plus an alignment or linestring defining the centreline, and offsets for the centreline and the left and right wheel paths; it extracts the profiles along those paths and reports where bumps fall outside the criteria. That lines up with the FAA method, which evaluates longitudinal profiles at a maximum survey interval of 0.82 ft, on the centreline and at offsets from it.</w:t>
+      </w:r>
+    </w:p>
+    <w:p>
+      <w:pPr>
+        <w:pBdr>
+          <w:left w:val="single" w:color="EE3D24" w:sz="18" w:space="12"/>
+        </w:pBdr>
+        <w:spacing w:after="220" w:before="200" w:line="300"/>
+        <w:ind w:left="240"/>
+      </w:pPr>
+      <w:r>
+        <w:rPr>
+          <w:rFonts w:ascii="Freight Text Pro" w:cs="Freight Text Pro" w:eastAsia="Freight Text Pro" w:hAnsi="Freight Text Pro"/>
+          <w:color w:val="EE3D24"/>
+          <w:sz w:val="23"/>
+          <w:szCs w:val="23"/>
+        </w:rPr>
+        <w:t xml:space="preserve">Having the instrument precision does not make every run an FAA deliverable. The vertical trajectory does.</w:t>
+      </w:r>
+    </w:p>
+    <w:p>
+      <w:pPr>
+        <w:spacing w:after="140" w:before="0" w:line="280"/>
+      </w:pPr>
+      <w:r>
+        <w:rPr>
+          <w:rFonts w:ascii="Franklin Gothic Book" w:cs="Franklin Gothic Book" w:eastAsia="Franklin Gothic Book" w:hAnsi="Franklin Gothic Book"/>
           <w:color w:val="333333"/>
           <w:sz w:val="21"/>
           <w:szCs w:val="21"/>
         </w:rPr>
-        <w:t xml:space="preserve">The precision is three orders of magnitude out. </w:t>
-      </w:r>
-      <w:r>
-        <w:rPr>
-          <w:rFonts w:ascii="Franklin Gothic Book" w:cs="Franklin Gothic Book" w:eastAsia="Franklin Gothic Book" w:hAnsi="Franklin Gothic Book"/>
-          <w:color w:val="333333"/>
-          <w:sz w:val="21"/>
-          <w:szCs w:val="21"/>
-        </w:rPr>
-        <w:t xml:space="preserve">BBI is evaluated from a longitudinal elevation profile at a 0.25 m sampling interval, and the published guidance on collecting that profile calls for vertical accuracy at the tenth-of-a-millimetre level. The MX60’s range accuracy is 2 mm and its precision 2.5 mm at 30 m.</w:t>
-      </w:r>
-    </w:p>
-    <w:p>
-      <w:pPr>
-        <w:pStyle w:val="ListParagraph"/>
-        <w:numPr>
-          <w:ilvl w:val="0"/>
-          <w:numId w:val="2"/>
-        </w:numPr>
-        <w:spacing w:after="110" w:line="280"/>
-      </w:pPr>
-      <w:r>
-        <w:rPr>
-          <w:rFonts w:ascii="Franklin Gothic Book" w:cs="Franklin Gothic Book" w:eastAsia="Franklin Gothic Book" w:hAnsi="Franklin Gothic Book"/>
-          <w:b/>
-          <w:bCs/>
-          <w:color w:val="333333"/>
-          <w:sz w:val="21"/>
-          <w:szCs w:val="21"/>
-        </w:rPr>
-        <w:t xml:space="preserve">The error is in the wrong wavelength band. </w:t>
-      </w:r>
-      <w:r>
-        <w:rPr>
-          <w:rFonts w:ascii="Franklin Gothic Book" w:cs="Franklin Gothic Book" w:eastAsia="Franklin Gothic Book" w:hAnsi="Franklin Gothic Book"/>
-          <w:color w:val="333333"/>
-          <w:sz w:val="21"/>
-          <w:szCs w:val="21"/>
-        </w:rPr>
-        <w:t xml:space="preserve">The Boeing Bump method lays a virtual straightedge of up to 120 m along the profile and measures deviation from it. Mobile mapping error is dominated by the trajectory, which drifts over exactly those distances. This is a structural mismatch, not a precision shortfall that a better instrument or more passes would fix.</w:t>
-      </w:r>
-    </w:p>
-    <w:p>
-      <w:pPr>
-        <w:pStyle w:val="ListParagraph"/>
-        <w:numPr>
-          <w:ilvl w:val="0"/>
-          <w:numId w:val="2"/>
-        </w:numPr>
-        <w:spacing w:after="110" w:line="280"/>
-      </w:pPr>
-      <w:r>
-        <w:rPr>
-          <w:rFonts w:ascii="Franklin Gothic Book" w:cs="Franklin Gothic Book" w:eastAsia="Franklin Gothic Book" w:hAnsi="Franklin Gothic Book"/>
-          <w:b/>
-          <w:bCs/>
-          <w:color w:val="333333"/>
-          <w:sz w:val="21"/>
-          <w:szCs w:val="21"/>
-        </w:rPr>
-        <w:t xml:space="preserve">Even purpose-built profilers are excluded. </w:t>
-      </w:r>
-      <w:r>
-        <w:rPr>
-          <w:rFonts w:ascii="Franklin Gothic Book" w:cs="Franklin Gothic Book" w:eastAsia="Franklin Gothic Book" w:hAnsi="Franklin Gothic Book"/>
-          <w:color w:val="333333"/>
-          <w:sz w:val="21"/>
-          <w:szCs w:val="21"/>
-        </w:rPr>
-        <w:t xml:space="preserve">Inertial profilers with high-pass filtering are specifically not recommended for Boeing Bump analysis, because they generate profile errors under braking and acceleration. A method that rules those out will not accept a vehicle LiDAR profile.</w:t>
-      </w:r>
-    </w:p>
-    <w:p>
-      <w:pPr>
-        <w:spacing w:after="140" w:before="0" w:line="280"/>
-      </w:pPr>
-      <w:r>
-        <w:rPr>
-          <w:rFonts w:ascii="Franklin Gothic Book" w:cs="Franklin Gothic Book" w:eastAsia="Franklin Gothic Book" w:hAnsi="Franklin Gothic Book"/>
-          <w:color w:val="333333"/>
-          <w:sz w:val="21"/>
-          <w:szCs w:val="21"/>
-        </w:rPr>
-        <w:t xml:space="preserve">BBI profile work is a rod-and-level or dedicated-profiler job. If Parametrix offers it, it belongs in its own material as a separate service — not attributed to mobile mapping, and not on this brochure. The airfield line on page 3 is deliberately limited to mapping, asset and surface-condition work, which mobile mapping does do.</w:t>
-      </w:r>
-    </w:p>
-    <w:p>
-      <w:r>
-        <w:br w:type="page"/>
-      </w:r>
-    </w:p>
-    <w:p>
-      <w:pPr>
-        <w:shd w:fill="EE3D24" w:color="auto" w:val="clear"/>
-        <w:spacing w:after="160"/>
-      </w:pPr>
-      <w:r>
-        <w:rPr>
-          <w:rFonts w:ascii="Klinic Slab" w:cs="Klinic Slab" w:eastAsia="Klinic Slab" w:hAnsi="Klinic Slab"/>
-          <w:b/>
-          <w:bCs/>
-          <w:color w:val="FFFFFF"/>
-          <w:sz w:val="30"/>
-          <w:szCs w:val="30"/>
-        </w:rPr>
-        <w:t xml:space="preserve">  INTERNAL — DELETE THESE NOTES BEFORE THE BROCHURE GOES OUT  </w:t>
-      </w:r>
-    </w:p>
-    <w:p>
-      <w:pPr>
-        <w:pStyle w:val="Heading3"/>
-        <w:keepNext/>
-        <w:keepLines/>
-        <w:spacing w:after="100" w:before="240"/>
-      </w:pPr>
-      <w:r>
-        <w:rPr>
-          <w:rFonts w:ascii="Franklin Gothic Book" w:cs="Franklin Gothic Book" w:eastAsia="Franklin Gothic Book" w:hAnsi="Franklin Gothic Book"/>
-          <w:b/>
-          <w:bCs/>
-          <w:color w:val="333333"/>
-          <w:sz w:val="22"/>
-          <w:szCs w:val="22"/>
-        </w:rPr>
-        <w:t xml:space="preserve">Five things that must not be added</w:t>
+        <w:t xml:space="preserve">So the question on an airfield job is never whether the tool exists. It is whether the vertical quality of that particular run supports the profile the analysis is computed from — which is a matter of control, calibration, GNSS and inertial processing, and the conditions on the day. On this work that means pavement control set for the purpose and the mobile mapping elevations validated against it, rather than the instrument’s nominal accuracy taken on trust. Flagged locations can be verified conventionally where the deliverable requires it.</w:t>
       </w:r>
     </w:p>
     <w:tbl>
@@ -3891,7 +3778,7 @@
                 <w:sz w:val="20"/>
                 <w:szCs w:val="20"/>
               </w:rPr>
-              <w:t xml:space="preserve">Do not add</w:t>
+              <w:t xml:space="preserve">Before quoting airfield roughness work</w:t>
             </w:r>
           </w:p>
         </w:tc>
@@ -3958,7 +3845,7 @@
                 <w:sz w:val="20"/>
                 <w:szCs w:val="20"/>
               </w:rPr>
-              <w:t xml:space="preserve">A delivered accuracy figure — "1 cm mobile mapping", "survey-grade to 0.02 ft"</w:t>
+              <w:t xml:space="preserve">Run the TBC workflow on an MX60 dataset end to end</w:t>
             </w:r>
           </w:p>
         </w:tc>
@@ -3989,7 +3876,7 @@
                 <w:sz w:val="20"/>
                 <w:szCs w:val="20"/>
               </w:rPr>
-              <w:t xml:space="preserve">What constitutes an acceptable result has not been decided (register D-13), and the control design that would support it has not been specified (D-16). Accuracy is a per-project statement made against that project’s control.</w:t>
+              <w:t xml:space="preserve">Nobody here has done it yet. The command’s inputs, tolerances and report format should be known from having used them, not from the help topic.</w:t>
             </w:r>
           </w:p>
         </w:tc>
@@ -4024,7 +3911,7 @@
                 <w:sz w:val="20"/>
                 <w:szCs w:val="20"/>
               </w:rPr>
-              <w:t xml:space="preserve">Trimble’s no-outage figure of "better than 1 cm horizontal"</w:t>
+              <w:t xml:space="preserve">Agree the control and validation scheme with the client</w:t>
             </w:r>
           </w:p>
         </w:tc>
@@ -4055,7 +3942,7 @@
                 <w:sz w:val="20"/>
                 <w:szCs w:val="20"/>
               </w:rPr>
-              <w:t xml:space="preserve">Trimble states it with the DMI option fitted. Whether this system carries a DMI is not yet established (D-2). Until it is, that figure is not ours to quote.</w:t>
+              <w:t xml:space="preserve">The profile is only as good as the vertical. Establish how the mobile mapping elevations will be proven, and against what, before collection.</w:t>
             </w:r>
           </w:p>
         </w:tc>
@@ -4090,7 +3977,7 @@
                 <w:sz w:val="20"/>
                 <w:szCs w:val="20"/>
               </w:rPr>
-              <w:t xml:space="preserve">Any claim of delivered project experience, corridor miles or client names</w:t>
+              <w:t xml:space="preserve">Confirm what the receiving authority will accept</w:t>
             </w:r>
           </w:p>
         </w:tc>
@@ -4121,7 +4008,133 @@
                 <w:sz w:val="20"/>
                 <w:szCs w:val="20"/>
               </w:rPr>
-              <w:t xml:space="preserve">The system has been run internally. Nothing has been delivered to a client under it. Add project references only once there are projects, and only with the numbers from the projects.</w:t>
+              <w:t xml:space="preserve">The FAA method is published; whether a given airport or reviewer accepts a mobile-mapping-derived profile for a specific purpose is a question to ask them, not to assume.</w:t>
+            </w:r>
+          </w:p>
+        </w:tc>
+      </w:tr>
+    </w:tbl>
+    <w:p>
+      <w:r>
+        <w:br w:type="page"/>
+      </w:r>
+    </w:p>
+    <w:p>
+      <w:pPr>
+        <w:shd w:fill="EE3D24" w:color="auto" w:val="clear"/>
+        <w:spacing w:after="160"/>
+      </w:pPr>
+      <w:r>
+        <w:rPr>
+          <w:rFonts w:ascii="Klinic Slab" w:cs="Klinic Slab" w:eastAsia="Klinic Slab" w:hAnsi="Klinic Slab"/>
+          <w:b/>
+          <w:bCs/>
+          <w:color w:val="FFFFFF"/>
+          <w:sz w:val="30"/>
+          <w:szCs w:val="30"/>
+        </w:rPr>
+        <w:t xml:space="preserve">  INTERNAL — DELETE THESE NOTES BEFORE THE BROCHURE GOES OUT  </w:t>
+      </w:r>
+    </w:p>
+    <w:p>
+      <w:pPr>
+        <w:pStyle w:val="Heading3"/>
+        <w:keepNext/>
+        <w:keepLines/>
+        <w:spacing w:after="100" w:before="240"/>
+      </w:pPr>
+      <w:r>
+        <w:rPr>
+          <w:rFonts w:ascii="Franklin Gothic Book" w:cs="Franklin Gothic Book" w:eastAsia="Franklin Gothic Book" w:hAnsi="Franklin Gothic Book"/>
+          <w:b/>
+          <w:bCs/>
+          <w:color w:val="333333"/>
+          <w:sz w:val="22"/>
+          <w:szCs w:val="22"/>
+        </w:rPr>
+        <w:t xml:space="preserve">Five things that must not be added</w:t>
+      </w:r>
+    </w:p>
+    <w:tbl>
+      <w:tblPr>
+        <w:tblW w:type="dxa" w:w="10080"/>
+        <w:tblBorders>
+          <w:top w:val="none" w:color="FFFFFF" w:sz="0"/>
+          <w:left w:val="none" w:color="FFFFFF" w:sz="0"/>
+          <w:bottom w:val="none" w:color="FFFFFF" w:sz="0"/>
+          <w:right w:val="none" w:color="FFFFFF" w:sz="0"/>
+          <w:insideH w:val="none" w:color="FFFFFF" w:sz="0"/>
+          <w:insideV w:val="none" w:color="FFFFFF" w:sz="0"/>
+        </w:tblBorders>
+      </w:tblPr>
+      <w:tblGrid>
+        <w:gridCol w:w="3200"/>
+        <w:gridCol w:w="6880"/>
+      </w:tblGrid>
+      <w:tr>
+        <w:tc>
+          <w:tcPr>
+            <w:tcW w:type="dxa" w:w="3200"/>
+            <w:tcBorders>
+              <w:top w:val="single" w:color="E5E5E5" w:sz="4"/>
+              <w:left w:val="none" w:color="FFFFFF" w:sz="0"/>
+              <w:bottom w:val="single" w:color="E5E5E5" w:sz="4"/>
+              <w:right w:val="none" w:color="FFFFFF" w:sz="0"/>
+            </w:tcBorders>
+            <w:shd w:fill="F2F2F2" w:color="auto" w:val="clear"/>
+            <w:tcMar>
+              <w:top w:type="dxa" w:w="80"/>
+              <w:left w:type="dxa" w:w="120"/>
+              <w:bottom w:type="dxa" w:w="80"/>
+              <w:right w:type="dxa" w:w="120"/>
+            </w:tcMar>
+          </w:tcPr>
+          <w:p>
+            <w:pPr>
+              <w:spacing w:after="0" w:before="0" w:line="260"/>
+            </w:pPr>
+            <w:r>
+              <w:rPr>
+                <w:rFonts w:ascii="Franklin Gothic Book" w:cs="Franklin Gothic Book" w:eastAsia="Franklin Gothic Book" w:hAnsi="Franklin Gothic Book"/>
+                <w:b/>
+                <w:bCs/>
+                <w:color w:val="333333"/>
+                <w:sz w:val="20"/>
+                <w:szCs w:val="20"/>
+              </w:rPr>
+              <w:t xml:space="preserve">Do not add</w:t>
+            </w:r>
+          </w:p>
+        </w:tc>
+        <w:tc>
+          <w:tcPr>
+            <w:tcW w:type="dxa" w:w="6880"/>
+            <w:tcBorders>
+              <w:top w:val="single" w:color="E5E5E5" w:sz="4"/>
+              <w:left w:val="none" w:color="FFFFFF" w:sz="0"/>
+              <w:bottom w:val="single" w:color="E5E5E5" w:sz="4"/>
+              <w:right w:val="none" w:color="FFFFFF" w:sz="0"/>
+            </w:tcBorders>
+            <w:shd w:fill="F2F2F2" w:color="auto" w:val="clear"/>
+            <w:tcMar>
+              <w:top w:type="dxa" w:w="80"/>
+              <w:left w:type="dxa" w:w="120"/>
+              <w:bottom w:type="dxa" w:w="80"/>
+              <w:right w:type="dxa" w:w="120"/>
+            </w:tcMar>
+          </w:tcPr>
+          <w:p>
+            <w:pPr>
+              <w:spacing w:after="0" w:before="0" w:line="260"/>
+            </w:pPr>
+            <w:r>
+              <w:rPr>
+                <w:rFonts w:ascii="Franklin Gothic Book" w:cs="Franklin Gothic Book" w:eastAsia="Franklin Gothic Book" w:hAnsi="Franklin Gothic Book"/>
+                <w:color w:val="333333"/>
+                <w:sz w:val="20"/>
+                <w:szCs w:val="20"/>
+              </w:rPr>
+              <w:t xml:space="preserve">Why</w:t>
             </w:r>
           </w:p>
         </w:tc>
@@ -4156,7 +4169,7 @@
                 <w:sz w:val="20"/>
                 <w:szCs w:val="20"/>
               </w:rPr>
-              <w:t xml:space="preserve">"Certified", "compliant with", or a named accuracy standard</w:t>
+              <w:t xml:space="preserve">A delivered accuracy figure — "1 cm mobile mapping", "survey-grade to 0.02 ft"</w:t>
             </w:r>
           </w:p>
         </w:tc>
@@ -4187,7 +4200,7 @@
                 <w:sz w:val="20"/>
                 <w:szCs w:val="20"/>
               </w:rPr>
-              <w:t xml:space="preserve">No procedure in the MX60 document set has been adopted as Parametrix policy yet, and no external certification has been sought.</w:t>
+              <w:t xml:space="preserve">What constitutes an acceptable result has not been decided (register D-13), and the control design that would support it has not been specified (D-16). Accuracy is a per-project statement made against that project’s control.</w:t>
             </w:r>
           </w:p>
         </w:tc>
@@ -4222,7 +4235,7 @@
                 <w:sz w:val="20"/>
                 <w:szCs w:val="20"/>
               </w:rPr>
-              <w:t xml:space="preserve">Boeing Bump Index, runway roughness indices, or any profile-index deliverable</w:t>
+              <w:t xml:space="preserve">Trimble’s no-outage figure of "better than 1 cm horizontal"</w:t>
             </w:r>
           </w:p>
         </w:tc>
@@ -4253,7 +4266,205 @@
                 <w:sz w:val="20"/>
                 <w:szCs w:val="20"/>
               </w:rPr>
-              <w:t xml:space="preserve">The method cannot produce them at all. See the section above — this one is not a matter of caution, it would simply be wrong.</w:t>
+              <w:t xml:space="preserve">Trimble states it with the DMI option fitted. Whether this system carries a DMI is not yet established (D-2). Until it is, that figure is not ours to quote.</w:t>
+            </w:r>
+          </w:p>
+        </w:tc>
+      </w:tr>
+      <w:tr>
+        <w:tc>
+          <w:tcPr>
+            <w:tcW w:type="dxa" w:w="3200"/>
+            <w:tcBorders>
+              <w:top w:val="single" w:color="E5E5E5" w:sz="4"/>
+              <w:left w:val="none" w:color="FFFFFF" w:sz="0"/>
+              <w:bottom w:val="single" w:color="E5E5E5" w:sz="4"/>
+              <w:right w:val="none" w:color="FFFFFF" w:sz="0"/>
+            </w:tcBorders>
+            <w:tcMar>
+              <w:top w:type="dxa" w:w="80"/>
+              <w:left w:type="dxa" w:w="120"/>
+              <w:bottom w:type="dxa" w:w="80"/>
+              <w:right w:type="dxa" w:w="120"/>
+            </w:tcMar>
+          </w:tcPr>
+          <w:p>
+            <w:pPr>
+              <w:spacing w:after="0" w:before="0" w:line="260"/>
+            </w:pPr>
+            <w:r>
+              <w:rPr>
+                <w:rFonts w:ascii="Franklin Gothic Book" w:cs="Franklin Gothic Book" w:eastAsia="Franklin Gothic Book" w:hAnsi="Franklin Gothic Book"/>
+                <w:b/>
+                <w:bCs/>
+                <w:color w:val="333333"/>
+                <w:sz w:val="20"/>
+                <w:szCs w:val="20"/>
+              </w:rPr>
+              <w:t xml:space="preserve">Any claim of delivered project experience, corridor miles or client names</w:t>
+            </w:r>
+          </w:p>
+        </w:tc>
+        <w:tc>
+          <w:tcPr>
+            <w:tcW w:type="dxa" w:w="6880"/>
+            <w:tcBorders>
+              <w:top w:val="single" w:color="E5E5E5" w:sz="4"/>
+              <w:left w:val="none" w:color="FFFFFF" w:sz="0"/>
+              <w:bottom w:val="single" w:color="E5E5E5" w:sz="4"/>
+              <w:right w:val="none" w:color="FFFFFF" w:sz="0"/>
+            </w:tcBorders>
+            <w:tcMar>
+              <w:top w:type="dxa" w:w="80"/>
+              <w:left w:type="dxa" w:w="120"/>
+              <w:bottom w:type="dxa" w:w="80"/>
+              <w:right w:type="dxa" w:w="120"/>
+            </w:tcMar>
+          </w:tcPr>
+          <w:p>
+            <w:pPr>
+              <w:spacing w:after="0" w:before="0" w:line="260"/>
+            </w:pPr>
+            <w:r>
+              <w:rPr>
+                <w:rFonts w:ascii="Franklin Gothic Book" w:cs="Franklin Gothic Book" w:eastAsia="Franklin Gothic Book" w:hAnsi="Franklin Gothic Book"/>
+                <w:color w:val="333333"/>
+                <w:sz w:val="20"/>
+                <w:szCs w:val="20"/>
+              </w:rPr>
+              <w:t xml:space="preserve">The system has been run internally. Nothing has been delivered to a client under it. Add project references only once there are projects, and only with the numbers from the projects.</w:t>
+            </w:r>
+          </w:p>
+        </w:tc>
+      </w:tr>
+      <w:tr>
+        <w:tc>
+          <w:tcPr>
+            <w:tcW w:type="dxa" w:w="3200"/>
+            <w:tcBorders>
+              <w:top w:val="single" w:color="E5E5E5" w:sz="4"/>
+              <w:left w:val="none" w:color="FFFFFF" w:sz="0"/>
+              <w:bottom w:val="single" w:color="E5E5E5" w:sz="4"/>
+              <w:right w:val="none" w:color="FFFFFF" w:sz="0"/>
+            </w:tcBorders>
+            <w:tcMar>
+              <w:top w:type="dxa" w:w="80"/>
+              <w:left w:type="dxa" w:w="120"/>
+              <w:bottom w:type="dxa" w:w="80"/>
+              <w:right w:type="dxa" w:w="120"/>
+            </w:tcMar>
+          </w:tcPr>
+          <w:p>
+            <w:pPr>
+              <w:spacing w:after="0" w:before="0" w:line="260"/>
+            </w:pPr>
+            <w:r>
+              <w:rPr>
+                <w:rFonts w:ascii="Franklin Gothic Book" w:cs="Franklin Gothic Book" w:eastAsia="Franklin Gothic Book" w:hAnsi="Franklin Gothic Book"/>
+                <w:b/>
+                <w:bCs/>
+                <w:color w:val="333333"/>
+                <w:sz w:val="20"/>
+                <w:szCs w:val="20"/>
+              </w:rPr>
+              <w:t xml:space="preserve">"Certified", "compliant with", or a named accuracy standard</w:t>
+            </w:r>
+          </w:p>
+        </w:tc>
+        <w:tc>
+          <w:tcPr>
+            <w:tcW w:type="dxa" w:w="6880"/>
+            <w:tcBorders>
+              <w:top w:val="single" w:color="E5E5E5" w:sz="4"/>
+              <w:left w:val="none" w:color="FFFFFF" w:sz="0"/>
+              <w:bottom w:val="single" w:color="E5E5E5" w:sz="4"/>
+              <w:right w:val="none" w:color="FFFFFF" w:sz="0"/>
+            </w:tcBorders>
+            <w:tcMar>
+              <w:top w:type="dxa" w:w="80"/>
+              <w:left w:type="dxa" w:w="120"/>
+              <w:bottom w:type="dxa" w:w="80"/>
+              <w:right w:type="dxa" w:w="120"/>
+            </w:tcMar>
+          </w:tcPr>
+          <w:p>
+            <w:pPr>
+              <w:spacing w:after="0" w:before="0" w:line="260"/>
+            </w:pPr>
+            <w:r>
+              <w:rPr>
+                <w:rFonts w:ascii="Franklin Gothic Book" w:cs="Franklin Gothic Book" w:eastAsia="Franklin Gothic Book" w:hAnsi="Franklin Gothic Book"/>
+                <w:color w:val="333333"/>
+                <w:sz w:val="20"/>
+                <w:szCs w:val="20"/>
+              </w:rPr>
+              <w:t xml:space="preserve">No procedure in the MX60 document set has been adopted as Parametrix policy yet, and no external certification has been sought.</w:t>
+            </w:r>
+          </w:p>
+        </w:tc>
+      </w:tr>
+      <w:tr>
+        <w:tc>
+          <w:tcPr>
+            <w:tcW w:type="dxa" w:w="3200"/>
+            <w:tcBorders>
+              <w:top w:val="single" w:color="E5E5E5" w:sz="4"/>
+              <w:left w:val="none" w:color="FFFFFF" w:sz="0"/>
+              <w:bottom w:val="single" w:color="E5E5E5" w:sz="4"/>
+              <w:right w:val="none" w:color="FFFFFF" w:sz="0"/>
+            </w:tcBorders>
+            <w:tcMar>
+              <w:top w:type="dxa" w:w="80"/>
+              <w:left w:type="dxa" w:w="120"/>
+              <w:bottom w:type="dxa" w:w="80"/>
+              <w:right w:type="dxa" w:w="120"/>
+            </w:tcMar>
+          </w:tcPr>
+          <w:p>
+            <w:pPr>
+              <w:spacing w:after="0" w:before="0" w:line="260"/>
+            </w:pPr>
+            <w:r>
+              <w:rPr>
+                <w:rFonts w:ascii="Franklin Gothic Book" w:cs="Franklin Gothic Book" w:eastAsia="Franklin Gothic Book" w:hAnsi="Franklin Gothic Book"/>
+                <w:b/>
+                <w:bCs/>
+                <w:color w:val="333333"/>
+                <w:sz w:val="20"/>
+                <w:szCs w:val="20"/>
+              </w:rPr>
+              <w:t xml:space="preserve">A delivered Boeing Bump Index or IRI job, or an accepted airfield roughness report</w:t>
+            </w:r>
+          </w:p>
+        </w:tc>
+        <w:tc>
+          <w:tcPr>
+            <w:tcW w:type="dxa" w:w="6880"/>
+            <w:tcBorders>
+              <w:top w:val="single" w:color="E5E5E5" w:sz="4"/>
+              <w:left w:val="none" w:color="FFFFFF" w:sz="0"/>
+              <w:bottom w:val="single" w:color="E5E5E5" w:sz="4"/>
+              <w:right w:val="none" w:color="FFFFFF" w:sz="0"/>
+            </w:tcBorders>
+            <w:tcMar>
+              <w:top w:type="dxa" w:w="80"/>
+              <w:left w:type="dxa" w:w="120"/>
+              <w:bottom w:type="dxa" w:w="80"/>
+              <w:right w:type="dxa" w:w="120"/>
+            </w:tcMar>
+          </w:tcPr>
+          <w:p>
+            <w:pPr>
+              <w:spacing w:after="0" w:before="0" w:line="260"/>
+            </w:pPr>
+            <w:r>
+              <w:rPr>
+                <w:rFonts w:ascii="Franklin Gothic Book" w:cs="Franklin Gothic Book" w:eastAsia="Franklin Gothic Book" w:hAnsi="Franklin Gothic Book"/>
+                <w:color w:val="333333"/>
+                <w:sz w:val="20"/>
+                <w:szCs w:val="20"/>
+              </w:rPr>
+              <w:t xml:space="preserve">The capability is real and it is in TBC. It has not been run here yet, and no reviewing authority has accepted a result from us. Sell the capability, not a record.</w:t>
             </w:r>
           </w:p>
         </w:tc>

--- a/marketing/Parametrix-Mobile-Mapping-Capability-Brochure.docx
+++ b/marketing/Parametrix-Mobile-Mapping-Capability-Brochure.docx
@@ -3682,7 +3682,7 @@
                 <w:sz w:val="19"/>
                 <w:szCs w:val="19"/>
               </w:rPr>
-              <w:t xml:space="preserve">1,000,000 or 2,000,000 points per second, selectable</w:t>
+              <w:t xml:space="preserve">1,000,000 or 2,000,000 points per second, selectable — system total</w:t>
             </w:r>
           </w:p>
         </w:tc>
@@ -3748,7 +3748,7 @@
                 <w:sz w:val="19"/>
                 <w:szCs w:val="19"/>
               </w:rPr>
-              <w:t xml:space="preserve">240 or 400 profiles per second, selectable</w:t>
+              <w:t xml:space="preserve">240 or 400 profiles per second, selectable — system total</w:t>
             </w:r>
           </w:p>
         </w:tc>
@@ -4260,7 +4260,7 @@
                 <w:sz w:val="19"/>
                 <w:szCs w:val="19"/>
               </w:rPr>
-              <w:t xml:space="preserve">12 MP, H 82.0° × V 65.9°, by distance or by time at up to 9 fps</w:t>
+              <w:t xml:space="preserve">12 MP, H 82.9° × V 65.9°, by distance or by time at up to 9 fps</w:t>
             </w:r>
           </w:p>
         </w:tc>
@@ -5327,9 +5327,158 @@
           <w:sz w:val="21"/>
           <w:szCs w:val="21"/>
         </w:rPr>
-        <w:t xml:space="preserve">The primary source held in this repository — 022516737C_TrimbleMX60_SpecSheet_USL_0425_LR_SEC.pdf, the Trimble MX60 Spec Sheet, PN 022516-737C, dated 04/25 — states in its SCANNING table: "Accuracy/Precision  2 mm, 2.5 mm @ 30 m". That is revision C. The revision circulating on distributor sites is 737B, dated 10/24, so the sheet we hold is the newer of the two. The Trimble Geospatial comparison page cited as the source for 1.5 mm could not be reached from the build environment to check it.</w:t>
-      </w:r>
-    </w:p>
+        <w:t xml:space="preserve">Both controlled Trimble documents held here give the same figure, and neither gives 1.5 mm:</w:t>
+      </w:r>
+    </w:p>
+    <w:tbl>
+      <w:tblPr>
+        <w:tblW w:type="dxa" w:w="10080"/>
+        <w:tblBorders>
+          <w:top w:val="none" w:color="FFFFFF" w:sz="0"/>
+          <w:left w:val="none" w:color="FFFFFF" w:sz="0"/>
+          <w:bottom w:val="none" w:color="FFFFFF" w:sz="0"/>
+          <w:right w:val="none" w:color="FFFFFF" w:sz="0"/>
+          <w:insideH w:val="none" w:color="FFFFFF" w:sz="0"/>
+          <w:insideV w:val="none" w:color="FFFFFF" w:sz="0"/>
+        </w:tblBorders>
+      </w:tblPr>
+      <w:tblGrid>
+        <w:gridCol w:w="4200"/>
+        <w:gridCol w:w="5880"/>
+      </w:tblGrid>
+      <w:tr>
+        <w:tc>
+          <w:tcPr>
+            <w:tcW w:type="dxa" w:w="4200"/>
+            <w:tcBorders>
+              <w:top w:val="single" w:color="E5E5E5" w:sz="4"/>
+              <w:left w:val="none" w:color="FFFFFF" w:sz="0"/>
+              <w:bottom w:val="single" w:color="E5E5E5" w:sz="4"/>
+              <w:right w:val="none" w:color="FFFFFF" w:sz="0"/>
+            </w:tcBorders>
+            <w:tcMar>
+              <w:top w:type="dxa" w:w="70"/>
+              <w:left w:type="dxa" w:w="110"/>
+              <w:bottom w:type="dxa" w:w="70"/>
+              <w:right w:type="dxa" w:w="110"/>
+            </w:tcMar>
+          </w:tcPr>
+          <w:p>
+            <w:pPr>
+              <w:spacing w:after="0" w:before="0" w:line="255"/>
+            </w:pPr>
+            <w:r>
+              <w:rPr>
+                <w:rFonts w:ascii="Franklin Gothic Book" w:cs="Franklin Gothic Book" w:eastAsia="Franklin Gothic Book" w:hAnsi="Franklin Gothic Book"/>
+                <w:b/>
+                <w:bCs/>
+                <w:color w:val="333333"/>
+                <w:sz w:val="19"/>
+                <w:szCs w:val="19"/>
+              </w:rPr>
+              <w:t xml:space="preserve">Trimble MX60 Spec Sheet, PN 022516-737C (04/25), SCANNING table</w:t>
+            </w:r>
+          </w:p>
+        </w:tc>
+        <w:tc>
+          <w:tcPr>
+            <w:tcW w:type="dxa" w:w="5880"/>
+            <w:tcBorders>
+              <w:top w:val="single" w:color="E5E5E5" w:sz="4"/>
+              <w:left w:val="none" w:color="FFFFFF" w:sz="0"/>
+              <w:bottom w:val="single" w:color="E5E5E5" w:sz="4"/>
+              <w:right w:val="none" w:color="FFFFFF" w:sz="0"/>
+            </w:tcBorders>
+            <w:tcMar>
+              <w:top w:type="dxa" w:w="70"/>
+              <w:left w:type="dxa" w:w="110"/>
+              <w:bottom w:type="dxa" w:w="70"/>
+              <w:right w:type="dxa" w:w="110"/>
+            </w:tcMar>
+          </w:tcPr>
+          <w:p>
+            <w:pPr>
+              <w:spacing w:after="0" w:before="0" w:line="255"/>
+            </w:pPr>
+            <w:r>
+              <w:rPr>
+                <w:rFonts w:ascii="Franklin Gothic Book" w:cs="Franklin Gothic Book" w:eastAsia="Franklin Gothic Book" w:hAnsi="Franklin Gothic Book"/>
+                <w:color w:val="333333"/>
+                <w:sz w:val="19"/>
+                <w:szCs w:val="19"/>
+              </w:rPr>
+              <w:t xml:space="preserve">"Accuracy/Precision  2 mm, 2.5 mm @ 30 m"</w:t>
+            </w:r>
+          </w:p>
+        </w:tc>
+      </w:tr>
+      <w:tr>
+        <w:tc>
+          <w:tcPr>
+            <w:tcW w:type="dxa" w:w="4200"/>
+            <w:tcBorders>
+              <w:top w:val="single" w:color="E5E5E5" w:sz="4"/>
+              <w:left w:val="none" w:color="FFFFFF" w:sz="0"/>
+              <w:bottom w:val="single" w:color="E5E5E5" w:sz="4"/>
+              <w:right w:val="none" w:color="FFFFFF" w:sz="0"/>
+            </w:tcBorders>
+            <w:tcMar>
+              <w:top w:type="dxa" w:w="70"/>
+              <w:left w:type="dxa" w:w="110"/>
+              <w:bottom w:type="dxa" w:w="70"/>
+              <w:right w:type="dxa" w:w="110"/>
+            </w:tcMar>
+          </w:tcPr>
+          <w:p>
+            <w:pPr>
+              <w:spacing w:after="0" w:before="0" w:line="255"/>
+            </w:pPr>
+            <w:r>
+              <w:rPr>
+                <w:rFonts w:ascii="Franklin Gothic Book" w:cs="Franklin Gothic Book" w:eastAsia="Franklin Gothic Book" w:hAnsi="Franklin Gothic Book"/>
+                <w:b/>
+                <w:bCs/>
+                <w:color w:val="333333"/>
+                <w:sz w:val="19"/>
+                <w:szCs w:val="19"/>
+              </w:rPr>
+              <w:t xml:space="preserve">Trimble MX60 User Guide Rev B (May 2025), p.54</w:t>
+            </w:r>
+          </w:p>
+        </w:tc>
+        <w:tc>
+          <w:tcPr>
+            <w:tcW w:type="dxa" w:w="5880"/>
+            <w:tcBorders>
+              <w:top w:val="single" w:color="E5E5E5" w:sz="4"/>
+              <w:left w:val="none" w:color="FFFFFF" w:sz="0"/>
+              <w:bottom w:val="single" w:color="E5E5E5" w:sz="4"/>
+              <w:right w:val="none" w:color="FFFFFF" w:sz="0"/>
+            </w:tcBorders>
+            <w:tcMar>
+              <w:top w:type="dxa" w:w="70"/>
+              <w:left w:type="dxa" w:w="110"/>
+              <w:bottom w:type="dxa" w:w="70"/>
+              <w:right w:type="dxa" w:w="110"/>
+            </w:tcMar>
+          </w:tcPr>
+          <w:p>
+            <w:pPr>
+              <w:spacing w:after="0" w:before="0" w:line="255"/>
+            </w:pPr>
+            <w:r>
+              <w:rPr>
+                <w:rFonts w:ascii="Franklin Gothic Book" w:cs="Franklin Gothic Book" w:eastAsia="Franklin Gothic Book" w:hAnsi="Franklin Gothic Book"/>
+                <w:color w:val="333333"/>
+                <w:sz w:val="19"/>
+                <w:szCs w:val="19"/>
+              </w:rPr>
+              <w:t xml:space="preserve">"Accuracy 2 mm · Precision 2.5 mm @ 30 m"</w:t>
+            </w:r>
+          </w:p>
+        </w:tc>
+      </w:tr>
+    </w:tbl>
     <w:p>
       <w:pPr>
         <w:spacing w:after="130" w:before="0" w:line="280"/>
@@ -5341,7 +5490,21 @@
           <w:sz w:val="21"/>
           <w:szCs w:val="21"/>
         </w:rPr>
-        <w:t xml:space="preserve">The page therefore carries the spec sheet figure. In a client-facing document, where two sources disagree and one cannot be checked, print the figure that cannot overstate the instrument. If 1.5 mm is confirmed against a current Trimble source, the change takes one line — but confirm it, because this number will be read by agency surveyors.</w:t>
+        <w:t xml:space="preserve">The spec sheet we hold is revision C; the one circulating on distributor sites is 737B, dated 10/24, so ours is the newer. The Trimble Geospatial comparison page cited as the source for 1.5 mm could not be reached from the build environment, but it is a web comparison table rather than a controlled document, and it is contradicted by both of the ones that are.</w:t>
+      </w:r>
+    </w:p>
+    <w:p>
+      <w:pPr>
+        <w:spacing w:after="130" w:before="0" w:line="280"/>
+      </w:pPr>
+      <w:r>
+        <w:rPr>
+          <w:rFonts w:ascii="Franklin Gothic Book" w:cs="Franklin Gothic Book" w:eastAsia="Franklin Gothic Book" w:hAnsi="Franklin Gothic Book"/>
+          <w:color w:val="333333"/>
+          <w:sz w:val="21"/>
+          <w:szCs w:val="21"/>
+        </w:rPr>
+        <w:t xml:space="preserve">The page therefore carries 2.5 mm at 30 m. If 1.5 mm is correct it will appear in a revision of the spec sheet or the user guide, and that revision is what should change this line — not the comparison page. This number will be read by agency surveyors.</w:t>
       </w:r>
     </w:p>
     <w:p>
@@ -5475,7 +5638,7 @@
                 <w:sz w:val="19"/>
                 <w:szCs w:val="19"/>
               </w:rPr>
-              <w:t xml:space="preserve">Two small transcription differences</w:t>
+              <w:t xml:space="preserve">Trimble’s own two documents disagree on small numbers</w:t>
             </w:r>
           </w:p>
         </w:tc>
@@ -5506,12 +5669,34 @@
                 <w:sz w:val="19"/>
                 <w:szCs w:val="19"/>
               </w:rPr>
-              <w:t xml:space="preserve">reference/mx60-reference-data.csv gives the down camera field of view as H 82.9° and the Core focal length as 4.40 mm; the spec sheet gives H 82.0° and 4.44 mm. The brochure follows the spec sheet. The register should be corrected.</w:t>
+              <w:t xml:space="preserve">The user guide gives the down camera field of view as H 82.9° and the Core focal length as 4.40 mm; the spec sheet gives H 82.0° and 4.44 mm. The register already records this as CONFLICT-004 and sets the rule: prefer the user guide, as the revision-tracked controlled document. The page follows that rule. Nothing needs correcting.</w:t>
             </w:r>
           </w:p>
         </w:tc>
       </w:tr>
     </w:tbl>
+    <w:p>
+      <w:r>
+        <w:br w:type="page"/>
+      </w:r>
+    </w:p>
+    <w:p>
+      <w:pPr>
+        <w:shd w:fill="EE3D24" w:color="auto" w:val="clear"/>
+        <w:spacing w:after="160"/>
+      </w:pPr>
+      <w:r>
+        <w:rPr>
+          <w:rFonts w:ascii="Klinic Slab" w:cs="Klinic Slab" w:eastAsia="Klinic Slab" w:hAnsi="Klinic Slab"/>
+          <w:b/>
+          <w:bCs/>
+          <w:color w:val="FFFFFF"/>
+          <w:sz w:val="28"/>
+          <w:szCs w:val="28"/>
+        </w:rPr>
+        <w:t xml:space="preserve">  INTERNAL — REMOVE BEFORE CLIENT ISSUE  </w:t>
+      </w:r>
+    </w:p>
     <w:p>
       <w:pPr>
         <w:pStyle w:val="Heading3"/>
